--- a/extra/report/No.課題3_テストケース.docx
+++ b/extra/report/No.課題3_テストケース.docx
@@ -236,14 +236,7 @@
                 <w:rFonts w:ascii="游ゴシック" w:eastAsia="游ゴシック" w:hAnsi="游ゴシック" w:hint="eastAsia"/>
                 <w:sz w:val="20"/>
               </w:rPr>
-              <w:t>・</w:t>
-            </w:r>
-            <w:r>
-              <w:rPr>
-                <w:rFonts w:ascii="游ゴシック" w:eastAsia="游ゴシック" w:hAnsi="游ゴシック" w:hint="eastAsia"/>
-                <w:sz w:val="20"/>
-              </w:rPr>
-              <w:t>データーベースに登録済みのユーザー情報が表示される</w:t>
+              <w:t>・データーベースに登録済みのユーザー情報が表示される</w:t>
             </w:r>
           </w:p>
         </w:tc>
@@ -385,22 +378,23 @@
         <w:tc>
           <w:tcPr>
             <w:tcW w:w="5355" w:type="dxa"/>
-            <w:vAlign w:val="center"/>
-          </w:tcPr>
-          <w:p>
-            <w:pPr>
-              <w:snapToGrid w:val="0"/>
-              <w:rPr>
-                <w:rFonts w:ascii="游ゴシック" w:eastAsia="游ゴシック" w:hAnsi="游ゴシック"/>
-                <w:sz w:val="20"/>
-              </w:rPr>
-            </w:pPr>
-            <w:r>
-              <w:rPr>
-                <w:rFonts w:ascii="游ゴシック" w:eastAsia="游ゴシック" w:hAnsi="游ゴシック" w:hint="eastAsia"/>
-                <w:sz w:val="20"/>
-              </w:rPr>
-              <w:t>「料金名」を空欄で検索ボタンを押下</w:t>
+            <w:vMerge w:val="restart"/>
+            <w:vAlign w:val="center"/>
+          </w:tcPr>
+          <w:p>
+            <w:pPr>
+              <w:snapToGrid w:val="0"/>
+              <w:rPr>
+                <w:rFonts w:ascii="游ゴシック" w:eastAsia="游ゴシック" w:hAnsi="游ゴシック"/>
+                <w:sz w:val="20"/>
+              </w:rPr>
+            </w:pPr>
+            <w:r>
+              <w:rPr>
+                <w:rFonts w:ascii="游ゴシック" w:eastAsia="游ゴシック" w:hAnsi="游ゴシック" w:hint="eastAsia"/>
+                <w:sz w:val="20"/>
+              </w:rPr>
+              <w:t>ログイン画面を確認する</w:t>
             </w:r>
           </w:p>
         </w:tc>
@@ -413,23 +407,16 @@
             <w:pPr>
               <w:snapToGrid w:val="0"/>
               <w:rPr>
-                <w:rFonts w:ascii="游ゴシック" w:eastAsia="游ゴシック" w:hAnsi="游ゴシック"/>
-                <w:sz w:val="20"/>
-              </w:rPr>
-            </w:pPr>
-            <w:r>
-              <w:rPr>
-                <w:rFonts w:ascii="游ゴシック" w:eastAsia="游ゴシック" w:hAnsi="游ゴシック" w:hint="eastAsia"/>
-                <w:sz w:val="20"/>
-              </w:rPr>
-              <w:t>「料金名」を空欄で検索ボタンを押下したときに存在する</w:t>
-            </w:r>
-            <w:r>
-              <w:rPr>
-                <w:rFonts w:ascii="游ゴシック" w:eastAsia="游ゴシック" w:hAnsi="游ゴシック" w:hint="eastAsia"/>
-                <w:sz w:val="20"/>
-              </w:rPr>
-              <w:t>料金情報が全件取得されて表示される</w:t>
+                <w:rFonts w:ascii="游ゴシック" w:eastAsia="游ゴシック" w:hAnsi="游ゴシック" w:hint="eastAsia"/>
+                <w:sz w:val="20"/>
+              </w:rPr>
+            </w:pPr>
+            <w:r>
+              <w:rPr>
+                <w:rFonts w:ascii="游ゴシック" w:eastAsia="游ゴシック" w:hAnsi="游ゴシック" w:hint="eastAsia"/>
+                <w:sz w:val="20"/>
+              </w:rPr>
+              <w:t>サービスメニューに料金情報管理が存在していること</w:t>
             </w:r>
           </w:p>
         </w:tc>
@@ -511,23 +498,17 @@
         <w:tc>
           <w:tcPr>
             <w:tcW w:w="5355" w:type="dxa"/>
-            <w:vAlign w:val="center"/>
-          </w:tcPr>
-          <w:p>
-            <w:pPr>
-              <w:snapToGrid w:val="0"/>
-              <w:rPr>
-                <w:rFonts w:ascii="游ゴシック" w:eastAsia="游ゴシック" w:hAnsi="游ゴシック"/>
-                <w:sz w:val="20"/>
-              </w:rPr>
-            </w:pPr>
-            <w:r>
-              <w:rPr>
-                <w:rFonts w:ascii="游ゴシック" w:eastAsia="游ゴシック" w:hAnsi="游ゴシック" w:hint="eastAsia"/>
-                <w:sz w:val="20"/>
-              </w:rPr>
-              <w:t>「料金名」に入力しありで検索ボタン押下</w:t>
-            </w:r>
+            <w:vMerge/>
+            <w:vAlign w:val="center"/>
+          </w:tcPr>
+          <w:p>
+            <w:pPr>
+              <w:snapToGrid w:val="0"/>
+              <w:rPr>
+                <w:rFonts w:ascii="游ゴシック" w:eastAsia="游ゴシック" w:hAnsi="游ゴシック"/>
+                <w:sz w:val="20"/>
+              </w:rPr>
+            </w:pPr>
           </w:p>
         </w:tc>
         <w:tc>
@@ -548,63 +529,7 @@
                 <w:rFonts w:ascii="游ゴシック" w:eastAsia="游ゴシック" w:hAnsi="游ゴシック" w:hint="eastAsia"/>
                 <w:sz w:val="20"/>
               </w:rPr>
-              <w:t>「料金名」に</w:t>
-            </w:r>
-            <w:r>
-              <w:rPr>
-                <w:rFonts w:ascii="游ゴシック" w:eastAsia="游ゴシック" w:hAnsi="游ゴシック"/>
-                <w:sz w:val="20"/>
-              </w:rPr>
-              <w:t>”</w:t>
-            </w:r>
-            <w:r>
-              <w:rPr>
-                <w:rFonts w:ascii="游ゴシック" w:eastAsia="游ゴシック" w:hAnsi="游ゴシック" w:hint="eastAsia"/>
-                <w:sz w:val="20"/>
-              </w:rPr>
-              <w:t>通常</w:t>
-            </w:r>
-            <w:r>
-              <w:rPr>
-                <w:rFonts w:ascii="游ゴシック" w:eastAsia="游ゴシック" w:hAnsi="游ゴシック"/>
-                <w:sz w:val="20"/>
-              </w:rPr>
-              <w:t>”</w:t>
-            </w:r>
-            <w:r>
-              <w:rPr>
-                <w:rFonts w:ascii="游ゴシック" w:eastAsia="游ゴシック" w:hAnsi="游ゴシック" w:hint="eastAsia"/>
-                <w:sz w:val="20"/>
-              </w:rPr>
-              <w:t>と入力して検索ボタンを押下したときに、</w:t>
-            </w:r>
-            <w:r>
-              <w:rPr>
-                <w:rFonts w:ascii="游ゴシック" w:eastAsia="游ゴシック" w:hAnsi="游ゴシック"/>
-                <w:sz w:val="20"/>
-              </w:rPr>
-              <w:t>”</w:t>
-            </w:r>
-            <w:r>
-              <w:rPr>
-                <w:rFonts w:ascii="游ゴシック" w:eastAsia="游ゴシック" w:hAnsi="游ゴシック" w:hint="eastAsia"/>
-                <w:sz w:val="20"/>
-              </w:rPr>
-              <w:t>通常</w:t>
-            </w:r>
-            <w:r>
-              <w:rPr>
-                <w:rFonts w:ascii="游ゴシック" w:eastAsia="游ゴシック" w:hAnsi="游ゴシック"/>
-                <w:sz w:val="20"/>
-              </w:rPr>
-              <w:t>”</w:t>
-            </w:r>
-            <w:r>
-              <w:rPr>
-                <w:rFonts w:ascii="游ゴシック" w:eastAsia="游ゴシック" w:hAnsi="游ゴシック" w:hint="eastAsia"/>
-                <w:sz w:val="20"/>
-              </w:rPr>
-              <w:t>と部分一致した料金名を持つ料金情報が表示される</w:t>
+              <w:t>サービスメニューの料金情報管理の文字が灰色であること</w:t>
             </w:r>
           </w:p>
         </w:tc>
@@ -686,16 +611,24 @@
         <w:tc>
           <w:tcPr>
             <w:tcW w:w="5355" w:type="dxa"/>
-            <w:vAlign w:val="center"/>
-          </w:tcPr>
-          <w:p>
-            <w:pPr>
-              <w:snapToGrid w:val="0"/>
-              <w:rPr>
-                <w:rFonts w:ascii="游ゴシック" w:eastAsia="游ゴシック" w:hAnsi="游ゴシック"/>
-                <w:sz w:val="20"/>
-              </w:rPr>
-            </w:pPr>
+            <w:vMerge w:val="restart"/>
+            <w:vAlign w:val="center"/>
+          </w:tcPr>
+          <w:p>
+            <w:pPr>
+              <w:snapToGrid w:val="0"/>
+              <w:rPr>
+                <w:rFonts w:ascii="游ゴシック" w:eastAsia="游ゴシック" w:hAnsi="游ゴシック"/>
+                <w:sz w:val="20"/>
+              </w:rPr>
+            </w:pPr>
+            <w:r>
+              <w:rPr>
+                <w:rFonts w:ascii="游ゴシック" w:eastAsia="游ゴシック" w:hAnsi="游ゴシック" w:hint="eastAsia"/>
+                <w:sz w:val="20"/>
+              </w:rPr>
+              <w:t>トップ画面を確認する</w:t>
+            </w:r>
           </w:p>
         </w:tc>
         <w:tc>
@@ -707,10 +640,17 @@
             <w:pPr>
               <w:snapToGrid w:val="0"/>
               <w:rPr>
-                <w:rFonts w:ascii="游ゴシック" w:eastAsia="游ゴシック" w:hAnsi="游ゴシック"/>
-                <w:sz w:val="20"/>
-              </w:rPr>
-            </w:pPr>
+                <w:rFonts w:ascii="游ゴシック" w:eastAsia="游ゴシック" w:hAnsi="游ゴシック" w:hint="eastAsia"/>
+                <w:sz w:val="20"/>
+              </w:rPr>
+            </w:pPr>
+            <w:r>
+              <w:rPr>
+                <w:rFonts w:ascii="游ゴシック" w:eastAsia="游ゴシック" w:hAnsi="游ゴシック" w:hint="eastAsia"/>
+                <w:sz w:val="20"/>
+              </w:rPr>
+              <w:t>サービスメニューに料金情報管理が存在していること</w:t>
+            </w:r>
           </w:p>
         </w:tc>
         <w:tc>
@@ -791,6 +731,7 @@
         <w:tc>
           <w:tcPr>
             <w:tcW w:w="5355" w:type="dxa"/>
+            <w:vMerge/>
             <w:vAlign w:val="center"/>
           </w:tcPr>
           <w:p>
@@ -816,6 +757,13 @@
                 <w:sz w:val="20"/>
               </w:rPr>
             </w:pPr>
+            <w:r>
+              <w:rPr>
+                <w:rFonts w:ascii="游ゴシック" w:eastAsia="游ゴシック" w:hAnsi="游ゴシック" w:hint="eastAsia"/>
+                <w:sz w:val="20"/>
+              </w:rPr>
+              <w:t>サービスメニューの料金情報管理の文字が灰色であること</w:t>
+            </w:r>
           </w:p>
         </w:tc>
         <w:tc>
@@ -906,6 +854,13 @@
                 <w:sz w:val="20"/>
               </w:rPr>
             </w:pPr>
+            <w:r>
+              <w:rPr>
+                <w:rFonts w:ascii="游ゴシック" w:eastAsia="游ゴシック" w:hAnsi="游ゴシック" w:hint="eastAsia"/>
+                <w:sz w:val="20"/>
+              </w:rPr>
+              <w:t>料金情報画面を確認する</w:t>
+            </w:r>
           </w:p>
         </w:tc>
         <w:tc>
@@ -921,6 +876,34 @@
                 <w:sz w:val="20"/>
               </w:rPr>
             </w:pPr>
+            <w:r>
+              <w:rPr>
+                <w:rFonts w:ascii="游ゴシック" w:eastAsia="游ゴシック" w:hAnsi="游ゴシック" w:hint="eastAsia"/>
+                <w:sz w:val="20"/>
+              </w:rPr>
+              <w:t>サービスメニューの料金情報管理の文字が</w:t>
+            </w:r>
+            <w:r>
+              <w:rPr>
+                <w:rFonts w:ascii="游ゴシック" w:eastAsia="游ゴシック" w:hAnsi="游ゴシック" w:hint="eastAsia"/>
+                <w:sz w:val="20"/>
+              </w:rPr>
+              <w:t>白色</w:t>
+            </w:r>
+            <w:r>
+              <w:rPr>
+                <w:rFonts w:ascii="游ゴシック" w:eastAsia="游ゴシック" w:hAnsi="游ゴシック" w:hint="eastAsia"/>
+                <w:sz w:val="20"/>
+              </w:rPr>
+              <w:t>であるこ</w:t>
+            </w:r>
+            <w:r>
+              <w:rPr>
+                <w:rFonts w:ascii="游ゴシック" w:eastAsia="游ゴシック" w:hAnsi="游ゴシック" w:hint="eastAsia"/>
+                <w:sz w:val="20"/>
+              </w:rPr>
+              <w:t>と</w:t>
+            </w:r>
           </w:p>
         </w:tc>
         <w:tc>
@@ -1007,10 +990,17 @@
             <w:pPr>
               <w:snapToGrid w:val="0"/>
               <w:rPr>
-                <w:rFonts w:ascii="游ゴシック" w:eastAsia="游ゴシック" w:hAnsi="游ゴシック"/>
-                <w:sz w:val="20"/>
-              </w:rPr>
-            </w:pPr>
+                <w:rFonts w:ascii="游ゴシック" w:eastAsia="游ゴシック" w:hAnsi="游ゴシック" w:hint="eastAsia"/>
+                <w:sz w:val="20"/>
+              </w:rPr>
+            </w:pPr>
+            <w:r>
+              <w:rPr>
+                <w:rFonts w:ascii="游ゴシック" w:eastAsia="游ゴシック" w:hAnsi="游ゴシック" w:hint="eastAsia"/>
+                <w:sz w:val="20"/>
+              </w:rPr>
+              <w:t>現在の画面が料金検索画面以外の状態でサービスメニューの料金情報管理を押下する</w:t>
+            </w:r>
           </w:p>
         </w:tc>
         <w:tc>
@@ -1026,6 +1016,13 @@
                 <w:sz w:val="20"/>
               </w:rPr>
             </w:pPr>
+            <w:r>
+              <w:rPr>
+                <w:rFonts w:ascii="游ゴシック" w:eastAsia="游ゴシック" w:hAnsi="游ゴシック" w:hint="eastAsia"/>
+                <w:sz w:val="20"/>
+              </w:rPr>
+              <w:t>料金画面に遷移すること</w:t>
+            </w:r>
           </w:p>
         </w:tc>
         <w:tc>
@@ -1106,16 +1103,24 @@
         <w:tc>
           <w:tcPr>
             <w:tcW w:w="5355" w:type="dxa"/>
-            <w:vAlign w:val="center"/>
-          </w:tcPr>
-          <w:p>
-            <w:pPr>
-              <w:snapToGrid w:val="0"/>
-              <w:rPr>
-                <w:rFonts w:ascii="游ゴシック" w:eastAsia="游ゴシック" w:hAnsi="游ゴシック"/>
-                <w:sz w:val="20"/>
-              </w:rPr>
-            </w:pPr>
+            <w:vMerge w:val="restart"/>
+            <w:vAlign w:val="center"/>
+          </w:tcPr>
+          <w:p>
+            <w:pPr>
+              <w:snapToGrid w:val="0"/>
+              <w:rPr>
+                <w:rFonts w:ascii="游ゴシック" w:eastAsia="游ゴシック" w:hAnsi="游ゴシック"/>
+                <w:sz w:val="20"/>
+              </w:rPr>
+            </w:pPr>
+            <w:r>
+              <w:rPr>
+                <w:rFonts w:ascii="游ゴシック" w:eastAsia="游ゴシック" w:hAnsi="游ゴシック" w:hint="eastAsia"/>
+                <w:sz w:val="20"/>
+              </w:rPr>
+              <w:t>料金検索画面を確認する</w:t>
+            </w:r>
           </w:p>
         </w:tc>
         <w:tc>
@@ -1127,10 +1132,17 @@
             <w:pPr>
               <w:snapToGrid w:val="0"/>
               <w:rPr>
-                <w:rFonts w:ascii="游ゴシック" w:eastAsia="游ゴシック" w:hAnsi="游ゴシック"/>
-                <w:sz w:val="20"/>
-              </w:rPr>
-            </w:pPr>
+                <w:rFonts w:ascii="游ゴシック" w:eastAsia="游ゴシック" w:hAnsi="游ゴシック" w:hint="eastAsia"/>
+                <w:sz w:val="20"/>
+              </w:rPr>
+            </w:pPr>
+            <w:r>
+              <w:rPr>
+                <w:rFonts w:ascii="游ゴシック" w:eastAsia="游ゴシック" w:hAnsi="游ゴシック" w:hint="eastAsia"/>
+                <w:sz w:val="20"/>
+              </w:rPr>
+              <w:t>料金検索のテキストが表示されていること</w:t>
+            </w:r>
           </w:p>
         </w:tc>
         <w:tc>
@@ -1211,6 +1223,7 @@
         <w:tc>
           <w:tcPr>
             <w:tcW w:w="5355" w:type="dxa"/>
+            <w:vMerge/>
             <w:vAlign w:val="center"/>
           </w:tcPr>
           <w:p>
@@ -1232,10 +1245,17 @@
             <w:pPr>
               <w:snapToGrid w:val="0"/>
               <w:rPr>
-                <w:rFonts w:ascii="游ゴシック" w:eastAsia="游ゴシック" w:hAnsi="游ゴシック"/>
-                <w:sz w:val="20"/>
-              </w:rPr>
-            </w:pPr>
+                <w:rFonts w:ascii="游ゴシック" w:eastAsia="游ゴシック" w:hAnsi="游ゴシック" w:hint="eastAsia"/>
+                <w:sz w:val="20"/>
+              </w:rPr>
+            </w:pPr>
+            <w:r>
+              <w:rPr>
+                <w:rFonts w:ascii="游ゴシック" w:eastAsia="游ゴシック" w:hAnsi="游ゴシック" w:hint="eastAsia"/>
+                <w:sz w:val="20"/>
+              </w:rPr>
+              <w:t>料金名のテキストが表示されていること</w:t>
+            </w:r>
           </w:p>
         </w:tc>
         <w:tc>
@@ -1316,6 +1336,7 @@
         <w:tc>
           <w:tcPr>
             <w:tcW w:w="5355" w:type="dxa"/>
+            <w:vMerge/>
             <w:vAlign w:val="center"/>
           </w:tcPr>
           <w:p>
@@ -1341,6 +1362,13 @@
                 <w:sz w:val="20"/>
               </w:rPr>
             </w:pPr>
+            <w:r>
+              <w:rPr>
+                <w:rFonts w:ascii="游ゴシック" w:eastAsia="游ゴシック" w:hAnsi="游ゴシック"/>
+                <w:sz w:val="20"/>
+              </w:rPr>
+              <w:t>料金名のテキストボックススが表示されていること</w:t>
+            </w:r>
           </w:p>
         </w:tc>
         <w:tc>
@@ -1428,6 +1456,7 @@
         <w:tc>
           <w:tcPr>
             <w:tcW w:w="5355" w:type="dxa"/>
+            <w:vMerge/>
             <w:vAlign w:val="center"/>
           </w:tcPr>
           <w:p>
@@ -1453,6 +1482,13 @@
                 <w:sz w:val="20"/>
               </w:rPr>
             </w:pPr>
+            <w:r>
+              <w:rPr>
+                <w:rFonts w:ascii="游ゴシック" w:eastAsia="游ゴシック" w:hAnsi="游ゴシック"/>
+                <w:sz w:val="20"/>
+              </w:rPr>
+              <w:t>検索ボタンが表示されていること</w:t>
+            </w:r>
           </w:p>
         </w:tc>
         <w:tc>
@@ -1550,6 +1586,13 @@
                 <w:sz w:val="20"/>
               </w:rPr>
             </w:pPr>
+            <w:r>
+              <w:rPr>
+                <w:rFonts w:ascii="游ゴシック" w:eastAsia="游ゴシック" w:hAnsi="游ゴシック" w:hint="eastAsia"/>
+                <w:sz w:val="20"/>
+              </w:rPr>
+              <w:t>「料金名」を空欄で検索ボタンを押下</w:t>
+            </w:r>
           </w:p>
         </w:tc>
         <w:tc>
@@ -1565,6 +1608,196 @@
                 <w:sz w:val="20"/>
               </w:rPr>
             </w:pPr>
+            <w:r>
+              <w:rPr>
+                <w:rFonts w:ascii="游ゴシック" w:eastAsia="游ゴシック" w:hAnsi="游ゴシック" w:hint="eastAsia"/>
+                <w:sz w:val="20"/>
+              </w:rPr>
+              <w:t>「料金名」を空欄で検索ボタンを押下したときに存在する料金情報が全件取得されて表示される</w:t>
+            </w:r>
+          </w:p>
+        </w:tc>
+        <w:tc>
+          <w:tcPr>
+            <w:tcW w:w="1050" w:type="dxa"/>
+            <w:vAlign w:val="center"/>
+          </w:tcPr>
+          <w:p>
+            <w:pPr>
+              <w:snapToGrid w:val="0"/>
+              <w:jc w:val="center"/>
+              <w:rPr>
+                <w:rFonts w:ascii="游ゴシック" w:eastAsia="游ゴシック" w:hAnsi="游ゴシック"/>
+                <w:sz w:val="20"/>
+              </w:rPr>
+            </w:pPr>
+          </w:p>
+        </w:tc>
+        <w:tc>
+          <w:tcPr>
+            <w:tcW w:w="945" w:type="dxa"/>
+            <w:vAlign w:val="center"/>
+          </w:tcPr>
+          <w:p>
+            <w:pPr>
+              <w:snapToGrid w:val="0"/>
+              <w:jc w:val="center"/>
+              <w:rPr>
+                <w:rFonts w:ascii="游ゴシック" w:eastAsia="游ゴシック" w:hAnsi="游ゴシック"/>
+                <w:sz w:val="20"/>
+              </w:rPr>
+            </w:pPr>
+          </w:p>
+        </w:tc>
+        <w:tc>
+          <w:tcPr>
+            <w:tcW w:w="2310" w:type="dxa"/>
+            <w:vAlign w:val="center"/>
+          </w:tcPr>
+          <w:p>
+            <w:pPr>
+              <w:snapToGrid w:val="0"/>
+              <w:rPr>
+                <w:rFonts w:ascii="游ゴシック" w:eastAsia="游ゴシック" w:hAnsi="游ゴシック"/>
+                <w:sz w:val="20"/>
+              </w:rPr>
+            </w:pPr>
+          </w:p>
+        </w:tc>
+      </w:tr>
+      <w:tr>
+        <w:trPr>
+          <w:trHeight w:val="567"/>
+        </w:trPr>
+        <w:tc>
+          <w:tcPr>
+            <w:tcW w:w="1050" w:type="dxa"/>
+            <w:vAlign w:val="center"/>
+          </w:tcPr>
+          <w:p>
+            <w:pPr>
+              <w:snapToGrid w:val="0"/>
+              <w:jc w:val="center"/>
+              <w:rPr>
+                <w:rFonts w:ascii="游ゴシック" w:eastAsia="游ゴシック" w:hAnsi="游ゴシック" w:hint="eastAsia"/>
+                <w:sz w:val="20"/>
+              </w:rPr>
+            </w:pPr>
+            <w:r>
+              <w:rPr>
+                <w:rFonts w:ascii="游ゴシック" w:eastAsia="游ゴシック" w:hAnsi="游ゴシック" w:hint="eastAsia"/>
+                <w:sz w:val="20"/>
+              </w:rPr>
+              <w:lastRenderedPageBreak/>
+              <w:t>1</w:t>
+            </w:r>
+            <w:r>
+              <w:rPr>
+                <w:rFonts w:ascii="游ゴシック" w:eastAsia="游ゴシック" w:hAnsi="游ゴシック"/>
+                <w:sz w:val="20"/>
+              </w:rPr>
+              <w:t>2</w:t>
+            </w:r>
+          </w:p>
+        </w:tc>
+        <w:tc>
+          <w:tcPr>
+            <w:tcW w:w="5355" w:type="dxa"/>
+            <w:vAlign w:val="center"/>
+          </w:tcPr>
+          <w:p>
+            <w:pPr>
+              <w:snapToGrid w:val="0"/>
+              <w:rPr>
+                <w:rFonts w:ascii="游ゴシック" w:eastAsia="游ゴシック" w:hAnsi="游ゴシック" w:hint="eastAsia"/>
+                <w:sz w:val="20"/>
+              </w:rPr>
+            </w:pPr>
+            <w:r>
+              <w:rPr>
+                <w:rFonts w:ascii="游ゴシック" w:eastAsia="游ゴシック" w:hAnsi="游ゴシック" w:hint="eastAsia"/>
+                <w:sz w:val="20"/>
+              </w:rPr>
+              <w:t>「料金名」に入力しありで検索ボタン押下</w:t>
+            </w:r>
+          </w:p>
+        </w:tc>
+        <w:tc>
+          <w:tcPr>
+            <w:tcW w:w="4935" w:type="dxa"/>
+            <w:vAlign w:val="center"/>
+          </w:tcPr>
+          <w:p>
+            <w:pPr>
+              <w:snapToGrid w:val="0"/>
+              <w:rPr>
+                <w:rFonts w:ascii="游ゴシック" w:eastAsia="游ゴシック" w:hAnsi="游ゴシック" w:hint="eastAsia"/>
+                <w:sz w:val="20"/>
+              </w:rPr>
+            </w:pPr>
+            <w:r>
+              <w:rPr>
+                <w:rFonts w:ascii="游ゴシック" w:eastAsia="游ゴシック" w:hAnsi="游ゴシック" w:hint="eastAsia"/>
+                <w:sz w:val="20"/>
+              </w:rPr>
+              <w:t>「料金名」に</w:t>
+            </w:r>
+            <w:r>
+              <w:rPr>
+                <w:rFonts w:ascii="游ゴシック" w:eastAsia="游ゴシック" w:hAnsi="游ゴシック"/>
+                <w:sz w:val="20"/>
+              </w:rPr>
+              <w:t>”</w:t>
+            </w:r>
+            <w:r>
+              <w:rPr>
+                <w:rFonts w:ascii="游ゴシック" w:eastAsia="游ゴシック" w:hAnsi="游ゴシック" w:hint="eastAsia"/>
+                <w:sz w:val="20"/>
+              </w:rPr>
+              <w:t>通常</w:t>
+            </w:r>
+            <w:r>
+              <w:rPr>
+                <w:rFonts w:ascii="游ゴシック" w:eastAsia="游ゴシック" w:hAnsi="游ゴシック"/>
+                <w:sz w:val="20"/>
+              </w:rPr>
+              <w:t>”</w:t>
+            </w:r>
+            <w:r>
+              <w:rPr>
+                <w:rFonts w:ascii="游ゴシック" w:eastAsia="游ゴシック" w:hAnsi="游ゴシック" w:hint="eastAsia"/>
+                <w:sz w:val="20"/>
+              </w:rPr>
+              <w:t>と入力して検索ボタンを押下したときに、</w:t>
+            </w:r>
+            <w:r>
+              <w:rPr>
+                <w:rFonts w:ascii="游ゴシック" w:eastAsia="游ゴシック" w:hAnsi="游ゴシック"/>
+                <w:sz w:val="20"/>
+              </w:rPr>
+              <w:t>”</w:t>
+            </w:r>
+            <w:r>
+              <w:rPr>
+                <w:rFonts w:ascii="游ゴシック" w:eastAsia="游ゴシック" w:hAnsi="游ゴシック" w:hint="eastAsia"/>
+                <w:sz w:val="20"/>
+              </w:rPr>
+              <w:t>通常</w:t>
+            </w:r>
+            <w:r>
+              <w:rPr>
+                <w:rFonts w:ascii="游ゴシック" w:eastAsia="游ゴシック" w:hAnsi="游ゴシック"/>
+                <w:sz w:val="20"/>
+              </w:rPr>
+              <w:t>”</w:t>
+            </w:r>
+            <w:r>
+              <w:rPr>
+                <w:rFonts w:ascii="游ゴシック" w:eastAsia="游ゴシック" w:hAnsi="游ゴシック" w:hint="eastAsia"/>
+                <w:sz w:val="20"/>
+              </w:rPr>
+              <w:t>と部分一致した料金名を持つ料金情報が表示される</w:t>
+            </w:r>
           </w:p>
         </w:tc>
         <w:tc>
@@ -1622,6 +1855,9 @@
         <w:snapToGrid w:val="0"/>
         <w:spacing w:line="20" w:lineRule="atLeast"/>
         <w:jc w:val="left"/>
+        <w:rPr>
+          <w:rFonts w:hint="eastAsia"/>
+        </w:rPr>
       </w:pPr>
       <w:bookmarkStart w:id="0" w:name="_GoBack"/>
       <w:bookmarkEnd w:id="0"/>
@@ -3307,6 +3543,21 @@
 </file>
 
 <file path=customXml/item1.xml><?xml version="1.0" encoding="utf-8"?>
+<p:properties xmlns:p="http://schemas.microsoft.com/office/2006/metadata/properties" xmlns:xsi="http://www.w3.org/2001/XMLSchema-instance" xmlns:pc="http://schemas.microsoft.com/office/infopath/2007/PartnerControls">
+  <documentManagement/>
+</p:properties>
+</file>
+
+<file path=customXml/item2.xml><?xml version="1.0" encoding="utf-8"?>
+<?mso-contentType ?>
+<FormTemplates xmlns="http://schemas.microsoft.com/sharepoint/v3/contenttype/forms">
+  <Display>DocumentLibraryForm</Display>
+  <Edit>DocumentLibraryForm</Edit>
+  <New>DocumentLibraryForm</New>
+</FormTemplates>
+</file>
+
+<file path=customXml/item3.xml><?xml version="1.0" encoding="utf-8"?>
 <ct:contentTypeSchema xmlns:ct="http://schemas.microsoft.com/office/2006/metadata/contentType" xmlns:ma="http://schemas.microsoft.com/office/2006/metadata/properties/metaAttributes" ct:_="" ma:_="" ma:contentTypeName="ドキュメント" ma:contentTypeID="0x010100C424317A42AA8449A97AAE94730ED181" ma:contentTypeVersion="6" ma:contentTypeDescription="新しいドキュメントを作成します。" ma:contentTypeScope="" ma:versionID="9df5c7ff725c9e365f8a8503f6029c6b">
   <xsd:schema xmlns:xsd="http://www.w3.org/2001/XMLSchema" xmlns:xs="http://www.w3.org/2001/XMLSchema" xmlns:p="http://schemas.microsoft.com/office/2006/metadata/properties" xmlns:ns2="dab87824-9c6b-4a08-9c96-9c9ea904f12c" targetNamespace="http://schemas.microsoft.com/office/2006/metadata/properties" ma:root="true" ma:fieldsID="98e3d8fd3bbedc5b58bd9df00d6be37e" ns2:_="">
     <xsd:import namespace="dab87824-9c6b-4a08-9c96-9c9ea904f12c"/>
@@ -3464,22 +3715,24 @@
 </ct:contentTypeSchema>
 </file>
 
-<file path=customXml/item2.xml><?xml version="1.0" encoding="utf-8"?>
-<?mso-contentType ?>
-<FormTemplates xmlns="http://schemas.microsoft.com/sharepoint/v3/contenttype/forms">
-  <Display>DocumentLibraryForm</Display>
-  <Edit>DocumentLibraryForm</Edit>
-  <New>DocumentLibraryForm</New>
-</FormTemplates>
+<file path=customXml/itemProps1.xml><?xml version="1.0" encoding="utf-8"?>
+<ds:datastoreItem xmlns:ds="http://schemas.openxmlformats.org/officeDocument/2006/customXml" ds:itemID="{659CE7E0-3E2F-4787-B142-08E029C04E10}">
+  <ds:schemaRefs>
+    <ds:schemaRef ds:uri="http://schemas.microsoft.com/office/2006/metadata/properties"/>
+    <ds:schemaRef ds:uri="http://schemas.microsoft.com/office/infopath/2007/PartnerControls"/>
+  </ds:schemaRefs>
+</ds:datastoreItem>
 </file>
 
-<file path=customXml/item3.xml><?xml version="1.0" encoding="utf-8"?>
-<p:properties xmlns:p="http://schemas.microsoft.com/office/2006/metadata/properties" xmlns:xsi="http://www.w3.org/2001/XMLSchema-instance" xmlns:pc="http://schemas.microsoft.com/office/infopath/2007/PartnerControls">
-  <documentManagement/>
-</p:properties>
+<file path=customXml/itemProps2.xml><?xml version="1.0" encoding="utf-8"?>
+<ds:datastoreItem xmlns:ds="http://schemas.openxmlformats.org/officeDocument/2006/customXml" ds:itemID="{F4DA52B9-D4DF-4BEC-A5A3-5484E5EB747B}">
+  <ds:schemaRefs>
+    <ds:schemaRef ds:uri="http://schemas.microsoft.com/sharepoint/v3/contenttype/forms"/>
+  </ds:schemaRefs>
+</ds:datastoreItem>
 </file>
 
-<file path=customXml/itemProps1.xml><?xml version="1.0" encoding="utf-8"?>
+<file path=customXml/itemProps3.xml><?xml version="1.0" encoding="utf-8"?>
 <ds:datastoreItem xmlns:ds="http://schemas.openxmlformats.org/officeDocument/2006/customXml" ds:itemID="{76261B67-5531-4ED1-B087-165B04D1226E}">
   <ds:schemaRefs>
     <ds:schemaRef ds:uri="http://schemas.microsoft.com/office/2006/metadata/contentType"/>
@@ -3495,21 +3748,4 @@
     <ds:schemaRef ds:uri="http://schemas.microsoft.com/internal/obd"/>
   </ds:schemaRefs>
 </ds:datastoreItem>
-</file>
-
-<file path=customXml/itemProps2.xml><?xml version="1.0" encoding="utf-8"?>
-<ds:datastoreItem xmlns:ds="http://schemas.openxmlformats.org/officeDocument/2006/customXml" ds:itemID="{F4DA52B9-D4DF-4BEC-A5A3-5484E5EB747B}">
-  <ds:schemaRefs>
-    <ds:schemaRef ds:uri="http://schemas.microsoft.com/sharepoint/v3/contenttype/forms"/>
-  </ds:schemaRefs>
-</ds:datastoreItem>
-</file>
-
-<file path=customXml/itemProps3.xml><?xml version="1.0" encoding="utf-8"?>
-<ds:datastoreItem xmlns:ds="http://schemas.openxmlformats.org/officeDocument/2006/customXml" ds:itemID="{659CE7E0-3E2F-4787-B142-08E029C04E10}">
-  <ds:schemaRefs>
-    <ds:schemaRef ds:uri="http://schemas.microsoft.com/office/2006/metadata/properties"/>
-    <ds:schemaRef ds:uri="http://schemas.microsoft.com/office/infopath/2007/PartnerControls"/>
-  </ds:schemaRefs>
-</ds:datastoreItem>
 </file>
--- a/extra/report/No.課題3_テストケース.docx
+++ b/extra/report/No.課題3_テストケース.docx
@@ -1553,7 +1553,7 @@
               <w:snapToGrid w:val="0"/>
               <w:jc w:val="center"/>
               <w:rPr>
-                <w:rFonts w:ascii="游ゴシック" w:eastAsia="游ゴシック" w:hAnsi="游ゴシック"/>
+                <w:rFonts w:ascii="游ゴシック" w:eastAsia="游ゴシック" w:hAnsi="游ゴシック" w:hint="eastAsia"/>
                 <w:sz w:val="20"/>
               </w:rPr>
             </w:pPr>
@@ -1576,23 +1576,17 @@
         <w:tc>
           <w:tcPr>
             <w:tcW w:w="5355" w:type="dxa"/>
-            <w:vAlign w:val="center"/>
-          </w:tcPr>
-          <w:p>
-            <w:pPr>
-              <w:snapToGrid w:val="0"/>
-              <w:rPr>
-                <w:rFonts w:ascii="游ゴシック" w:eastAsia="游ゴシック" w:hAnsi="游ゴシック"/>
-                <w:sz w:val="20"/>
-              </w:rPr>
-            </w:pPr>
-            <w:r>
-              <w:rPr>
-                <w:rFonts w:ascii="游ゴシック" w:eastAsia="游ゴシック" w:hAnsi="游ゴシック" w:hint="eastAsia"/>
-                <w:sz w:val="20"/>
-              </w:rPr>
-              <w:t>「料金名」を空欄で検索ボタンを押下</w:t>
-            </w:r>
+            <w:vMerge/>
+            <w:vAlign w:val="center"/>
+          </w:tcPr>
+          <w:p>
+            <w:pPr>
+              <w:snapToGrid w:val="0"/>
+              <w:rPr>
+                <w:rFonts w:ascii="游ゴシック" w:eastAsia="游ゴシック" w:hAnsi="游ゴシック"/>
+                <w:sz w:val="20"/>
+              </w:rPr>
+            </w:pPr>
           </w:p>
         </w:tc>
         <w:tc>
@@ -1610,10 +1604,10 @@
             </w:pPr>
             <w:r>
               <w:rPr>
-                <w:rFonts w:ascii="游ゴシック" w:eastAsia="游ゴシック" w:hAnsi="游ゴシック" w:hint="eastAsia"/>
-                <w:sz w:val="20"/>
-              </w:rPr>
-              <w:t>「料金名」を空欄で検索ボタンを押下したときに存在する料金情報が全件取得されて表示される</w:t>
+                <w:rFonts w:ascii="游ゴシック" w:eastAsia="游ゴシック" w:hAnsi="游ゴシック"/>
+                <w:sz w:val="20"/>
+              </w:rPr>
+              <w:t>登録がリンクで表示されていること</w:t>
             </w:r>
           </w:p>
         </w:tc>
@@ -1679,7 +1673,7 @@
               <w:snapToGrid w:val="0"/>
               <w:jc w:val="center"/>
               <w:rPr>
-                <w:rFonts w:ascii="游ゴシック" w:eastAsia="游ゴシック" w:hAnsi="游ゴシック" w:hint="eastAsia"/>
+                <w:rFonts w:ascii="游ゴシック" w:eastAsia="游ゴシック" w:hAnsi="游ゴシック"/>
                 <w:sz w:val="20"/>
               </w:rPr>
             </w:pPr>
@@ -1709,6 +1703,200 @@
             <w:pPr>
               <w:snapToGrid w:val="0"/>
               <w:rPr>
+                <w:rFonts w:ascii="游ゴシック" w:eastAsia="游ゴシック" w:hAnsi="游ゴシック"/>
+                <w:sz w:val="20"/>
+              </w:rPr>
+            </w:pPr>
+            <w:r>
+              <w:rPr>
+                <w:rFonts w:ascii="游ゴシック" w:eastAsia="游ゴシック" w:hAnsi="游ゴシック" w:hint="eastAsia"/>
+                <w:sz w:val="20"/>
+              </w:rPr>
+              <w:t>「料金名」を空欄で検索ボタンを押下</w:t>
+            </w:r>
+          </w:p>
+        </w:tc>
+        <w:tc>
+          <w:tcPr>
+            <w:tcW w:w="4935" w:type="dxa"/>
+            <w:vAlign w:val="center"/>
+          </w:tcPr>
+          <w:p>
+            <w:pPr>
+              <w:snapToGrid w:val="0"/>
+              <w:rPr>
+                <w:rFonts w:ascii="游ゴシック" w:eastAsia="游ゴシック" w:hAnsi="游ゴシック"/>
+                <w:sz w:val="20"/>
+              </w:rPr>
+            </w:pPr>
+            <w:r>
+              <w:rPr>
+                <w:rFonts w:ascii="游ゴシック" w:eastAsia="游ゴシック" w:hAnsi="游ゴシック" w:hint="eastAsia"/>
+                <w:sz w:val="20"/>
+              </w:rPr>
+              <w:t>「料金名」を空欄で検索ボタンを押下したときに</w:t>
+            </w:r>
+            <w:r>
+              <w:rPr>
+                <w:rFonts w:ascii="游ゴシック" w:eastAsia="游ゴシック" w:hAnsi="游ゴシック" w:hint="eastAsia"/>
+                <w:sz w:val="20"/>
+              </w:rPr>
+              <w:t>、検索結果画面に遷移し</w:t>
+            </w:r>
+            <w:r>
+              <w:rPr>
+                <w:rFonts w:ascii="游ゴシック" w:eastAsia="游ゴシック" w:hAnsi="游ゴシック" w:hint="eastAsia"/>
+                <w:sz w:val="20"/>
+              </w:rPr>
+              <w:t>存在する料金情報が全件取得されて表示される</w:t>
+            </w:r>
+          </w:p>
+          <w:p>
+            <w:pPr>
+              <w:snapToGrid w:val="0"/>
+              <w:rPr>
+                <w:rFonts w:ascii="游ゴシック" w:eastAsia="游ゴシック" w:hAnsi="游ゴシック" w:hint="eastAsia"/>
+                <w:sz w:val="20"/>
+              </w:rPr>
+            </w:pPr>
+            <w:r>
+              <w:rPr>
+                <w:rFonts w:ascii="游ゴシック" w:eastAsia="游ゴシック" w:hAnsi="游ゴシック" w:hint="eastAsia"/>
+                <w:sz w:val="20"/>
+              </w:rPr>
+              <w:t>料金情報</w:t>
+            </w:r>
+            <w:r>
+              <w:rPr>
+                <w:rFonts w:ascii="游ゴシック" w:eastAsia="游ゴシック" w:hAnsi="游ゴシック" w:hint="eastAsia"/>
+                <w:sz w:val="20"/>
+              </w:rPr>
+              <w:t>が存在しない場合は</w:t>
+            </w:r>
+            <w:r>
+              <w:rPr>
+                <w:rFonts w:ascii="游ゴシック" w:eastAsia="游ゴシック" w:hAnsi="游ゴシック"/>
+                <w:sz w:val="20"/>
+              </w:rPr>
+              <w:t>”</w:t>
+            </w:r>
+            <w:r>
+              <w:rPr>
+                <w:rFonts w:ascii="Segoe UI" w:hAnsi="Segoe UI" w:cs="Segoe UI"/>
+                <w:color w:val="212529"/>
+                <w:shd w:val="clear" w:color="auto" w:fill="FFFFFF"/>
+              </w:rPr>
+              <w:t>該当する情報が見つかりませんでした。</w:t>
+            </w:r>
+            <w:r>
+              <w:rPr>
+                <w:rFonts w:ascii="Segoe UI" w:hAnsi="Segoe UI" w:cs="Segoe UI"/>
+                <w:color w:val="212529"/>
+                <w:shd w:val="clear" w:color="auto" w:fill="FFFFFF"/>
+              </w:rPr>
+              <w:t>”</w:t>
+            </w:r>
+            <w:r>
+              <w:rPr>
+                <w:rFonts w:ascii="Segoe UI" w:hAnsi="Segoe UI" w:cs="Segoe UI" w:hint="eastAsia"/>
+                <w:color w:val="212529"/>
+                <w:shd w:val="clear" w:color="auto" w:fill="FFFFFF"/>
+              </w:rPr>
+              <w:t>と表示される</w:t>
+            </w:r>
+          </w:p>
+        </w:tc>
+        <w:tc>
+          <w:tcPr>
+            <w:tcW w:w="1050" w:type="dxa"/>
+            <w:vAlign w:val="center"/>
+          </w:tcPr>
+          <w:p>
+            <w:pPr>
+              <w:snapToGrid w:val="0"/>
+              <w:jc w:val="center"/>
+              <w:rPr>
+                <w:rFonts w:ascii="游ゴシック" w:eastAsia="游ゴシック" w:hAnsi="游ゴシック"/>
+                <w:sz w:val="20"/>
+              </w:rPr>
+            </w:pPr>
+          </w:p>
+        </w:tc>
+        <w:tc>
+          <w:tcPr>
+            <w:tcW w:w="945" w:type="dxa"/>
+            <w:vAlign w:val="center"/>
+          </w:tcPr>
+          <w:p>
+            <w:pPr>
+              <w:snapToGrid w:val="0"/>
+              <w:jc w:val="center"/>
+              <w:rPr>
+                <w:rFonts w:ascii="游ゴシック" w:eastAsia="游ゴシック" w:hAnsi="游ゴシック"/>
+                <w:sz w:val="20"/>
+              </w:rPr>
+            </w:pPr>
+          </w:p>
+        </w:tc>
+        <w:tc>
+          <w:tcPr>
+            <w:tcW w:w="2310" w:type="dxa"/>
+            <w:vAlign w:val="center"/>
+          </w:tcPr>
+          <w:p>
+            <w:pPr>
+              <w:snapToGrid w:val="0"/>
+              <w:rPr>
+                <w:rFonts w:ascii="游ゴシック" w:eastAsia="游ゴシック" w:hAnsi="游ゴシック"/>
+                <w:sz w:val="20"/>
+              </w:rPr>
+            </w:pPr>
+          </w:p>
+        </w:tc>
+      </w:tr>
+      <w:tr>
+        <w:trPr>
+          <w:trHeight w:val="567"/>
+        </w:trPr>
+        <w:tc>
+          <w:tcPr>
+            <w:tcW w:w="1050" w:type="dxa"/>
+            <w:vAlign w:val="center"/>
+          </w:tcPr>
+          <w:p>
+            <w:pPr>
+              <w:snapToGrid w:val="0"/>
+              <w:jc w:val="center"/>
+              <w:rPr>
+                <w:rFonts w:ascii="游ゴシック" w:eastAsia="游ゴシック" w:hAnsi="游ゴシック" w:hint="eastAsia"/>
+                <w:sz w:val="20"/>
+              </w:rPr>
+            </w:pPr>
+            <w:r>
+              <w:rPr>
+                <w:rFonts w:ascii="游ゴシック" w:eastAsia="游ゴシック" w:hAnsi="游ゴシック" w:hint="eastAsia"/>
+                <w:sz w:val="20"/>
+              </w:rPr>
+              <w:t>1</w:t>
+            </w:r>
+            <w:r>
+              <w:rPr>
+                <w:rFonts w:ascii="游ゴシック" w:eastAsia="游ゴシック" w:hAnsi="游ゴシック"/>
+                <w:sz w:val="20"/>
+              </w:rPr>
+              <w:t>3</w:t>
+            </w:r>
+          </w:p>
+        </w:tc>
+        <w:tc>
+          <w:tcPr>
+            <w:tcW w:w="5355" w:type="dxa"/>
+            <w:vAlign w:val="center"/>
+          </w:tcPr>
+          <w:p>
+            <w:pPr>
+              <w:snapToGrid w:val="0"/>
+              <w:rPr>
                 <w:rFonts w:ascii="游ゴシック" w:eastAsia="游ゴシック" w:hAnsi="游ゴシック" w:hint="eastAsia"/>
                 <w:sz w:val="20"/>
               </w:rPr>
@@ -1731,7 +1919,7 @@
             <w:pPr>
               <w:snapToGrid w:val="0"/>
               <w:rPr>
-                <w:rFonts w:ascii="游ゴシック" w:eastAsia="游ゴシック" w:hAnsi="游ゴシック" w:hint="eastAsia"/>
+                <w:rFonts w:ascii="游ゴシック" w:eastAsia="游ゴシック" w:hAnsi="游ゴシック"/>
                 <w:sz w:val="20"/>
               </w:rPr>
             </w:pPr>
@@ -1772,6 +1960,20 @@
             </w:r>
             <w:r>
               <w:rPr>
+                <w:rFonts w:ascii="游ゴシック" w:eastAsia="游ゴシック" w:hAnsi="游ゴシック" w:hint="eastAsia"/>
+                <w:sz w:val="20"/>
+              </w:rPr>
+              <w:t>検索結果画面に遷移し”</w:t>
+            </w:r>
+            <w:r>
+              <w:rPr>
+                <w:rFonts w:ascii="游ゴシック" w:eastAsia="游ゴシック" w:hAnsi="游ゴシック" w:hint="eastAsia"/>
+                <w:sz w:val="20"/>
+              </w:rPr>
+              <w:t>通常</w:t>
+            </w:r>
+            <w:r>
+              <w:rPr>
                 <w:rFonts w:ascii="游ゴシック" w:eastAsia="游ゴシック" w:hAnsi="游ゴシック"/>
                 <w:sz w:val="20"/>
               </w:rPr>
@@ -1782,7 +1984,23 @@
                 <w:rFonts w:ascii="游ゴシック" w:eastAsia="游ゴシック" w:hAnsi="游ゴシック" w:hint="eastAsia"/>
                 <w:sz w:val="20"/>
               </w:rPr>
-              <w:t>通常</w:t>
+              <w:t>と部分一致した料金名を持つ料金情報が表示される</w:t>
+            </w:r>
+          </w:p>
+          <w:p>
+            <w:pPr>
+              <w:snapToGrid w:val="0"/>
+              <w:rPr>
+                <w:rFonts w:ascii="游ゴシック" w:eastAsia="游ゴシック" w:hAnsi="游ゴシック" w:hint="eastAsia"/>
+                <w:sz w:val="20"/>
+              </w:rPr>
+            </w:pPr>
+            <w:r>
+              <w:rPr>
+                <w:rFonts w:ascii="游ゴシック" w:eastAsia="游ゴシック" w:hAnsi="游ゴシック" w:hint="eastAsia"/>
+                <w:sz w:val="20"/>
+              </w:rPr>
+              <w:t>料金情報が存在しない場合は</w:t>
             </w:r>
             <w:r>
               <w:rPr>
@@ -1793,10 +2011,663 @@
             </w:r>
             <w:r>
               <w:rPr>
-                <w:rFonts w:ascii="游ゴシック" w:eastAsia="游ゴシック" w:hAnsi="游ゴシック" w:hint="eastAsia"/>
-                <w:sz w:val="20"/>
-              </w:rPr>
-              <w:t>と部分一致した料金名を持つ料金情報が表示される</w:t>
+                <w:rFonts w:ascii="Segoe UI" w:hAnsi="Segoe UI" w:cs="Segoe UI"/>
+                <w:color w:val="212529"/>
+                <w:shd w:val="clear" w:color="auto" w:fill="FFFFFF"/>
+              </w:rPr>
+              <w:t>該当する情報が見つかりませんでした。</w:t>
+            </w:r>
+            <w:r>
+              <w:rPr>
+                <w:rFonts w:ascii="Segoe UI" w:hAnsi="Segoe UI" w:cs="Segoe UI"/>
+                <w:color w:val="212529"/>
+                <w:shd w:val="clear" w:color="auto" w:fill="FFFFFF"/>
+              </w:rPr>
+              <w:t>”</w:t>
+            </w:r>
+            <w:r>
+              <w:rPr>
+                <w:rFonts w:ascii="Segoe UI" w:hAnsi="Segoe UI" w:cs="Segoe UI" w:hint="eastAsia"/>
+                <w:color w:val="212529"/>
+                <w:shd w:val="clear" w:color="auto" w:fill="FFFFFF"/>
+              </w:rPr>
+              <w:t>と表示される</w:t>
+            </w:r>
+          </w:p>
+        </w:tc>
+        <w:tc>
+          <w:tcPr>
+            <w:tcW w:w="1050" w:type="dxa"/>
+            <w:vAlign w:val="center"/>
+          </w:tcPr>
+          <w:p>
+            <w:pPr>
+              <w:snapToGrid w:val="0"/>
+              <w:jc w:val="center"/>
+              <w:rPr>
+                <w:rFonts w:ascii="游ゴシック" w:eastAsia="游ゴシック" w:hAnsi="游ゴシック"/>
+                <w:sz w:val="20"/>
+              </w:rPr>
+            </w:pPr>
+          </w:p>
+        </w:tc>
+        <w:tc>
+          <w:tcPr>
+            <w:tcW w:w="945" w:type="dxa"/>
+            <w:vAlign w:val="center"/>
+          </w:tcPr>
+          <w:p>
+            <w:pPr>
+              <w:snapToGrid w:val="0"/>
+              <w:jc w:val="center"/>
+              <w:rPr>
+                <w:rFonts w:ascii="游ゴシック" w:eastAsia="游ゴシック" w:hAnsi="游ゴシック"/>
+                <w:sz w:val="20"/>
+              </w:rPr>
+            </w:pPr>
+          </w:p>
+        </w:tc>
+        <w:tc>
+          <w:tcPr>
+            <w:tcW w:w="2310" w:type="dxa"/>
+            <w:vAlign w:val="center"/>
+          </w:tcPr>
+          <w:p>
+            <w:pPr>
+              <w:snapToGrid w:val="0"/>
+              <w:rPr>
+                <w:rFonts w:ascii="游ゴシック" w:eastAsia="游ゴシック" w:hAnsi="游ゴシック"/>
+                <w:sz w:val="20"/>
+              </w:rPr>
+            </w:pPr>
+          </w:p>
+        </w:tc>
+      </w:tr>
+      <w:tr>
+        <w:trPr>
+          <w:trHeight w:val="567"/>
+        </w:trPr>
+        <w:tc>
+          <w:tcPr>
+            <w:tcW w:w="1050" w:type="dxa"/>
+            <w:vAlign w:val="center"/>
+          </w:tcPr>
+          <w:p>
+            <w:pPr>
+              <w:snapToGrid w:val="0"/>
+              <w:jc w:val="center"/>
+              <w:rPr>
+                <w:rFonts w:ascii="游ゴシック" w:eastAsia="游ゴシック" w:hAnsi="游ゴシック" w:hint="eastAsia"/>
+                <w:sz w:val="20"/>
+              </w:rPr>
+            </w:pPr>
+            <w:r>
+              <w:rPr>
+                <w:rFonts w:ascii="游ゴシック" w:eastAsia="游ゴシック" w:hAnsi="游ゴシック" w:hint="eastAsia"/>
+                <w:sz w:val="20"/>
+              </w:rPr>
+              <w:t>1</w:t>
+            </w:r>
+            <w:r>
+              <w:rPr>
+                <w:rFonts w:ascii="游ゴシック" w:eastAsia="游ゴシック" w:hAnsi="游ゴシック"/>
+                <w:sz w:val="20"/>
+              </w:rPr>
+              <w:t>4</w:t>
+            </w:r>
+          </w:p>
+        </w:tc>
+        <w:tc>
+          <w:tcPr>
+            <w:tcW w:w="5355" w:type="dxa"/>
+            <w:vMerge w:val="restart"/>
+            <w:vAlign w:val="center"/>
+          </w:tcPr>
+          <w:p>
+            <w:pPr>
+              <w:snapToGrid w:val="0"/>
+              <w:rPr>
+                <w:rFonts w:ascii="游ゴシック" w:eastAsia="游ゴシック" w:hAnsi="游ゴシック" w:hint="eastAsia"/>
+                <w:sz w:val="20"/>
+              </w:rPr>
+            </w:pPr>
+            <w:r>
+              <w:rPr>
+                <w:rFonts w:ascii="游ゴシック" w:eastAsia="游ゴシック" w:hAnsi="游ゴシック" w:hint="eastAsia"/>
+                <w:sz w:val="20"/>
+              </w:rPr>
+              <w:t>料金検索結果画面を確認すること</w:t>
+            </w:r>
+          </w:p>
+        </w:tc>
+        <w:tc>
+          <w:tcPr>
+            <w:tcW w:w="4935" w:type="dxa"/>
+            <w:vAlign w:val="center"/>
+          </w:tcPr>
+          <w:p>
+            <w:pPr>
+              <w:snapToGrid w:val="0"/>
+              <w:rPr>
+                <w:rFonts w:ascii="游ゴシック" w:eastAsia="游ゴシック" w:hAnsi="游ゴシック" w:hint="eastAsia"/>
+                <w:sz w:val="20"/>
+              </w:rPr>
+            </w:pPr>
+            <w:r>
+              <w:rPr>
+                <w:rFonts w:ascii="游ゴシック" w:eastAsia="游ゴシック" w:hAnsi="游ゴシック" w:hint="eastAsia"/>
+                <w:sz w:val="20"/>
+              </w:rPr>
+              <w:t>サービスメニューに料金情報管理が存在していること</w:t>
+            </w:r>
+          </w:p>
+        </w:tc>
+        <w:tc>
+          <w:tcPr>
+            <w:tcW w:w="1050" w:type="dxa"/>
+            <w:vAlign w:val="center"/>
+          </w:tcPr>
+          <w:p>
+            <w:pPr>
+              <w:snapToGrid w:val="0"/>
+              <w:jc w:val="center"/>
+              <w:rPr>
+                <w:rFonts w:ascii="游ゴシック" w:eastAsia="游ゴシック" w:hAnsi="游ゴシック"/>
+                <w:sz w:val="20"/>
+              </w:rPr>
+            </w:pPr>
+          </w:p>
+        </w:tc>
+        <w:tc>
+          <w:tcPr>
+            <w:tcW w:w="945" w:type="dxa"/>
+            <w:vAlign w:val="center"/>
+          </w:tcPr>
+          <w:p>
+            <w:pPr>
+              <w:snapToGrid w:val="0"/>
+              <w:jc w:val="center"/>
+              <w:rPr>
+                <w:rFonts w:ascii="游ゴシック" w:eastAsia="游ゴシック" w:hAnsi="游ゴシック"/>
+                <w:sz w:val="20"/>
+              </w:rPr>
+            </w:pPr>
+          </w:p>
+        </w:tc>
+        <w:tc>
+          <w:tcPr>
+            <w:tcW w:w="2310" w:type="dxa"/>
+            <w:vAlign w:val="center"/>
+          </w:tcPr>
+          <w:p>
+            <w:pPr>
+              <w:snapToGrid w:val="0"/>
+              <w:rPr>
+                <w:rFonts w:ascii="游ゴシック" w:eastAsia="游ゴシック" w:hAnsi="游ゴシック"/>
+                <w:sz w:val="20"/>
+              </w:rPr>
+            </w:pPr>
+          </w:p>
+        </w:tc>
+      </w:tr>
+      <w:tr>
+        <w:trPr>
+          <w:trHeight w:val="567"/>
+        </w:trPr>
+        <w:tc>
+          <w:tcPr>
+            <w:tcW w:w="1050" w:type="dxa"/>
+            <w:vAlign w:val="center"/>
+          </w:tcPr>
+          <w:p>
+            <w:pPr>
+              <w:snapToGrid w:val="0"/>
+              <w:jc w:val="center"/>
+              <w:rPr>
+                <w:rFonts w:ascii="游ゴシック" w:eastAsia="游ゴシック" w:hAnsi="游ゴシック" w:hint="eastAsia"/>
+                <w:sz w:val="20"/>
+              </w:rPr>
+            </w:pPr>
+            <w:r>
+              <w:rPr>
+                <w:rFonts w:ascii="游ゴシック" w:eastAsia="游ゴシック" w:hAnsi="游ゴシック" w:hint="eastAsia"/>
+                <w:sz w:val="20"/>
+              </w:rPr>
+              <w:t>1</w:t>
+            </w:r>
+            <w:r>
+              <w:rPr>
+                <w:rFonts w:ascii="游ゴシック" w:eastAsia="游ゴシック" w:hAnsi="游ゴシック"/>
+                <w:sz w:val="20"/>
+              </w:rPr>
+              <w:t>5</w:t>
+            </w:r>
+          </w:p>
+        </w:tc>
+        <w:tc>
+          <w:tcPr>
+            <w:tcW w:w="5355" w:type="dxa"/>
+            <w:vMerge/>
+            <w:vAlign w:val="center"/>
+          </w:tcPr>
+          <w:p>
+            <w:pPr>
+              <w:snapToGrid w:val="0"/>
+              <w:rPr>
+                <w:rFonts w:ascii="游ゴシック" w:eastAsia="游ゴシック" w:hAnsi="游ゴシック" w:hint="eastAsia"/>
+                <w:sz w:val="20"/>
+              </w:rPr>
+            </w:pPr>
+          </w:p>
+        </w:tc>
+        <w:tc>
+          <w:tcPr>
+            <w:tcW w:w="4935" w:type="dxa"/>
+            <w:vAlign w:val="center"/>
+          </w:tcPr>
+          <w:p>
+            <w:pPr>
+              <w:snapToGrid w:val="0"/>
+              <w:rPr>
+                <w:rFonts w:ascii="游ゴシック" w:eastAsia="游ゴシック" w:hAnsi="游ゴシック" w:hint="eastAsia"/>
+                <w:sz w:val="20"/>
+              </w:rPr>
+            </w:pPr>
+            <w:r>
+              <w:rPr>
+                <w:rFonts w:ascii="游ゴシック" w:eastAsia="游ゴシック" w:hAnsi="游ゴシック" w:hint="eastAsia"/>
+                <w:sz w:val="20"/>
+              </w:rPr>
+              <w:t>サービスメニューの料金情報管理の文字が</w:t>
+            </w:r>
+            <w:r>
+              <w:rPr>
+                <w:rFonts w:ascii="游ゴシック" w:eastAsia="游ゴシック" w:hAnsi="游ゴシック" w:hint="eastAsia"/>
+                <w:sz w:val="20"/>
+              </w:rPr>
+              <w:t>白色で</w:t>
+            </w:r>
+            <w:r>
+              <w:rPr>
+                <w:rFonts w:ascii="游ゴシック" w:eastAsia="游ゴシック" w:hAnsi="游ゴシック" w:hint="eastAsia"/>
+                <w:sz w:val="20"/>
+              </w:rPr>
+              <w:t>ること</w:t>
+            </w:r>
+          </w:p>
+        </w:tc>
+        <w:tc>
+          <w:tcPr>
+            <w:tcW w:w="1050" w:type="dxa"/>
+            <w:vAlign w:val="center"/>
+          </w:tcPr>
+          <w:p>
+            <w:pPr>
+              <w:snapToGrid w:val="0"/>
+              <w:jc w:val="center"/>
+              <w:rPr>
+                <w:rFonts w:ascii="游ゴシック" w:eastAsia="游ゴシック" w:hAnsi="游ゴシック"/>
+                <w:sz w:val="20"/>
+              </w:rPr>
+            </w:pPr>
+          </w:p>
+        </w:tc>
+        <w:tc>
+          <w:tcPr>
+            <w:tcW w:w="945" w:type="dxa"/>
+            <w:vAlign w:val="center"/>
+          </w:tcPr>
+          <w:p>
+            <w:pPr>
+              <w:snapToGrid w:val="0"/>
+              <w:jc w:val="center"/>
+              <w:rPr>
+                <w:rFonts w:ascii="游ゴシック" w:eastAsia="游ゴシック" w:hAnsi="游ゴシック"/>
+                <w:sz w:val="20"/>
+              </w:rPr>
+            </w:pPr>
+          </w:p>
+        </w:tc>
+        <w:tc>
+          <w:tcPr>
+            <w:tcW w:w="2310" w:type="dxa"/>
+            <w:vAlign w:val="center"/>
+          </w:tcPr>
+          <w:p>
+            <w:pPr>
+              <w:snapToGrid w:val="0"/>
+              <w:rPr>
+                <w:rFonts w:ascii="游ゴシック" w:eastAsia="游ゴシック" w:hAnsi="游ゴシック"/>
+                <w:sz w:val="20"/>
+              </w:rPr>
+            </w:pPr>
+          </w:p>
+        </w:tc>
+      </w:tr>
+      <w:tr>
+        <w:trPr>
+          <w:trHeight w:val="567"/>
+        </w:trPr>
+        <w:tc>
+          <w:tcPr>
+            <w:tcW w:w="1050" w:type="dxa"/>
+            <w:vAlign w:val="center"/>
+          </w:tcPr>
+          <w:p>
+            <w:pPr>
+              <w:snapToGrid w:val="0"/>
+              <w:jc w:val="center"/>
+              <w:rPr>
+                <w:rFonts w:ascii="游ゴシック" w:eastAsia="游ゴシック" w:hAnsi="游ゴシック" w:hint="eastAsia"/>
+                <w:sz w:val="20"/>
+              </w:rPr>
+            </w:pPr>
+            <w:r>
+              <w:rPr>
+                <w:rFonts w:ascii="游ゴシック" w:eastAsia="游ゴシック" w:hAnsi="游ゴシック" w:hint="eastAsia"/>
+                <w:sz w:val="20"/>
+              </w:rPr>
+              <w:t>1</w:t>
+            </w:r>
+            <w:r>
+              <w:rPr>
+                <w:rFonts w:ascii="游ゴシック" w:eastAsia="游ゴシック" w:hAnsi="游ゴシック"/>
+                <w:sz w:val="20"/>
+              </w:rPr>
+              <w:t>6</w:t>
+            </w:r>
+          </w:p>
+        </w:tc>
+        <w:tc>
+          <w:tcPr>
+            <w:tcW w:w="5355" w:type="dxa"/>
+            <w:vMerge/>
+            <w:vAlign w:val="center"/>
+          </w:tcPr>
+          <w:p>
+            <w:pPr>
+              <w:snapToGrid w:val="0"/>
+              <w:rPr>
+                <w:rFonts w:ascii="游ゴシック" w:eastAsia="游ゴシック" w:hAnsi="游ゴシック" w:hint="eastAsia"/>
+                <w:sz w:val="20"/>
+              </w:rPr>
+            </w:pPr>
+          </w:p>
+        </w:tc>
+        <w:tc>
+          <w:tcPr>
+            <w:tcW w:w="4935" w:type="dxa"/>
+            <w:vAlign w:val="center"/>
+          </w:tcPr>
+          <w:p>
+            <w:pPr>
+              <w:snapToGrid w:val="0"/>
+              <w:rPr>
+                <w:rFonts w:ascii="游ゴシック" w:eastAsia="游ゴシック" w:hAnsi="游ゴシック" w:hint="eastAsia"/>
+                <w:sz w:val="20"/>
+              </w:rPr>
+            </w:pPr>
+            <w:r>
+              <w:rPr>
+                <w:rFonts w:ascii="游ゴシック" w:eastAsia="游ゴシック" w:hAnsi="游ゴシック" w:hint="eastAsia"/>
+                <w:sz w:val="20"/>
+              </w:rPr>
+              <w:t>戻るボタンが表示されていること</w:t>
+            </w:r>
+          </w:p>
+        </w:tc>
+        <w:tc>
+          <w:tcPr>
+            <w:tcW w:w="1050" w:type="dxa"/>
+            <w:vAlign w:val="center"/>
+          </w:tcPr>
+          <w:p>
+            <w:pPr>
+              <w:snapToGrid w:val="0"/>
+              <w:jc w:val="center"/>
+              <w:rPr>
+                <w:rFonts w:ascii="游ゴシック" w:eastAsia="游ゴシック" w:hAnsi="游ゴシック"/>
+                <w:sz w:val="20"/>
+              </w:rPr>
+            </w:pPr>
+          </w:p>
+        </w:tc>
+        <w:tc>
+          <w:tcPr>
+            <w:tcW w:w="945" w:type="dxa"/>
+            <w:vAlign w:val="center"/>
+          </w:tcPr>
+          <w:p>
+            <w:pPr>
+              <w:snapToGrid w:val="0"/>
+              <w:jc w:val="center"/>
+              <w:rPr>
+                <w:rFonts w:ascii="游ゴシック" w:eastAsia="游ゴシック" w:hAnsi="游ゴシック"/>
+                <w:sz w:val="20"/>
+              </w:rPr>
+            </w:pPr>
+          </w:p>
+        </w:tc>
+        <w:tc>
+          <w:tcPr>
+            <w:tcW w:w="2310" w:type="dxa"/>
+            <w:vAlign w:val="center"/>
+          </w:tcPr>
+          <w:p>
+            <w:pPr>
+              <w:snapToGrid w:val="0"/>
+              <w:rPr>
+                <w:rFonts w:ascii="游ゴシック" w:eastAsia="游ゴシック" w:hAnsi="游ゴシック"/>
+                <w:sz w:val="20"/>
+              </w:rPr>
+            </w:pPr>
+          </w:p>
+        </w:tc>
+      </w:tr>
+      <w:tr>
+        <w:trPr>
+          <w:trHeight w:val="567"/>
+        </w:trPr>
+        <w:tc>
+          <w:tcPr>
+            <w:tcW w:w="1050" w:type="dxa"/>
+            <w:vAlign w:val="center"/>
+          </w:tcPr>
+          <w:p>
+            <w:pPr>
+              <w:snapToGrid w:val="0"/>
+              <w:jc w:val="center"/>
+              <w:rPr>
+                <w:rFonts w:ascii="游ゴシック" w:eastAsia="游ゴシック" w:hAnsi="游ゴシック" w:hint="eastAsia"/>
+                <w:sz w:val="20"/>
+              </w:rPr>
+            </w:pPr>
+            <w:r>
+              <w:rPr>
+                <w:rFonts w:ascii="游ゴシック" w:eastAsia="游ゴシック" w:hAnsi="游ゴシック" w:hint="eastAsia"/>
+                <w:sz w:val="20"/>
+              </w:rPr>
+              <w:t>1</w:t>
+            </w:r>
+            <w:r>
+              <w:rPr>
+                <w:rFonts w:ascii="游ゴシック" w:eastAsia="游ゴシック" w:hAnsi="游ゴシック"/>
+                <w:sz w:val="20"/>
+              </w:rPr>
+              <w:t>7</w:t>
+            </w:r>
+          </w:p>
+        </w:tc>
+        <w:tc>
+          <w:tcPr>
+            <w:tcW w:w="5355" w:type="dxa"/>
+            <w:vMerge/>
+            <w:vAlign w:val="center"/>
+          </w:tcPr>
+          <w:p>
+            <w:pPr>
+              <w:snapToGrid w:val="0"/>
+              <w:rPr>
+                <w:rFonts w:ascii="游ゴシック" w:eastAsia="游ゴシック" w:hAnsi="游ゴシック" w:hint="eastAsia"/>
+                <w:sz w:val="20"/>
+              </w:rPr>
+            </w:pPr>
+          </w:p>
+        </w:tc>
+        <w:tc>
+          <w:tcPr>
+            <w:tcW w:w="4935" w:type="dxa"/>
+            <w:vAlign w:val="center"/>
+          </w:tcPr>
+          <w:p>
+            <w:pPr>
+              <w:snapToGrid w:val="0"/>
+              <w:rPr>
+                <w:rFonts w:ascii="游ゴシック" w:eastAsia="游ゴシック" w:hAnsi="游ゴシック" w:hint="eastAsia"/>
+                <w:sz w:val="20"/>
+              </w:rPr>
+            </w:pPr>
+            <w:r>
+              <w:rPr>
+                <w:rFonts w:ascii="游ゴシック" w:eastAsia="游ゴシック" w:hAnsi="游ゴシック" w:hint="eastAsia"/>
+                <w:sz w:val="20"/>
+              </w:rPr>
+              <w:t>料金番号欄にある番号がリンクになっていること</w:t>
+            </w:r>
+          </w:p>
+        </w:tc>
+        <w:tc>
+          <w:tcPr>
+            <w:tcW w:w="1050" w:type="dxa"/>
+            <w:vAlign w:val="center"/>
+          </w:tcPr>
+          <w:p>
+            <w:pPr>
+              <w:snapToGrid w:val="0"/>
+              <w:jc w:val="center"/>
+              <w:rPr>
+                <w:rFonts w:ascii="游ゴシック" w:eastAsia="游ゴシック" w:hAnsi="游ゴシック"/>
+                <w:sz w:val="20"/>
+              </w:rPr>
+            </w:pPr>
+          </w:p>
+        </w:tc>
+        <w:tc>
+          <w:tcPr>
+            <w:tcW w:w="945" w:type="dxa"/>
+            <w:vAlign w:val="center"/>
+          </w:tcPr>
+          <w:p>
+            <w:pPr>
+              <w:snapToGrid w:val="0"/>
+              <w:jc w:val="center"/>
+              <w:rPr>
+                <w:rFonts w:ascii="游ゴシック" w:eastAsia="游ゴシック" w:hAnsi="游ゴシック"/>
+                <w:sz w:val="20"/>
+              </w:rPr>
+            </w:pPr>
+          </w:p>
+        </w:tc>
+        <w:tc>
+          <w:tcPr>
+            <w:tcW w:w="2310" w:type="dxa"/>
+            <w:vAlign w:val="center"/>
+          </w:tcPr>
+          <w:p>
+            <w:pPr>
+              <w:snapToGrid w:val="0"/>
+              <w:rPr>
+                <w:rFonts w:ascii="游ゴシック" w:eastAsia="游ゴシック" w:hAnsi="游ゴシック"/>
+                <w:sz w:val="20"/>
+              </w:rPr>
+            </w:pPr>
+            <w:r>
+              <w:rPr>
+                <w:rFonts w:ascii="游ゴシック" w:eastAsia="游ゴシック" w:hAnsi="游ゴシック" w:hint="eastAsia"/>
+                <w:sz w:val="20"/>
+              </w:rPr>
+              <w:t>今回は機能をなにも作っていない為、表示だけを確認</w:t>
+            </w:r>
+            <w:bookmarkStart w:id="0" w:name="_GoBack"/>
+            <w:bookmarkEnd w:id="0"/>
+          </w:p>
+        </w:tc>
+      </w:tr>
+      <w:tr>
+        <w:trPr>
+          <w:trHeight w:val="567"/>
+        </w:trPr>
+        <w:tc>
+          <w:tcPr>
+            <w:tcW w:w="1050" w:type="dxa"/>
+            <w:vAlign w:val="center"/>
+          </w:tcPr>
+          <w:p>
+            <w:pPr>
+              <w:snapToGrid w:val="0"/>
+              <w:jc w:val="center"/>
+              <w:rPr>
+                <w:rFonts w:ascii="游ゴシック" w:eastAsia="游ゴシック" w:hAnsi="游ゴシック" w:hint="eastAsia"/>
+                <w:sz w:val="20"/>
+              </w:rPr>
+            </w:pPr>
+            <w:r>
+              <w:rPr>
+                <w:rFonts w:ascii="游ゴシック" w:eastAsia="游ゴシック" w:hAnsi="游ゴシック" w:hint="eastAsia"/>
+                <w:sz w:val="20"/>
+              </w:rPr>
+              <w:t>1</w:t>
+            </w:r>
+            <w:r>
+              <w:rPr>
+                <w:rFonts w:ascii="游ゴシック" w:eastAsia="游ゴシック" w:hAnsi="游ゴシック"/>
+                <w:sz w:val="20"/>
+              </w:rPr>
+              <w:t>8</w:t>
+            </w:r>
+          </w:p>
+        </w:tc>
+        <w:tc>
+          <w:tcPr>
+            <w:tcW w:w="5355" w:type="dxa"/>
+            <w:vAlign w:val="center"/>
+          </w:tcPr>
+          <w:p>
+            <w:pPr>
+              <w:snapToGrid w:val="0"/>
+              <w:rPr>
+                <w:rFonts w:ascii="游ゴシック" w:eastAsia="游ゴシック" w:hAnsi="游ゴシック" w:hint="eastAsia"/>
+                <w:sz w:val="20"/>
+              </w:rPr>
+            </w:pPr>
+            <w:r>
+              <w:rPr>
+                <w:rFonts w:ascii="游ゴシック" w:eastAsia="游ゴシック" w:hAnsi="游ゴシック" w:hint="eastAsia"/>
+                <w:sz w:val="20"/>
+              </w:rPr>
+              <w:t>料金検索結果画面の「戻る」ボタンを押下する</w:t>
+            </w:r>
+          </w:p>
+        </w:tc>
+        <w:tc>
+          <w:tcPr>
+            <w:tcW w:w="4935" w:type="dxa"/>
+            <w:vAlign w:val="center"/>
+          </w:tcPr>
+          <w:p>
+            <w:pPr>
+              <w:snapToGrid w:val="0"/>
+              <w:rPr>
+                <w:rFonts w:ascii="游ゴシック" w:eastAsia="游ゴシック" w:hAnsi="游ゴシック" w:hint="eastAsia"/>
+                <w:sz w:val="20"/>
+              </w:rPr>
+            </w:pPr>
+            <w:r>
+              <w:rPr>
+                <w:rFonts w:ascii="游ゴシック" w:eastAsia="游ゴシック" w:hAnsi="游ゴシック" w:hint="eastAsia"/>
+                <w:sz w:val="20"/>
+              </w:rPr>
+              <w:t>「戻る」ボタンをクリックしたときに料金検索画面に遷移される</w:t>
             </w:r>
           </w:p>
         </w:tc>
@@ -1859,12 +2730,10 @@
           <w:rFonts w:hint="eastAsia"/>
         </w:rPr>
       </w:pPr>
-      <w:bookmarkStart w:id="0" w:name="_GoBack"/>
-      <w:bookmarkEnd w:id="0"/>
     </w:p>
     <w:sectPr>
-      <w:headerReference w:type="default" r:id="rId10"/>
-      <w:footerReference w:type="even" r:id="rId11"/>
+      <w:headerReference w:type="default" r:id="rId11"/>
+      <w:footerReference w:type="even" r:id="rId12"/>
       <w:type w:val="continuous"/>
       <w:pgSz w:w="16838" w:h="11906" w:orient="landscape" w:code="9"/>
       <w:pgMar w:top="1134" w:right="567" w:bottom="397" w:left="567" w:header="510" w:footer="397" w:gutter="794"/>
@@ -3715,6 +4584,10 @@
 </ct:contentTypeSchema>
 </file>
 
+<file path=customXml/item4.xml><?xml version="1.0" encoding="utf-8"?>
+<b:Sources xmlns:b="http://schemas.openxmlformats.org/officeDocument/2006/bibliography" xmlns="http://schemas.openxmlformats.org/officeDocument/2006/bibliography" SelectedStyle="\APASixthEditionOfficeOnline.xsl" StyleName="APA" Version="6"/>
+</file>
+
 <file path=customXml/itemProps1.xml><?xml version="1.0" encoding="utf-8"?>
 <ds:datastoreItem xmlns:ds="http://schemas.openxmlformats.org/officeDocument/2006/customXml" ds:itemID="{659CE7E0-3E2F-4787-B142-08E029C04E10}">
   <ds:schemaRefs>
@@ -3748,4 +4621,12 @@
     <ds:schemaRef ds:uri="http://schemas.microsoft.com/internal/obd"/>
   </ds:schemaRefs>
 </ds:datastoreItem>
+</file>
+
+<file path=customXml/itemProps4.xml><?xml version="1.0" encoding="utf-8"?>
+<ds:datastoreItem xmlns:ds="http://schemas.openxmlformats.org/officeDocument/2006/customXml" ds:itemID="{CB4B3A4C-F78C-41FE-94CC-459FADACEFB9}">
+  <ds:schemaRefs>
+    <ds:schemaRef ds:uri="http://schemas.openxmlformats.org/officeDocument/2006/bibliography"/>
+  </ds:schemaRefs>
+</ds:datastoreItem>
 </file>
--- a/extra/report/No.課題3_テストケース.docx
+++ b/extra/report/No.課題3_テストケース.docx
@@ -1782,7 +1782,7 @@
             </w:r>
             <w:r>
               <w:rPr>
-                <w:rFonts w:ascii="Segoe UI" w:hAnsi="Segoe UI" w:cs="Segoe UI"/>
+                <w:rFonts w:ascii="游ゴシック" w:eastAsia="游ゴシック" w:hAnsi="游ゴシック" w:cs="Segoe UI"/>
                 <w:color w:val="212529"/>
                 <w:shd w:val="clear" w:color="auto" w:fill="FFFFFF"/>
               </w:rPr>
@@ -1790,7 +1790,7 @@
             </w:r>
             <w:r>
               <w:rPr>
-                <w:rFonts w:ascii="Segoe UI" w:hAnsi="Segoe UI" w:cs="Segoe UI"/>
+                <w:rFonts w:ascii="游ゴシック" w:eastAsia="游ゴシック" w:hAnsi="游ゴシック" w:cs="Segoe UI"/>
                 <w:color w:val="212529"/>
                 <w:shd w:val="clear" w:color="auto" w:fill="FFFFFF"/>
               </w:rPr>
@@ -1798,7 +1798,7 @@
             </w:r>
             <w:r>
               <w:rPr>
-                <w:rFonts w:ascii="Segoe UI" w:hAnsi="Segoe UI" w:cs="Segoe UI" w:hint="eastAsia"/>
+                <w:rFonts w:ascii="游ゴシック" w:eastAsia="游ゴシック" w:hAnsi="游ゴシック" w:cs="Segoe UI" w:hint="eastAsia"/>
                 <w:color w:val="212529"/>
                 <w:shd w:val="clear" w:color="auto" w:fill="FFFFFF"/>
               </w:rPr>
@@ -2011,23 +2011,15 @@
             </w:r>
             <w:r>
               <w:rPr>
-                <w:rFonts w:ascii="Segoe UI" w:hAnsi="Segoe UI" w:cs="Segoe UI"/>
+                <w:rFonts w:ascii="游ゴシック" w:eastAsia="游ゴシック" w:hAnsi="游ゴシック" w:cs="Segoe UI"/>
                 <w:color w:val="212529"/>
                 <w:shd w:val="clear" w:color="auto" w:fill="FFFFFF"/>
               </w:rPr>
-              <w:t>該当する情報が見つかりませんでした。</w:t>
-            </w:r>
-            <w:r>
-              <w:rPr>
-                <w:rFonts w:ascii="Segoe UI" w:hAnsi="Segoe UI" w:cs="Segoe UI"/>
-                <w:color w:val="212529"/>
-                <w:shd w:val="clear" w:color="auto" w:fill="FFFFFF"/>
-              </w:rPr>
-              <w:t>”</w:t>
-            </w:r>
-            <w:r>
-              <w:rPr>
-                <w:rFonts w:ascii="Segoe UI" w:hAnsi="Segoe UI" w:cs="Segoe UI" w:hint="eastAsia"/>
+              <w:t>該当する情報が見つかりませんでした。”</w:t>
+            </w:r>
+            <w:r>
+              <w:rPr>
+                <w:rFonts w:ascii="游ゴシック" w:eastAsia="游ゴシック" w:hAnsi="游ゴシック" w:cs="Segoe UI" w:hint="eastAsia"/>
                 <w:color w:val="212529"/>
                 <w:shd w:val="clear" w:color="auto" w:fill="FFFFFF"/>
               </w:rPr>
@@ -2103,14 +2095,14 @@
             </w:pPr>
             <w:r>
               <w:rPr>
-                <w:rFonts w:ascii="游ゴシック" w:eastAsia="游ゴシック" w:hAnsi="游ゴシック" w:hint="eastAsia"/>
+                <w:rFonts w:ascii="游ゴシック" w:eastAsia="游ゴシック" w:hAnsi="游ゴシック"/>
                 <w:sz w:val="20"/>
               </w:rPr>
               <w:t>1</w:t>
             </w:r>
             <w:r>
               <w:rPr>
-                <w:rFonts w:ascii="游ゴシック" w:eastAsia="游ゴシック" w:hAnsi="游ゴシック"/>
+                <w:rFonts w:ascii="游ゴシック" w:eastAsia="游ゴシック" w:hAnsi="游ゴシック" w:hint="eastAsia"/>
                 <w:sz w:val="20"/>
               </w:rPr>
               <w:t>4</w:t>
@@ -2126,6 +2118,7 @@
           <w:p>
             <w:pPr>
               <w:snapToGrid w:val="0"/>
+              <w:jc w:val="left"/>
               <w:rPr>
                 <w:rFonts w:ascii="游ゴシック" w:eastAsia="游ゴシック" w:hAnsi="游ゴシック" w:hint="eastAsia"/>
                 <w:sz w:val="20"/>
@@ -2149,17 +2142,109 @@
             <w:pPr>
               <w:snapToGrid w:val="0"/>
               <w:rPr>
-                <w:rFonts w:ascii="游ゴシック" w:eastAsia="游ゴシック" w:hAnsi="游ゴシック" w:hint="eastAsia"/>
-                <w:sz w:val="20"/>
-              </w:rPr>
-            </w:pPr>
-            <w:r>
-              <w:rPr>
-                <w:rFonts w:ascii="游ゴシック" w:eastAsia="游ゴシック" w:hAnsi="游ゴシック" w:hint="eastAsia"/>
-                <w:sz w:val="20"/>
-              </w:rPr>
-              <w:t>サービスメニューに料金情報管理が存在していること</w:t>
-            </w:r>
+                <w:rFonts w:ascii="游ゴシック" w:eastAsia="游ゴシック" w:hAnsi="游ゴシック"/>
+                <w:sz w:val="20"/>
+              </w:rPr>
+            </w:pPr>
+            <w:r>
+              <w:rPr>
+                <w:rFonts w:ascii="游ゴシック" w:eastAsia="游ゴシック" w:hAnsi="游ゴシック" w:hint="eastAsia"/>
+                <w:sz w:val="20"/>
+              </w:rPr>
+              <w:t>料金番号、料金名月額料金、適用開始日、適用終了日がテーブルのヘッドとして表示される</w:t>
+            </w:r>
+          </w:p>
+          <w:p>
+            <w:pPr>
+              <w:snapToGrid w:val="0"/>
+              <w:rPr>
+                <w:rFonts w:ascii="游ゴシック" w:eastAsia="游ゴシック" w:hAnsi="游ゴシック"/>
+                <w:sz w:val="20"/>
+              </w:rPr>
+            </w:pPr>
+            <w:r>
+              <w:rPr>
+                <w:rFonts w:ascii="游ゴシック" w:eastAsia="游ゴシック" w:hAnsi="游ゴシック" w:hint="eastAsia"/>
+                <w:sz w:val="20"/>
+              </w:rPr>
+              <w:t>料金情報が存在する場合はヘッド項目の下にそれぞに対応した情報が表示され、料金情報が存在しない場合は</w:t>
+            </w:r>
+            <w:r>
+              <w:rPr>
+                <w:rFonts w:ascii="游ゴシック" w:eastAsia="游ゴシック" w:hAnsi="游ゴシック"/>
+                <w:sz w:val="20"/>
+              </w:rPr>
+              <w:t>”</w:t>
+            </w:r>
+            <w:r>
+              <w:rPr>
+                <w:rFonts w:ascii="游ゴシック" w:eastAsia="游ゴシック" w:hAnsi="游ゴシック" w:cs="Segoe UI"/>
+                <w:color w:val="212529"/>
+                <w:shd w:val="clear" w:color="auto" w:fill="FFFFFF"/>
+              </w:rPr>
+              <w:t>該当する情報が見つかりませんでした。”</w:t>
+            </w:r>
+            <w:r>
+              <w:rPr>
+                <w:rFonts w:ascii="游ゴシック" w:eastAsia="游ゴシック" w:hAnsi="游ゴシック" w:cs="Segoe UI" w:hint="eastAsia"/>
+                <w:color w:val="212529"/>
+                <w:shd w:val="clear" w:color="auto" w:fill="FFFFFF"/>
+              </w:rPr>
+              <w:t>と表示される</w:t>
+            </w:r>
+          </w:p>
+          <w:p>
+            <w:pPr>
+              <w:snapToGrid w:val="0"/>
+              <w:rPr>
+                <w:rFonts w:ascii="游ゴシック" w:eastAsia="游ゴシック" w:hAnsi="游ゴシック" w:hint="eastAsia"/>
+                <w:sz w:val="20"/>
+              </w:rPr>
+            </w:pPr>
+            <w:r>
+              <w:rPr>
+                <w:rFonts w:ascii="游ゴシック" w:eastAsia="游ゴシック" w:hAnsi="游ゴシック" w:hint="eastAsia"/>
+                <w:sz w:val="20"/>
+              </w:rPr>
+              <w:t>適用終了日</w:t>
+            </w:r>
+            <w:r>
+              <w:rPr>
+                <w:rFonts w:ascii="游ゴシック" w:eastAsia="游ゴシック" w:hAnsi="游ゴシック" w:hint="eastAsia"/>
+                <w:sz w:val="20"/>
+              </w:rPr>
+              <w:t>のみ</w:t>
+            </w:r>
+            <w:r>
+              <w:rPr>
+                <w:rFonts w:ascii="游ゴシック" w:eastAsia="游ゴシック" w:hAnsi="游ゴシック" w:hint="eastAsia"/>
+                <w:sz w:val="20"/>
+              </w:rPr>
+              <w:t>情報が存在しない場合</w:t>
+            </w:r>
+            <w:r>
+              <w:rPr>
+                <w:rFonts w:ascii="游ゴシック" w:eastAsia="游ゴシック" w:hAnsi="游ゴシック" w:hint="eastAsia"/>
+                <w:sz w:val="20"/>
+              </w:rPr>
+              <w:t>は</w:t>
+            </w:r>
+            <w:r>
+              <w:rPr>
+                <w:rFonts w:ascii="游ゴシック" w:eastAsia="游ゴシック" w:hAnsi="游ゴシック" w:hint="eastAsia"/>
+                <w:sz w:val="20"/>
+              </w:rPr>
+              <w:t>なにも表示されない</w:t>
+            </w:r>
+            <w:r>
+              <w:rPr>
+                <w:rFonts w:ascii="游ゴシック" w:eastAsia="游ゴシック" w:hAnsi="游ゴシック" w:hint="eastAsia"/>
+                <w:sz w:val="20"/>
+              </w:rPr>
+              <w:t>ことを許容</w:t>
+            </w:r>
+            <w:bookmarkStart w:id="0" w:name="_GoBack"/>
+            <w:bookmarkEnd w:id="0"/>
           </w:p>
         </w:tc>
         <w:tc>
@@ -2203,7 +2288,7 @@
             <w:pPr>
               <w:snapToGrid w:val="0"/>
               <w:rPr>
-                <w:rFonts w:ascii="游ゴシック" w:eastAsia="游ゴシック" w:hAnsi="游ゴシック"/>
+                <w:rFonts w:ascii="游ゴシック" w:eastAsia="游ゴシック" w:hAnsi="游ゴシック" w:hint="eastAsia"/>
                 <w:sz w:val="20"/>
               </w:rPr>
             </w:pPr>
@@ -2253,6 +2338,7 @@
           <w:p>
             <w:pPr>
               <w:snapToGrid w:val="0"/>
+              <w:jc w:val="center"/>
               <w:rPr>
                 <w:rFonts w:ascii="游ゴシック" w:eastAsia="游ゴシック" w:hAnsi="游ゴシック" w:hint="eastAsia"/>
                 <w:sz w:val="20"/>
@@ -2278,21 +2364,7 @@
                 <w:rFonts w:ascii="游ゴシック" w:eastAsia="游ゴシック" w:hAnsi="游ゴシック" w:hint="eastAsia"/>
                 <w:sz w:val="20"/>
               </w:rPr>
-              <w:t>サービスメニューの料金情報管理の文字が</w:t>
-            </w:r>
-            <w:r>
-              <w:rPr>
-                <w:rFonts w:ascii="游ゴシック" w:eastAsia="游ゴシック" w:hAnsi="游ゴシック" w:hint="eastAsia"/>
-                <w:sz w:val="20"/>
-              </w:rPr>
-              <w:t>白色で</w:t>
-            </w:r>
-            <w:r>
-              <w:rPr>
-                <w:rFonts w:ascii="游ゴシック" w:eastAsia="游ゴシック" w:hAnsi="游ゴシック" w:hint="eastAsia"/>
-                <w:sz w:val="20"/>
-              </w:rPr>
-              <w:t>ること</w:t>
+              <w:t>サービスメニューに料金情報管理が存在していること</w:t>
             </w:r>
           </w:p>
         </w:tc>
@@ -2412,7 +2484,21 @@
                 <w:rFonts w:ascii="游ゴシック" w:eastAsia="游ゴシック" w:hAnsi="游ゴシック" w:hint="eastAsia"/>
                 <w:sz w:val="20"/>
               </w:rPr>
-              <w:t>戻るボタンが表示されていること</w:t>
+              <w:t>サービスメニューの料金情報管理の文字が</w:t>
+            </w:r>
+            <w:r>
+              <w:rPr>
+                <w:rFonts w:ascii="游ゴシック" w:eastAsia="游ゴシック" w:hAnsi="游ゴシック" w:hint="eastAsia"/>
+                <w:sz w:val="20"/>
+              </w:rPr>
+              <w:t>白色で</w:t>
+            </w:r>
+            <w:r>
+              <w:rPr>
+                <w:rFonts w:ascii="游ゴシック" w:eastAsia="游ゴシック" w:hAnsi="游ゴシック" w:hint="eastAsia"/>
+                <w:sz w:val="20"/>
+              </w:rPr>
+              <w:t>ること</w:t>
             </w:r>
           </w:p>
         </w:tc>
@@ -2532,7 +2618,7 @@
                 <w:rFonts w:ascii="游ゴシック" w:eastAsia="游ゴシック" w:hAnsi="游ゴシック" w:hint="eastAsia"/>
                 <w:sz w:val="20"/>
               </w:rPr>
-              <w:t>料金番号欄にある番号がリンクになっていること</w:t>
+              <w:t>戻るボタンが表示されていること</w:t>
             </w:r>
           </w:p>
         </w:tc>
@@ -2581,15 +2667,6 @@
                 <w:sz w:val="20"/>
               </w:rPr>
             </w:pPr>
-            <w:r>
-              <w:rPr>
-                <w:rFonts w:ascii="游ゴシック" w:eastAsia="游ゴシック" w:hAnsi="游ゴシック" w:hint="eastAsia"/>
-                <w:sz w:val="20"/>
-              </w:rPr>
-              <w:t>今回は機能をなにも作っていない為、表示だけを確認</w:t>
-            </w:r>
-            <w:bookmarkStart w:id="0" w:name="_GoBack"/>
-            <w:bookmarkEnd w:id="0"/>
           </w:p>
         </w:tc>
       </w:tr>
@@ -2624,6 +2701,134 @@
                 <w:sz w:val="20"/>
               </w:rPr>
               <w:t>8</w:t>
+            </w:r>
+          </w:p>
+        </w:tc>
+        <w:tc>
+          <w:tcPr>
+            <w:tcW w:w="5355" w:type="dxa"/>
+            <w:vMerge/>
+            <w:vAlign w:val="center"/>
+          </w:tcPr>
+          <w:p>
+            <w:pPr>
+              <w:snapToGrid w:val="0"/>
+              <w:rPr>
+                <w:rFonts w:ascii="游ゴシック" w:eastAsia="游ゴシック" w:hAnsi="游ゴシック" w:hint="eastAsia"/>
+                <w:sz w:val="20"/>
+              </w:rPr>
+            </w:pPr>
+          </w:p>
+        </w:tc>
+        <w:tc>
+          <w:tcPr>
+            <w:tcW w:w="4935" w:type="dxa"/>
+            <w:vAlign w:val="center"/>
+          </w:tcPr>
+          <w:p>
+            <w:pPr>
+              <w:snapToGrid w:val="0"/>
+              <w:rPr>
+                <w:rFonts w:ascii="游ゴシック" w:eastAsia="游ゴシック" w:hAnsi="游ゴシック" w:hint="eastAsia"/>
+                <w:sz w:val="20"/>
+              </w:rPr>
+            </w:pPr>
+            <w:r>
+              <w:rPr>
+                <w:rFonts w:ascii="游ゴシック" w:eastAsia="游ゴシック" w:hAnsi="游ゴシック" w:hint="eastAsia"/>
+                <w:sz w:val="20"/>
+              </w:rPr>
+              <w:t>料金番号欄にある番号がリンクになっていること</w:t>
+            </w:r>
+          </w:p>
+        </w:tc>
+        <w:tc>
+          <w:tcPr>
+            <w:tcW w:w="1050" w:type="dxa"/>
+            <w:vAlign w:val="center"/>
+          </w:tcPr>
+          <w:p>
+            <w:pPr>
+              <w:snapToGrid w:val="0"/>
+              <w:jc w:val="center"/>
+              <w:rPr>
+                <w:rFonts w:ascii="游ゴシック" w:eastAsia="游ゴシック" w:hAnsi="游ゴシック"/>
+                <w:sz w:val="20"/>
+              </w:rPr>
+            </w:pPr>
+          </w:p>
+        </w:tc>
+        <w:tc>
+          <w:tcPr>
+            <w:tcW w:w="945" w:type="dxa"/>
+            <w:vAlign w:val="center"/>
+          </w:tcPr>
+          <w:p>
+            <w:pPr>
+              <w:snapToGrid w:val="0"/>
+              <w:jc w:val="center"/>
+              <w:rPr>
+                <w:rFonts w:ascii="游ゴシック" w:eastAsia="游ゴシック" w:hAnsi="游ゴシック"/>
+                <w:sz w:val="20"/>
+              </w:rPr>
+            </w:pPr>
+          </w:p>
+        </w:tc>
+        <w:tc>
+          <w:tcPr>
+            <w:tcW w:w="2310" w:type="dxa"/>
+            <w:vAlign w:val="center"/>
+          </w:tcPr>
+          <w:p>
+            <w:pPr>
+              <w:snapToGrid w:val="0"/>
+              <w:rPr>
+                <w:rFonts w:ascii="游ゴシック" w:eastAsia="游ゴシック" w:hAnsi="游ゴシック"/>
+                <w:sz w:val="20"/>
+              </w:rPr>
+            </w:pPr>
+            <w:r>
+              <w:rPr>
+                <w:rFonts w:ascii="游ゴシック" w:eastAsia="游ゴシック" w:hAnsi="游ゴシック" w:hint="eastAsia"/>
+                <w:sz w:val="20"/>
+              </w:rPr>
+              <w:t>今回は機能をなにも作っていない為、表示だけを確認</w:t>
+            </w:r>
+          </w:p>
+        </w:tc>
+      </w:tr>
+      <w:tr>
+        <w:trPr>
+          <w:trHeight w:val="567"/>
+        </w:trPr>
+        <w:tc>
+          <w:tcPr>
+            <w:tcW w:w="1050" w:type="dxa"/>
+            <w:vAlign w:val="center"/>
+          </w:tcPr>
+          <w:p>
+            <w:pPr>
+              <w:snapToGrid w:val="0"/>
+              <w:jc w:val="center"/>
+              <w:rPr>
+                <w:rFonts w:ascii="游ゴシック" w:eastAsia="游ゴシック" w:hAnsi="游ゴシック" w:hint="eastAsia"/>
+                <w:sz w:val="20"/>
+              </w:rPr>
+            </w:pPr>
+            <w:r>
+              <w:rPr>
+                <w:rFonts w:ascii="游ゴシック" w:eastAsia="游ゴシック" w:hAnsi="游ゴシック" w:hint="eastAsia"/>
+                <w:sz w:val="20"/>
+              </w:rPr>
+              <w:lastRenderedPageBreak/>
+              <w:t>1</w:t>
+            </w:r>
+            <w:r>
+              <w:rPr>
+                <w:rFonts w:ascii="游ゴシック" w:eastAsia="游ゴシック" w:hAnsi="游ゴシック"/>
+                <w:sz w:val="20"/>
+              </w:rPr>
+              <w:t>9</w:t>
             </w:r>
           </w:p>
         </w:tc>
@@ -4624,7 +4829,7 @@
 </file>
 
 <file path=customXml/itemProps4.xml><?xml version="1.0" encoding="utf-8"?>
-<ds:datastoreItem xmlns:ds="http://schemas.openxmlformats.org/officeDocument/2006/customXml" ds:itemID="{CB4B3A4C-F78C-41FE-94CC-459FADACEFB9}">
+<ds:datastoreItem xmlns:ds="http://schemas.openxmlformats.org/officeDocument/2006/customXml" ds:itemID="{3943D83D-C670-43F6-9011-C71E2C70F1A9}">
   <ds:schemaRefs>
     <ds:schemaRef ds:uri="http://schemas.openxmlformats.org/officeDocument/2006/bibliography"/>
   </ds:schemaRefs>

--- a/extra/report/No.課題3_テストケース.docx
+++ b/extra/report/No.課題3_テストケース.docx
@@ -1652,6 +1652,291 @@
             <w:pPr>
               <w:snapToGrid w:val="0"/>
               <w:rPr>
+                <w:rFonts w:ascii="游ゴシック" w:eastAsia="游ゴシック" w:hAnsi="游ゴシック" w:hint="eastAsia"/>
+                <w:sz w:val="20"/>
+              </w:rPr>
+            </w:pPr>
+          </w:p>
+        </w:tc>
+      </w:tr>
+      <w:tr>
+        <w:trPr>
+          <w:trHeight w:val="775"/>
+        </w:trPr>
+        <w:tc>
+          <w:tcPr>
+            <w:tcW w:w="1050" w:type="dxa"/>
+            <w:vAlign w:val="center"/>
+          </w:tcPr>
+          <w:p>
+            <w:pPr>
+              <w:snapToGrid w:val="0"/>
+              <w:jc w:val="center"/>
+              <w:rPr>
+                <w:rFonts w:ascii="游ゴシック" w:eastAsia="游ゴシック" w:hAnsi="游ゴシック"/>
+                <w:sz w:val="20"/>
+              </w:rPr>
+            </w:pPr>
+            <w:r>
+              <w:rPr>
+                <w:rFonts w:ascii="游ゴシック" w:eastAsia="游ゴシック" w:hAnsi="游ゴシック" w:hint="eastAsia"/>
+                <w:sz w:val="20"/>
+              </w:rPr>
+              <w:lastRenderedPageBreak/>
+              <w:t>1</w:t>
+            </w:r>
+            <w:r>
+              <w:rPr>
+                <w:rFonts w:ascii="游ゴシック" w:eastAsia="游ゴシック" w:hAnsi="游ゴシック"/>
+                <w:sz w:val="20"/>
+              </w:rPr>
+              <w:t>2</w:t>
+            </w:r>
+          </w:p>
+        </w:tc>
+        <w:tc>
+          <w:tcPr>
+            <w:tcW w:w="5355" w:type="dxa"/>
+            <w:vMerge w:val="restart"/>
+            <w:vAlign w:val="center"/>
+          </w:tcPr>
+          <w:p>
+            <w:pPr>
+              <w:snapToGrid w:val="0"/>
+              <w:rPr>
+                <w:rFonts w:ascii="游ゴシック" w:eastAsia="游ゴシック" w:hAnsi="游ゴシック"/>
+                <w:sz w:val="20"/>
+              </w:rPr>
+            </w:pPr>
+            <w:r>
+              <w:rPr>
+                <w:rFonts w:ascii="游ゴシック" w:eastAsia="游ゴシック" w:hAnsi="游ゴシック" w:hint="eastAsia"/>
+                <w:sz w:val="20"/>
+              </w:rPr>
+              <w:t>「料金名」を空欄で検索ボタンを押下</w:t>
+            </w:r>
+          </w:p>
+        </w:tc>
+        <w:tc>
+          <w:tcPr>
+            <w:tcW w:w="4935" w:type="dxa"/>
+            <w:vAlign w:val="center"/>
+          </w:tcPr>
+          <w:p>
+            <w:pPr>
+              <w:snapToGrid w:val="0"/>
+              <w:rPr>
+                <w:rFonts w:ascii="游ゴシック" w:eastAsia="游ゴシック" w:hAnsi="游ゴシック" w:hint="eastAsia"/>
+                <w:sz w:val="20"/>
+              </w:rPr>
+            </w:pPr>
+            <w:r>
+              <w:rPr>
+                <w:rFonts w:ascii="游ゴシック" w:eastAsia="游ゴシック" w:hAnsi="游ゴシック" w:hint="eastAsia"/>
+                <w:sz w:val="20"/>
+              </w:rPr>
+              <w:t>「料金名」を空欄で検索ボタンを押下したときに</w:t>
+            </w:r>
+            <w:r>
+              <w:rPr>
+                <w:rFonts w:ascii="游ゴシック" w:eastAsia="游ゴシック" w:hAnsi="游ゴシック" w:hint="eastAsia"/>
+                <w:sz w:val="20"/>
+              </w:rPr>
+              <w:t>、検索結果画面に遷移し</w:t>
+            </w:r>
+            <w:r>
+              <w:rPr>
+                <w:rFonts w:ascii="游ゴシック" w:eastAsia="游ゴシック" w:hAnsi="游ゴシック" w:hint="eastAsia"/>
+                <w:sz w:val="20"/>
+              </w:rPr>
+              <w:t>存在する料金情報が全件取得されて表示される</w:t>
+            </w:r>
+          </w:p>
+        </w:tc>
+        <w:tc>
+          <w:tcPr>
+            <w:tcW w:w="1050" w:type="dxa"/>
+            <w:vAlign w:val="center"/>
+          </w:tcPr>
+          <w:p>
+            <w:pPr>
+              <w:snapToGrid w:val="0"/>
+              <w:jc w:val="center"/>
+              <w:rPr>
+                <w:rFonts w:ascii="游ゴシック" w:eastAsia="游ゴシック" w:hAnsi="游ゴシック"/>
+                <w:sz w:val="20"/>
+              </w:rPr>
+            </w:pPr>
+          </w:p>
+        </w:tc>
+        <w:tc>
+          <w:tcPr>
+            <w:tcW w:w="945" w:type="dxa"/>
+            <w:vAlign w:val="center"/>
+          </w:tcPr>
+          <w:p>
+            <w:pPr>
+              <w:snapToGrid w:val="0"/>
+              <w:jc w:val="center"/>
+              <w:rPr>
+                <w:rFonts w:ascii="游ゴシック" w:eastAsia="游ゴシック" w:hAnsi="游ゴシック"/>
+                <w:sz w:val="20"/>
+              </w:rPr>
+            </w:pPr>
+          </w:p>
+        </w:tc>
+        <w:tc>
+          <w:tcPr>
+            <w:tcW w:w="2310" w:type="dxa"/>
+            <w:vAlign w:val="center"/>
+          </w:tcPr>
+          <w:p>
+            <w:pPr>
+              <w:snapToGrid w:val="0"/>
+              <w:rPr>
+                <w:rFonts w:ascii="游ゴシック" w:eastAsia="游ゴシック" w:hAnsi="游ゴシック"/>
+                <w:sz w:val="20"/>
+              </w:rPr>
+            </w:pPr>
+          </w:p>
+        </w:tc>
+      </w:tr>
+      <w:tr>
+        <w:trPr>
+          <w:trHeight w:val="774"/>
+        </w:trPr>
+        <w:tc>
+          <w:tcPr>
+            <w:tcW w:w="1050" w:type="dxa"/>
+            <w:vAlign w:val="center"/>
+          </w:tcPr>
+          <w:p>
+            <w:pPr>
+              <w:snapToGrid w:val="0"/>
+              <w:jc w:val="center"/>
+              <w:rPr>
+                <w:rFonts w:ascii="游ゴシック" w:eastAsia="游ゴシック" w:hAnsi="游ゴシック" w:hint="eastAsia"/>
+                <w:sz w:val="20"/>
+              </w:rPr>
+            </w:pPr>
+            <w:r>
+              <w:rPr>
+                <w:rFonts w:ascii="游ゴシック" w:eastAsia="游ゴシック" w:hAnsi="游ゴシック" w:hint="eastAsia"/>
+                <w:sz w:val="20"/>
+              </w:rPr>
+              <w:t>1</w:t>
+            </w:r>
+            <w:r>
+              <w:rPr>
+                <w:rFonts w:ascii="游ゴシック" w:eastAsia="游ゴシック" w:hAnsi="游ゴシック"/>
+                <w:sz w:val="20"/>
+              </w:rPr>
+              <w:t>3</w:t>
+            </w:r>
+          </w:p>
+        </w:tc>
+        <w:tc>
+          <w:tcPr>
+            <w:tcW w:w="5355" w:type="dxa"/>
+            <w:vMerge/>
+            <w:vAlign w:val="center"/>
+          </w:tcPr>
+          <w:p>
+            <w:pPr>
+              <w:snapToGrid w:val="0"/>
+              <w:rPr>
+                <w:rFonts w:ascii="游ゴシック" w:eastAsia="游ゴシック" w:hAnsi="游ゴシック" w:hint="eastAsia"/>
+                <w:sz w:val="20"/>
+              </w:rPr>
+            </w:pPr>
+          </w:p>
+        </w:tc>
+        <w:tc>
+          <w:tcPr>
+            <w:tcW w:w="4935" w:type="dxa"/>
+            <w:vAlign w:val="center"/>
+          </w:tcPr>
+          <w:p>
+            <w:pPr>
+              <w:snapToGrid w:val="0"/>
+              <w:rPr>
+                <w:rFonts w:ascii="游ゴシック" w:eastAsia="游ゴシック" w:hAnsi="游ゴシック" w:hint="eastAsia"/>
+                <w:sz w:val="20"/>
+              </w:rPr>
+            </w:pPr>
+            <w:r>
+              <w:rPr>
+                <w:rFonts w:ascii="游ゴシック" w:eastAsia="游ゴシック" w:hAnsi="游ゴシック" w:hint="eastAsia"/>
+                <w:sz w:val="20"/>
+              </w:rPr>
+              <w:t>料金情報が存在しない場合は</w:t>
+            </w:r>
+            <w:r>
+              <w:rPr>
+                <w:rFonts w:ascii="游ゴシック" w:eastAsia="游ゴシック" w:hAnsi="游ゴシック"/>
+                <w:sz w:val="20"/>
+              </w:rPr>
+              <w:t>”</w:t>
+            </w:r>
+            <w:r>
+              <w:rPr>
+                <w:rFonts w:ascii="游ゴシック" w:eastAsia="游ゴシック" w:hAnsi="游ゴシック" w:cs="Segoe UI"/>
+                <w:color w:val="212529"/>
+                <w:shd w:val="clear" w:color="auto" w:fill="FFFFFF"/>
+              </w:rPr>
+              <w:t>該当する情報が見つかりませんでした。”</w:t>
+            </w:r>
+            <w:r>
+              <w:rPr>
+                <w:rFonts w:ascii="游ゴシック" w:eastAsia="游ゴシック" w:hAnsi="游ゴシック" w:cs="Segoe UI" w:hint="eastAsia"/>
+                <w:color w:val="212529"/>
+                <w:shd w:val="clear" w:color="auto" w:fill="FFFFFF"/>
+              </w:rPr>
+              <w:t>と表示される</w:t>
+            </w:r>
+          </w:p>
+        </w:tc>
+        <w:tc>
+          <w:tcPr>
+            <w:tcW w:w="1050" w:type="dxa"/>
+            <w:vAlign w:val="center"/>
+          </w:tcPr>
+          <w:p>
+            <w:pPr>
+              <w:snapToGrid w:val="0"/>
+              <w:jc w:val="center"/>
+              <w:rPr>
+                <w:rFonts w:ascii="游ゴシック" w:eastAsia="游ゴシック" w:hAnsi="游ゴシック"/>
+                <w:sz w:val="20"/>
+              </w:rPr>
+            </w:pPr>
+          </w:p>
+        </w:tc>
+        <w:tc>
+          <w:tcPr>
+            <w:tcW w:w="945" w:type="dxa"/>
+            <w:vAlign w:val="center"/>
+          </w:tcPr>
+          <w:p>
+            <w:pPr>
+              <w:snapToGrid w:val="0"/>
+              <w:jc w:val="center"/>
+              <w:rPr>
+                <w:rFonts w:ascii="游ゴシック" w:eastAsia="游ゴシック" w:hAnsi="游ゴシック"/>
+                <w:sz w:val="20"/>
+              </w:rPr>
+            </w:pPr>
+          </w:p>
+        </w:tc>
+        <w:tc>
+          <w:tcPr>
+            <w:tcW w:w="2310" w:type="dxa"/>
+            <w:vAlign w:val="center"/>
+          </w:tcPr>
+          <w:p>
+            <w:pPr>
+              <w:snapToGrid w:val="0"/>
+              <w:rPr>
                 <w:rFonts w:ascii="游ゴシック" w:eastAsia="游ゴシック" w:hAnsi="游ゴシック"/>
                 <w:sz w:val="20"/>
               </w:rPr>
@@ -1673,16 +1958,15 @@
               <w:snapToGrid w:val="0"/>
               <w:jc w:val="center"/>
               <w:rPr>
-                <w:rFonts w:ascii="游ゴシック" w:eastAsia="游ゴシック" w:hAnsi="游ゴシック"/>
-                <w:sz w:val="20"/>
-              </w:rPr>
-            </w:pPr>
-            <w:r>
-              <w:rPr>
-                <w:rFonts w:ascii="游ゴシック" w:eastAsia="游ゴシック" w:hAnsi="游ゴシック" w:hint="eastAsia"/>
-                <w:sz w:val="20"/>
-              </w:rPr>
-              <w:lastRenderedPageBreak/>
+                <w:rFonts w:ascii="游ゴシック" w:eastAsia="游ゴシック" w:hAnsi="游ゴシック" w:hint="eastAsia"/>
+                <w:sz w:val="20"/>
+              </w:rPr>
+            </w:pPr>
+            <w:r>
+              <w:rPr>
+                <w:rFonts w:ascii="游ゴシック" w:eastAsia="游ゴシック" w:hAnsi="游ゴシック" w:hint="eastAsia"/>
+                <w:sz w:val="20"/>
+              </w:rPr>
               <w:t>1</w:t>
             </w:r>
             <w:r>
@@ -1690,29 +1974,30 @@
                 <w:rFonts w:ascii="游ゴシック" w:eastAsia="游ゴシック" w:hAnsi="游ゴシック"/>
                 <w:sz w:val="20"/>
               </w:rPr>
-              <w:t>2</w:t>
+              <w:t>4</w:t>
             </w:r>
           </w:p>
         </w:tc>
         <w:tc>
           <w:tcPr>
             <w:tcW w:w="5355" w:type="dxa"/>
-            <w:vAlign w:val="center"/>
-          </w:tcPr>
-          <w:p>
-            <w:pPr>
-              <w:snapToGrid w:val="0"/>
-              <w:rPr>
-                <w:rFonts w:ascii="游ゴシック" w:eastAsia="游ゴシック" w:hAnsi="游ゴシック"/>
-                <w:sz w:val="20"/>
-              </w:rPr>
-            </w:pPr>
-            <w:r>
-              <w:rPr>
-                <w:rFonts w:ascii="游ゴシック" w:eastAsia="游ゴシック" w:hAnsi="游ゴシック" w:hint="eastAsia"/>
-                <w:sz w:val="20"/>
-              </w:rPr>
-              <w:t>「料金名」を空欄で検索ボタンを押下</w:t>
+            <w:vMerge w:val="restart"/>
+            <w:vAlign w:val="center"/>
+          </w:tcPr>
+          <w:p>
+            <w:pPr>
+              <w:snapToGrid w:val="0"/>
+              <w:rPr>
+                <w:rFonts w:ascii="游ゴシック" w:eastAsia="游ゴシック" w:hAnsi="游ゴシック" w:hint="eastAsia"/>
+                <w:sz w:val="20"/>
+              </w:rPr>
+            </w:pPr>
+            <w:r>
+              <w:rPr>
+                <w:rFonts w:ascii="游ゴシック" w:eastAsia="游ゴシック" w:hAnsi="游ゴシック" w:hint="eastAsia"/>
+                <w:sz w:val="20"/>
+              </w:rPr>
+              <w:t>「料金名」に入力しありで検索ボタン押下</w:t>
             </w:r>
           </w:p>
         </w:tc>
@@ -1725,53 +2010,16 @@
             <w:pPr>
               <w:snapToGrid w:val="0"/>
               <w:rPr>
-                <w:rFonts w:ascii="游ゴシック" w:eastAsia="游ゴシック" w:hAnsi="游ゴシック"/>
-                <w:sz w:val="20"/>
-              </w:rPr>
-            </w:pPr>
-            <w:r>
-              <w:rPr>
-                <w:rFonts w:ascii="游ゴシック" w:eastAsia="游ゴシック" w:hAnsi="游ゴシック" w:hint="eastAsia"/>
-                <w:sz w:val="20"/>
-              </w:rPr>
-              <w:t>「料金名」を空欄で検索ボタンを押下したときに</w:t>
-            </w:r>
-            <w:r>
-              <w:rPr>
-                <w:rFonts w:ascii="游ゴシック" w:eastAsia="游ゴシック" w:hAnsi="游ゴシック" w:hint="eastAsia"/>
-                <w:sz w:val="20"/>
-              </w:rPr>
-              <w:t>、検索結果画面に遷移し</w:t>
-            </w:r>
-            <w:r>
-              <w:rPr>
-                <w:rFonts w:ascii="游ゴシック" w:eastAsia="游ゴシック" w:hAnsi="游ゴシック" w:hint="eastAsia"/>
-                <w:sz w:val="20"/>
-              </w:rPr>
-              <w:t>存在する料金情報が全件取得されて表示される</w:t>
-            </w:r>
-          </w:p>
-          <w:p>
-            <w:pPr>
-              <w:snapToGrid w:val="0"/>
-              <w:rPr>
-                <w:rFonts w:ascii="游ゴシック" w:eastAsia="游ゴシック" w:hAnsi="游ゴシック" w:hint="eastAsia"/>
-                <w:sz w:val="20"/>
-              </w:rPr>
-            </w:pPr>
-            <w:r>
-              <w:rPr>
-                <w:rFonts w:ascii="游ゴシック" w:eastAsia="游ゴシック" w:hAnsi="游ゴシック" w:hint="eastAsia"/>
-                <w:sz w:val="20"/>
-              </w:rPr>
-              <w:t>料金情報</w:t>
-            </w:r>
-            <w:r>
-              <w:rPr>
-                <w:rFonts w:ascii="游ゴシック" w:eastAsia="游ゴシック" w:hAnsi="游ゴシック" w:hint="eastAsia"/>
-                <w:sz w:val="20"/>
-              </w:rPr>
-              <w:t>が存在しない場合は</w:t>
+                <w:rFonts w:ascii="游ゴシック" w:eastAsia="游ゴシック" w:hAnsi="游ゴシック" w:hint="eastAsia"/>
+                <w:sz w:val="20"/>
+              </w:rPr>
+            </w:pPr>
+            <w:r>
+              <w:rPr>
+                <w:rFonts w:ascii="游ゴシック" w:eastAsia="游ゴシック" w:hAnsi="游ゴシック" w:hint="eastAsia"/>
+                <w:sz w:val="20"/>
+              </w:rPr>
+              <w:t>「料金名」に</w:t>
             </w:r>
             <w:r>
               <w:rPr>
@@ -1782,27 +2030,52 @@
             </w:r>
             <w:r>
               <w:rPr>
-                <w:rFonts w:ascii="游ゴシック" w:eastAsia="游ゴシック" w:hAnsi="游ゴシック" w:cs="Segoe UI"/>
-                <w:color w:val="212529"/>
-                <w:shd w:val="clear" w:color="auto" w:fill="FFFFFF"/>
-              </w:rPr>
-              <w:t>該当する情報が見つかりませんでした。</w:t>
-            </w:r>
-            <w:r>
-              <w:rPr>
-                <w:rFonts w:ascii="游ゴシック" w:eastAsia="游ゴシック" w:hAnsi="游ゴシック" w:cs="Segoe UI"/>
-                <w:color w:val="212529"/>
-                <w:shd w:val="clear" w:color="auto" w:fill="FFFFFF"/>
+                <w:rFonts w:ascii="游ゴシック" w:eastAsia="游ゴシック" w:hAnsi="游ゴシック" w:hint="eastAsia"/>
+                <w:sz w:val="20"/>
+              </w:rPr>
+              <w:t>通常</w:t>
+            </w:r>
+            <w:r>
+              <w:rPr>
+                <w:rFonts w:ascii="游ゴシック" w:eastAsia="游ゴシック" w:hAnsi="游ゴシック"/>
+                <w:sz w:val="20"/>
               </w:rPr>
               <w:t>”</w:t>
             </w:r>
             <w:r>
               <w:rPr>
-                <w:rFonts w:ascii="游ゴシック" w:eastAsia="游ゴシック" w:hAnsi="游ゴシック" w:cs="Segoe UI" w:hint="eastAsia"/>
-                <w:color w:val="212529"/>
-                <w:shd w:val="clear" w:color="auto" w:fill="FFFFFF"/>
-              </w:rPr>
-              <w:t>と表示される</w:t>
+                <w:rFonts w:ascii="游ゴシック" w:eastAsia="游ゴシック" w:hAnsi="游ゴシック" w:hint="eastAsia"/>
+                <w:sz w:val="20"/>
+              </w:rPr>
+              <w:t>と入力して検索ボタンを押下したときに、</w:t>
+            </w:r>
+            <w:r>
+              <w:rPr>
+                <w:rFonts w:ascii="游ゴシック" w:eastAsia="游ゴシック" w:hAnsi="游ゴシック" w:hint="eastAsia"/>
+                <w:sz w:val="20"/>
+              </w:rPr>
+              <w:t>検索結果画面に遷移し”</w:t>
+            </w:r>
+            <w:r>
+              <w:rPr>
+                <w:rFonts w:ascii="游ゴシック" w:eastAsia="游ゴシック" w:hAnsi="游ゴシック" w:hint="eastAsia"/>
+                <w:sz w:val="20"/>
+              </w:rPr>
+              <w:t>通常</w:t>
+            </w:r>
+            <w:r>
+              <w:rPr>
+                <w:rFonts w:ascii="游ゴシック" w:eastAsia="游ゴシック" w:hAnsi="游ゴシック"/>
+                <w:sz w:val="20"/>
+              </w:rPr>
+              <w:t>”</w:t>
+            </w:r>
+            <w:r>
+              <w:rPr>
+                <w:rFonts w:ascii="游ゴシック" w:eastAsia="游ゴシック" w:hAnsi="游ゴシック" w:hint="eastAsia"/>
+                <w:sz w:val="20"/>
+              </w:rPr>
+              <w:t>と部分一致した料金名を持つ料金情報が表示される</w:t>
             </w:r>
           </w:p>
         </w:tc>
@@ -1884,30 +2157,24 @@
                 <w:rFonts w:ascii="游ゴシック" w:eastAsia="游ゴシック" w:hAnsi="游ゴシック"/>
                 <w:sz w:val="20"/>
               </w:rPr>
-              <w:t>3</w:t>
+              <w:t>5</w:t>
             </w:r>
           </w:p>
         </w:tc>
         <w:tc>
           <w:tcPr>
             <w:tcW w:w="5355" w:type="dxa"/>
-            <w:vAlign w:val="center"/>
-          </w:tcPr>
-          <w:p>
-            <w:pPr>
-              <w:snapToGrid w:val="0"/>
-              <w:rPr>
-                <w:rFonts w:ascii="游ゴシック" w:eastAsia="游ゴシック" w:hAnsi="游ゴシック" w:hint="eastAsia"/>
-                <w:sz w:val="20"/>
-              </w:rPr>
-            </w:pPr>
-            <w:r>
-              <w:rPr>
-                <w:rFonts w:ascii="游ゴシック" w:eastAsia="游ゴシック" w:hAnsi="游ゴシック" w:hint="eastAsia"/>
-                <w:sz w:val="20"/>
-              </w:rPr>
-              <w:t>「料金名」に入力しありで検索ボタン押下</w:t>
-            </w:r>
+            <w:vMerge/>
+            <w:vAlign w:val="center"/>
+          </w:tcPr>
+          <w:p>
+            <w:pPr>
+              <w:snapToGrid w:val="0"/>
+              <w:rPr>
+                <w:rFonts w:ascii="游ゴシック" w:eastAsia="游ゴシック" w:hAnsi="游ゴシック" w:hint="eastAsia"/>
+                <w:sz w:val="20"/>
+              </w:rPr>
+            </w:pPr>
           </w:p>
         </w:tc>
         <w:tc>
@@ -1915,78 +2182,6 @@
             <w:tcW w:w="4935" w:type="dxa"/>
             <w:vAlign w:val="center"/>
           </w:tcPr>
-          <w:p>
-            <w:pPr>
-              <w:snapToGrid w:val="0"/>
-              <w:rPr>
-                <w:rFonts w:ascii="游ゴシック" w:eastAsia="游ゴシック" w:hAnsi="游ゴシック"/>
-                <w:sz w:val="20"/>
-              </w:rPr>
-            </w:pPr>
-            <w:r>
-              <w:rPr>
-                <w:rFonts w:ascii="游ゴシック" w:eastAsia="游ゴシック" w:hAnsi="游ゴシック" w:hint="eastAsia"/>
-                <w:sz w:val="20"/>
-              </w:rPr>
-              <w:t>「料金名」に</w:t>
-            </w:r>
-            <w:r>
-              <w:rPr>
-                <w:rFonts w:ascii="游ゴシック" w:eastAsia="游ゴシック" w:hAnsi="游ゴシック"/>
-                <w:sz w:val="20"/>
-              </w:rPr>
-              <w:t>”</w:t>
-            </w:r>
-            <w:r>
-              <w:rPr>
-                <w:rFonts w:ascii="游ゴシック" w:eastAsia="游ゴシック" w:hAnsi="游ゴシック" w:hint="eastAsia"/>
-                <w:sz w:val="20"/>
-              </w:rPr>
-              <w:t>通常</w:t>
-            </w:r>
-            <w:r>
-              <w:rPr>
-                <w:rFonts w:ascii="游ゴシック" w:eastAsia="游ゴシック" w:hAnsi="游ゴシック"/>
-                <w:sz w:val="20"/>
-              </w:rPr>
-              <w:t>”</w:t>
-            </w:r>
-            <w:r>
-              <w:rPr>
-                <w:rFonts w:ascii="游ゴシック" w:eastAsia="游ゴシック" w:hAnsi="游ゴシック" w:hint="eastAsia"/>
-                <w:sz w:val="20"/>
-              </w:rPr>
-              <w:t>と入力して検索ボタンを押下したときに、</w:t>
-            </w:r>
-            <w:r>
-              <w:rPr>
-                <w:rFonts w:ascii="游ゴシック" w:eastAsia="游ゴシック" w:hAnsi="游ゴシック" w:hint="eastAsia"/>
-                <w:sz w:val="20"/>
-              </w:rPr>
-              <w:t>検索結果画面に遷移し”</w:t>
-            </w:r>
-            <w:r>
-              <w:rPr>
-                <w:rFonts w:ascii="游ゴシック" w:eastAsia="游ゴシック" w:hAnsi="游ゴシック" w:hint="eastAsia"/>
-                <w:sz w:val="20"/>
-              </w:rPr>
-              <w:t>通常</w:t>
-            </w:r>
-            <w:r>
-              <w:rPr>
-                <w:rFonts w:ascii="游ゴシック" w:eastAsia="游ゴシック" w:hAnsi="游ゴシック"/>
-                <w:sz w:val="20"/>
-              </w:rPr>
-              <w:t>”</w:t>
-            </w:r>
-            <w:r>
-              <w:rPr>
-                <w:rFonts w:ascii="游ゴシック" w:eastAsia="游ゴシック" w:hAnsi="游ゴシック" w:hint="eastAsia"/>
-                <w:sz w:val="20"/>
-              </w:rPr>
-              <w:t>と部分一致した料金名を持つ料金情報が表示される</w:t>
-            </w:r>
-          </w:p>
           <w:p>
             <w:pPr>
               <w:snapToGrid w:val="0"/>
@@ -2142,109 +2337,17 @@
             <w:pPr>
               <w:snapToGrid w:val="0"/>
               <w:rPr>
-                <w:rFonts w:ascii="游ゴシック" w:eastAsia="游ゴシック" w:hAnsi="游ゴシック"/>
-                <w:sz w:val="20"/>
-              </w:rPr>
-            </w:pPr>
-            <w:r>
-              <w:rPr>
-                <w:rFonts w:ascii="游ゴシック" w:eastAsia="游ゴシック" w:hAnsi="游ゴシック" w:hint="eastAsia"/>
-                <w:sz w:val="20"/>
-              </w:rPr>
-              <w:t>料金番号、料金名月額料金、適用開始日、適用終了日がテーブルのヘッドとして表示される</w:t>
-            </w:r>
-          </w:p>
-          <w:p>
-            <w:pPr>
-              <w:snapToGrid w:val="0"/>
-              <w:rPr>
-                <w:rFonts w:ascii="游ゴシック" w:eastAsia="游ゴシック" w:hAnsi="游ゴシック"/>
-                <w:sz w:val="20"/>
-              </w:rPr>
-            </w:pPr>
-            <w:r>
-              <w:rPr>
-                <w:rFonts w:ascii="游ゴシック" w:eastAsia="游ゴシック" w:hAnsi="游ゴシック" w:hint="eastAsia"/>
-                <w:sz w:val="20"/>
-              </w:rPr>
-              <w:t>料金情報が存在する場合はヘッド項目の下にそれぞに対応した情報が表示され、料金情報が存在しない場合は</w:t>
-            </w:r>
-            <w:r>
-              <w:rPr>
-                <w:rFonts w:ascii="游ゴシック" w:eastAsia="游ゴシック" w:hAnsi="游ゴシック"/>
-                <w:sz w:val="20"/>
-              </w:rPr>
-              <w:t>”</w:t>
-            </w:r>
-            <w:r>
-              <w:rPr>
-                <w:rFonts w:ascii="游ゴシック" w:eastAsia="游ゴシック" w:hAnsi="游ゴシック" w:cs="Segoe UI"/>
-                <w:color w:val="212529"/>
-                <w:shd w:val="clear" w:color="auto" w:fill="FFFFFF"/>
-              </w:rPr>
-              <w:t>該当する情報が見つかりませんでした。”</w:t>
-            </w:r>
-            <w:r>
-              <w:rPr>
-                <w:rFonts w:ascii="游ゴシック" w:eastAsia="游ゴシック" w:hAnsi="游ゴシック" w:cs="Segoe UI" w:hint="eastAsia"/>
-                <w:color w:val="212529"/>
-                <w:shd w:val="clear" w:color="auto" w:fill="FFFFFF"/>
-              </w:rPr>
-              <w:t>と表示される</w:t>
-            </w:r>
-          </w:p>
-          <w:p>
-            <w:pPr>
-              <w:snapToGrid w:val="0"/>
-              <w:rPr>
-                <w:rFonts w:ascii="游ゴシック" w:eastAsia="游ゴシック" w:hAnsi="游ゴシック" w:hint="eastAsia"/>
-                <w:sz w:val="20"/>
-              </w:rPr>
-            </w:pPr>
-            <w:r>
-              <w:rPr>
-                <w:rFonts w:ascii="游ゴシック" w:eastAsia="游ゴシック" w:hAnsi="游ゴシック" w:hint="eastAsia"/>
-                <w:sz w:val="20"/>
-              </w:rPr>
-              <w:t>適用終了日</w:t>
-            </w:r>
-            <w:r>
-              <w:rPr>
-                <w:rFonts w:ascii="游ゴシック" w:eastAsia="游ゴシック" w:hAnsi="游ゴシック" w:hint="eastAsia"/>
-                <w:sz w:val="20"/>
-              </w:rPr>
-              <w:t>のみ</w:t>
-            </w:r>
-            <w:r>
-              <w:rPr>
-                <w:rFonts w:ascii="游ゴシック" w:eastAsia="游ゴシック" w:hAnsi="游ゴシック" w:hint="eastAsia"/>
-                <w:sz w:val="20"/>
-              </w:rPr>
-              <w:t>情報が存在しない場合</w:t>
-            </w:r>
-            <w:r>
-              <w:rPr>
-                <w:rFonts w:ascii="游ゴシック" w:eastAsia="游ゴシック" w:hAnsi="游ゴシック" w:hint="eastAsia"/>
-                <w:sz w:val="20"/>
-              </w:rPr>
-              <w:t>は</w:t>
-            </w:r>
-            <w:r>
-              <w:rPr>
-                <w:rFonts w:ascii="游ゴシック" w:eastAsia="游ゴシック" w:hAnsi="游ゴシック" w:hint="eastAsia"/>
-                <w:sz w:val="20"/>
-              </w:rPr>
-              <w:t>なにも表示されない</w:t>
-            </w:r>
-            <w:r>
-              <w:rPr>
-                <w:rFonts w:ascii="游ゴシック" w:eastAsia="游ゴシック" w:hAnsi="游ゴシック" w:hint="eastAsia"/>
-                <w:sz w:val="20"/>
-              </w:rPr>
-              <w:t>ことを許容</w:t>
-            </w:r>
-            <w:bookmarkStart w:id="0" w:name="_GoBack"/>
-            <w:bookmarkEnd w:id="0"/>
+                <w:rFonts w:ascii="游ゴシック" w:eastAsia="游ゴシック" w:hAnsi="游ゴシック" w:hint="eastAsia"/>
+                <w:sz w:val="20"/>
+              </w:rPr>
+            </w:pPr>
+            <w:r>
+              <w:rPr>
+                <w:rFonts w:ascii="游ゴシック" w:eastAsia="游ゴシック" w:hAnsi="游ゴシック" w:hint="eastAsia"/>
+                <w:sz w:val="20"/>
+              </w:rPr>
+              <w:t>料金番号がテーブルのヘッドとして表示される</w:t>
+            </w:r>
           </w:p>
         </w:tc>
         <w:tc>
@@ -2309,23 +2412,16 @@
               <w:snapToGrid w:val="0"/>
               <w:jc w:val="center"/>
               <w:rPr>
-                <w:rFonts w:ascii="游ゴシック" w:eastAsia="游ゴシック" w:hAnsi="游ゴシック" w:hint="eastAsia"/>
-                <w:sz w:val="20"/>
-              </w:rPr>
-            </w:pPr>
-            <w:r>
-              <w:rPr>
-                <w:rFonts w:ascii="游ゴシック" w:eastAsia="游ゴシック" w:hAnsi="游ゴシック" w:hint="eastAsia"/>
-                <w:sz w:val="20"/>
-              </w:rPr>
-              <w:t>1</w:t>
-            </w:r>
-            <w:r>
-              <w:rPr>
-                <w:rFonts w:ascii="游ゴシック" w:eastAsia="游ゴシック" w:hAnsi="游ゴシック"/>
-                <w:sz w:val="20"/>
-              </w:rPr>
-              <w:t>5</w:t>
+                <w:rFonts w:ascii="游ゴシック" w:eastAsia="游ゴシック" w:hAnsi="游ゴシック"/>
+                <w:sz w:val="20"/>
+              </w:rPr>
+            </w:pPr>
+            <w:r>
+              <w:rPr>
+                <w:rFonts w:ascii="游ゴシック" w:eastAsia="游ゴシック" w:hAnsi="游ゴシック"/>
+                <w:sz w:val="20"/>
+              </w:rPr>
+              <w:t>15</w:t>
             </w:r>
           </w:p>
         </w:tc>
@@ -2338,7 +2434,7 @@
           <w:p>
             <w:pPr>
               <w:snapToGrid w:val="0"/>
-              <w:jc w:val="center"/>
+              <w:jc w:val="left"/>
               <w:rPr>
                 <w:rFonts w:ascii="游ゴシック" w:eastAsia="游ゴシック" w:hAnsi="游ゴシック" w:hint="eastAsia"/>
                 <w:sz w:val="20"/>
@@ -2364,7 +2460,14 @@
                 <w:rFonts w:ascii="游ゴシック" w:eastAsia="游ゴシック" w:hAnsi="游ゴシック" w:hint="eastAsia"/>
                 <w:sz w:val="20"/>
               </w:rPr>
-              <w:t>サービスメニューに料金情報管理が存在していること</w:t>
+              <w:t>料金名</w:t>
+            </w:r>
+            <w:r>
+              <w:rPr>
+                <w:rFonts w:ascii="游ゴシック" w:eastAsia="游ゴシック" w:hAnsi="游ゴシック" w:hint="eastAsia"/>
+                <w:sz w:val="20"/>
+              </w:rPr>
+              <w:t>がテーブルのヘッドとして表示される</w:t>
             </w:r>
           </w:p>
         </w:tc>
@@ -2409,7 +2512,7 @@
             <w:pPr>
               <w:snapToGrid w:val="0"/>
               <w:rPr>
-                <w:rFonts w:ascii="游ゴシック" w:eastAsia="游ゴシック" w:hAnsi="游ゴシック"/>
+                <w:rFonts w:ascii="游ゴシック" w:eastAsia="游ゴシック" w:hAnsi="游ゴシック" w:hint="eastAsia"/>
                 <w:sz w:val="20"/>
               </w:rPr>
             </w:pPr>
@@ -2430,7 +2533,7 @@
               <w:snapToGrid w:val="0"/>
               <w:jc w:val="center"/>
               <w:rPr>
-                <w:rFonts w:ascii="游ゴシック" w:eastAsia="游ゴシック" w:hAnsi="游ゴシック" w:hint="eastAsia"/>
+                <w:rFonts w:ascii="游ゴシック" w:eastAsia="游ゴシック" w:hAnsi="游ゴシック"/>
                 <w:sz w:val="20"/>
               </w:rPr>
             </w:pPr>
@@ -2459,6 +2562,7 @@
           <w:p>
             <w:pPr>
               <w:snapToGrid w:val="0"/>
+              <w:jc w:val="left"/>
               <w:rPr>
                 <w:rFonts w:ascii="游ゴシック" w:eastAsia="游ゴシック" w:hAnsi="游ゴシック" w:hint="eastAsia"/>
                 <w:sz w:val="20"/>
@@ -2484,21 +2588,7 @@
                 <w:rFonts w:ascii="游ゴシック" w:eastAsia="游ゴシック" w:hAnsi="游ゴシック" w:hint="eastAsia"/>
                 <w:sz w:val="20"/>
               </w:rPr>
-              <w:t>サービスメニューの料金情報管理の文字が</w:t>
-            </w:r>
-            <w:r>
-              <w:rPr>
-                <w:rFonts w:ascii="游ゴシック" w:eastAsia="游ゴシック" w:hAnsi="游ゴシック" w:hint="eastAsia"/>
-                <w:sz w:val="20"/>
-              </w:rPr>
-              <w:t>白色で</w:t>
-            </w:r>
-            <w:r>
-              <w:rPr>
-                <w:rFonts w:ascii="游ゴシック" w:eastAsia="游ゴシック" w:hAnsi="游ゴシック" w:hint="eastAsia"/>
-                <w:sz w:val="20"/>
-              </w:rPr>
-              <w:t>ること</w:t>
+              <w:t>月額料金がテーブルのヘッドとして表示される</w:t>
             </w:r>
           </w:p>
         </w:tc>
@@ -2543,7 +2633,7 @@
             <w:pPr>
               <w:snapToGrid w:val="0"/>
               <w:rPr>
-                <w:rFonts w:ascii="游ゴシック" w:eastAsia="游ゴシック" w:hAnsi="游ゴシック"/>
+                <w:rFonts w:ascii="游ゴシック" w:eastAsia="游ゴシック" w:hAnsi="游ゴシック" w:hint="eastAsia"/>
                 <w:sz w:val="20"/>
               </w:rPr>
             </w:pPr>
@@ -2564,7 +2654,7 @@
               <w:snapToGrid w:val="0"/>
               <w:jc w:val="center"/>
               <w:rPr>
-                <w:rFonts w:ascii="游ゴシック" w:eastAsia="游ゴシック" w:hAnsi="游ゴシック" w:hint="eastAsia"/>
+                <w:rFonts w:ascii="游ゴシック" w:eastAsia="游ゴシック" w:hAnsi="游ゴシック"/>
                 <w:sz w:val="20"/>
               </w:rPr>
             </w:pPr>
@@ -2593,6 +2683,7 @@
           <w:p>
             <w:pPr>
               <w:snapToGrid w:val="0"/>
+              <w:jc w:val="left"/>
               <w:rPr>
                 <w:rFonts w:ascii="游ゴシック" w:eastAsia="游ゴシック" w:hAnsi="游ゴシック" w:hint="eastAsia"/>
                 <w:sz w:val="20"/>
@@ -2618,7 +2709,7 @@
                 <w:rFonts w:ascii="游ゴシック" w:eastAsia="游ゴシック" w:hAnsi="游ゴシック" w:hint="eastAsia"/>
                 <w:sz w:val="20"/>
               </w:rPr>
-              <w:t>戻るボタンが表示されていること</w:t>
+              <w:t>適用開始日がテーブルのヘッドとして表示される</w:t>
             </w:r>
           </w:p>
         </w:tc>
@@ -2663,7 +2754,7 @@
             <w:pPr>
               <w:snapToGrid w:val="0"/>
               <w:rPr>
-                <w:rFonts w:ascii="游ゴシック" w:eastAsia="游ゴシック" w:hAnsi="游ゴシック"/>
+                <w:rFonts w:ascii="游ゴシック" w:eastAsia="游ゴシック" w:hAnsi="游ゴシック" w:hint="eastAsia"/>
                 <w:sz w:val="20"/>
               </w:rPr>
             </w:pPr>
@@ -2684,7 +2775,7 @@
               <w:snapToGrid w:val="0"/>
               <w:jc w:val="center"/>
               <w:rPr>
-                <w:rFonts w:ascii="游ゴシック" w:eastAsia="游ゴシック" w:hAnsi="游ゴシック" w:hint="eastAsia"/>
+                <w:rFonts w:ascii="游ゴシック" w:eastAsia="游ゴシック" w:hAnsi="游ゴシック"/>
                 <w:sz w:val="20"/>
               </w:rPr>
             </w:pPr>
@@ -2713,6 +2804,7 @@
           <w:p>
             <w:pPr>
               <w:snapToGrid w:val="0"/>
+              <w:jc w:val="left"/>
               <w:rPr>
                 <w:rFonts w:ascii="游ゴシック" w:eastAsia="游ゴシック" w:hAnsi="游ゴシック" w:hint="eastAsia"/>
                 <w:sz w:val="20"/>
@@ -2738,7 +2830,21 @@
                 <w:rFonts w:ascii="游ゴシック" w:eastAsia="游ゴシック" w:hAnsi="游ゴシック" w:hint="eastAsia"/>
                 <w:sz w:val="20"/>
               </w:rPr>
-              <w:t>料金番号欄にある番号がリンクになっていること</w:t>
+              <w:t>適用</w:t>
+            </w:r>
+            <w:r>
+              <w:rPr>
+                <w:rFonts w:ascii="游ゴシック" w:eastAsia="游ゴシック" w:hAnsi="游ゴシック" w:hint="eastAsia"/>
+                <w:sz w:val="20"/>
+              </w:rPr>
+              <w:t>終了</w:t>
+            </w:r>
+            <w:r>
+              <w:rPr>
+                <w:rFonts w:ascii="游ゴシック" w:eastAsia="游ゴシック" w:hAnsi="游ゴシック" w:hint="eastAsia"/>
+                <w:sz w:val="20"/>
+              </w:rPr>
+              <w:t>日がテーブルのヘッドとして表示される</w:t>
             </w:r>
           </w:p>
         </w:tc>
@@ -2783,17 +2889,10 @@
             <w:pPr>
               <w:snapToGrid w:val="0"/>
               <w:rPr>
-                <w:rFonts w:ascii="游ゴシック" w:eastAsia="游ゴシック" w:hAnsi="游ゴシック"/>
-                <w:sz w:val="20"/>
-              </w:rPr>
-            </w:pPr>
-            <w:r>
-              <w:rPr>
-                <w:rFonts w:ascii="游ゴシック" w:eastAsia="游ゴシック" w:hAnsi="游ゴシック" w:hint="eastAsia"/>
-                <w:sz w:val="20"/>
-              </w:rPr>
-              <w:t>今回は機能をなにも作っていない為、表示だけを確認</w:t>
-            </w:r>
+                <w:rFonts w:ascii="游ゴシック" w:eastAsia="游ゴシック" w:hAnsi="游ゴシック" w:hint="eastAsia"/>
+                <w:sz w:val="20"/>
+              </w:rPr>
+            </w:pPr>
           </w:p>
         </w:tc>
       </w:tr>
@@ -2817,62 +2916,564 @@
             </w:pPr>
             <w:r>
               <w:rPr>
+                <w:rFonts w:ascii="游ゴシック" w:eastAsia="游ゴシック" w:hAnsi="游ゴシック"/>
+                <w:sz w:val="20"/>
+              </w:rPr>
+              <w:t>19</w:t>
+            </w:r>
+          </w:p>
+        </w:tc>
+        <w:tc>
+          <w:tcPr>
+            <w:tcW w:w="5355" w:type="dxa"/>
+            <w:vMerge/>
+            <w:vAlign w:val="center"/>
+          </w:tcPr>
+          <w:p>
+            <w:pPr>
+              <w:snapToGrid w:val="0"/>
+              <w:jc w:val="center"/>
+              <w:rPr>
+                <w:rFonts w:ascii="游ゴシック" w:eastAsia="游ゴシック" w:hAnsi="游ゴシック" w:hint="eastAsia"/>
+                <w:sz w:val="20"/>
+              </w:rPr>
+            </w:pPr>
+          </w:p>
+        </w:tc>
+        <w:tc>
+          <w:tcPr>
+            <w:tcW w:w="4935" w:type="dxa"/>
+            <w:vAlign w:val="center"/>
+          </w:tcPr>
+          <w:p>
+            <w:pPr>
+              <w:snapToGrid w:val="0"/>
+              <w:rPr>
+                <w:rFonts w:ascii="游ゴシック" w:eastAsia="游ゴシック" w:hAnsi="游ゴシック" w:hint="eastAsia"/>
+                <w:sz w:val="20"/>
+              </w:rPr>
+            </w:pPr>
+            <w:r>
+              <w:rPr>
+                <w:rFonts w:ascii="游ゴシック" w:eastAsia="游ゴシック" w:hAnsi="游ゴシック" w:hint="eastAsia"/>
+                <w:sz w:val="20"/>
+              </w:rPr>
+              <w:t>サービスメニューに料金情報管理が存在していること</w:t>
+            </w:r>
+          </w:p>
+        </w:tc>
+        <w:tc>
+          <w:tcPr>
+            <w:tcW w:w="1050" w:type="dxa"/>
+            <w:vAlign w:val="center"/>
+          </w:tcPr>
+          <w:p>
+            <w:pPr>
+              <w:snapToGrid w:val="0"/>
+              <w:jc w:val="center"/>
+              <w:rPr>
+                <w:rFonts w:ascii="游ゴシック" w:eastAsia="游ゴシック" w:hAnsi="游ゴシック"/>
+                <w:sz w:val="20"/>
+              </w:rPr>
+            </w:pPr>
+          </w:p>
+        </w:tc>
+        <w:tc>
+          <w:tcPr>
+            <w:tcW w:w="945" w:type="dxa"/>
+            <w:vAlign w:val="center"/>
+          </w:tcPr>
+          <w:p>
+            <w:pPr>
+              <w:snapToGrid w:val="0"/>
+              <w:jc w:val="center"/>
+              <w:rPr>
+                <w:rFonts w:ascii="游ゴシック" w:eastAsia="游ゴシック" w:hAnsi="游ゴシック"/>
+                <w:sz w:val="20"/>
+              </w:rPr>
+            </w:pPr>
+          </w:p>
+        </w:tc>
+        <w:tc>
+          <w:tcPr>
+            <w:tcW w:w="2310" w:type="dxa"/>
+            <w:vAlign w:val="center"/>
+          </w:tcPr>
+          <w:p>
+            <w:pPr>
+              <w:snapToGrid w:val="0"/>
+              <w:rPr>
+                <w:rFonts w:ascii="游ゴシック" w:eastAsia="游ゴシック" w:hAnsi="游ゴシック"/>
+                <w:sz w:val="20"/>
+              </w:rPr>
+            </w:pPr>
+          </w:p>
+        </w:tc>
+      </w:tr>
+      <w:tr>
+        <w:trPr>
+          <w:trHeight w:val="567"/>
+        </w:trPr>
+        <w:tc>
+          <w:tcPr>
+            <w:tcW w:w="1050" w:type="dxa"/>
+            <w:vAlign w:val="center"/>
+          </w:tcPr>
+          <w:p>
+            <w:pPr>
+              <w:snapToGrid w:val="0"/>
+              <w:jc w:val="center"/>
+              <w:rPr>
+                <w:rFonts w:ascii="游ゴシック" w:eastAsia="游ゴシック" w:hAnsi="游ゴシック" w:hint="eastAsia"/>
+                <w:sz w:val="20"/>
+              </w:rPr>
+            </w:pPr>
+            <w:r>
+              <w:rPr>
+                <w:rFonts w:ascii="游ゴシック" w:eastAsia="游ゴシック" w:hAnsi="游ゴシック" w:hint="eastAsia"/>
+                <w:sz w:val="20"/>
+              </w:rPr>
+              <w:t>2</w:t>
+            </w:r>
+            <w:r>
+              <w:rPr>
+                <w:rFonts w:ascii="游ゴシック" w:eastAsia="游ゴシック" w:hAnsi="游ゴシック"/>
+                <w:sz w:val="20"/>
+              </w:rPr>
+              <w:t>0</w:t>
+            </w:r>
+          </w:p>
+        </w:tc>
+        <w:tc>
+          <w:tcPr>
+            <w:tcW w:w="5355" w:type="dxa"/>
+            <w:vMerge/>
+            <w:vAlign w:val="center"/>
+          </w:tcPr>
+          <w:p>
+            <w:pPr>
+              <w:snapToGrid w:val="0"/>
+              <w:rPr>
+                <w:rFonts w:ascii="游ゴシック" w:eastAsia="游ゴシック" w:hAnsi="游ゴシック" w:hint="eastAsia"/>
+                <w:sz w:val="20"/>
+              </w:rPr>
+            </w:pPr>
+          </w:p>
+        </w:tc>
+        <w:tc>
+          <w:tcPr>
+            <w:tcW w:w="4935" w:type="dxa"/>
+            <w:vAlign w:val="center"/>
+          </w:tcPr>
+          <w:p>
+            <w:pPr>
+              <w:snapToGrid w:val="0"/>
+              <w:rPr>
+                <w:rFonts w:ascii="游ゴシック" w:eastAsia="游ゴシック" w:hAnsi="游ゴシック" w:hint="eastAsia"/>
+                <w:sz w:val="20"/>
+              </w:rPr>
+            </w:pPr>
+            <w:r>
+              <w:rPr>
+                <w:rFonts w:ascii="游ゴシック" w:eastAsia="游ゴシック" w:hAnsi="游ゴシック" w:hint="eastAsia"/>
+                <w:sz w:val="20"/>
+              </w:rPr>
+              <w:t>サービスメニューの料金情報管理の文字が</w:t>
+            </w:r>
+            <w:r>
+              <w:rPr>
+                <w:rFonts w:ascii="游ゴシック" w:eastAsia="游ゴシック" w:hAnsi="游ゴシック" w:hint="eastAsia"/>
+                <w:sz w:val="20"/>
+              </w:rPr>
+              <w:t>白色で</w:t>
+            </w:r>
+            <w:r>
+              <w:rPr>
+                <w:rFonts w:ascii="游ゴシック" w:eastAsia="游ゴシック" w:hAnsi="游ゴシック" w:hint="eastAsia"/>
+                <w:sz w:val="20"/>
+              </w:rPr>
+              <w:t>ること</w:t>
+            </w:r>
+          </w:p>
+        </w:tc>
+        <w:tc>
+          <w:tcPr>
+            <w:tcW w:w="1050" w:type="dxa"/>
+            <w:vAlign w:val="center"/>
+          </w:tcPr>
+          <w:p>
+            <w:pPr>
+              <w:snapToGrid w:val="0"/>
+              <w:jc w:val="center"/>
+              <w:rPr>
+                <w:rFonts w:ascii="游ゴシック" w:eastAsia="游ゴシック" w:hAnsi="游ゴシック"/>
+                <w:sz w:val="20"/>
+              </w:rPr>
+            </w:pPr>
+          </w:p>
+        </w:tc>
+        <w:tc>
+          <w:tcPr>
+            <w:tcW w:w="945" w:type="dxa"/>
+            <w:vAlign w:val="center"/>
+          </w:tcPr>
+          <w:p>
+            <w:pPr>
+              <w:snapToGrid w:val="0"/>
+              <w:jc w:val="center"/>
+              <w:rPr>
+                <w:rFonts w:ascii="游ゴシック" w:eastAsia="游ゴシック" w:hAnsi="游ゴシック"/>
+                <w:sz w:val="20"/>
+              </w:rPr>
+            </w:pPr>
+          </w:p>
+        </w:tc>
+        <w:tc>
+          <w:tcPr>
+            <w:tcW w:w="2310" w:type="dxa"/>
+            <w:vAlign w:val="center"/>
+          </w:tcPr>
+          <w:p>
+            <w:pPr>
+              <w:snapToGrid w:val="0"/>
+              <w:rPr>
+                <w:rFonts w:ascii="游ゴシック" w:eastAsia="游ゴシック" w:hAnsi="游ゴシック"/>
+                <w:sz w:val="20"/>
+              </w:rPr>
+            </w:pPr>
+          </w:p>
+        </w:tc>
+      </w:tr>
+      <w:tr>
+        <w:trPr>
+          <w:trHeight w:val="567"/>
+        </w:trPr>
+        <w:tc>
+          <w:tcPr>
+            <w:tcW w:w="1050" w:type="dxa"/>
+            <w:vAlign w:val="center"/>
+          </w:tcPr>
+          <w:p>
+            <w:pPr>
+              <w:snapToGrid w:val="0"/>
+              <w:jc w:val="center"/>
+              <w:rPr>
+                <w:rFonts w:ascii="游ゴシック" w:eastAsia="游ゴシック" w:hAnsi="游ゴシック" w:hint="eastAsia"/>
+                <w:sz w:val="20"/>
+              </w:rPr>
+            </w:pPr>
+            <w:r>
+              <w:rPr>
+                <w:rFonts w:ascii="游ゴシック" w:eastAsia="游ゴシック" w:hAnsi="游ゴシック" w:hint="eastAsia"/>
+                <w:sz w:val="20"/>
+              </w:rPr>
+              <w:t>2</w:t>
+            </w:r>
+            <w:r>
+              <w:rPr>
+                <w:rFonts w:ascii="游ゴシック" w:eastAsia="游ゴシック" w:hAnsi="游ゴシック"/>
+                <w:sz w:val="20"/>
+              </w:rPr>
+              <w:t>1</w:t>
+            </w:r>
+          </w:p>
+        </w:tc>
+        <w:tc>
+          <w:tcPr>
+            <w:tcW w:w="5355" w:type="dxa"/>
+            <w:vMerge/>
+            <w:vAlign w:val="center"/>
+          </w:tcPr>
+          <w:p>
+            <w:pPr>
+              <w:snapToGrid w:val="0"/>
+              <w:rPr>
+                <w:rFonts w:ascii="游ゴシック" w:eastAsia="游ゴシック" w:hAnsi="游ゴシック" w:hint="eastAsia"/>
+                <w:sz w:val="20"/>
+              </w:rPr>
+            </w:pPr>
+          </w:p>
+        </w:tc>
+        <w:tc>
+          <w:tcPr>
+            <w:tcW w:w="4935" w:type="dxa"/>
+            <w:vAlign w:val="center"/>
+          </w:tcPr>
+          <w:p>
+            <w:pPr>
+              <w:snapToGrid w:val="0"/>
+              <w:rPr>
+                <w:rFonts w:ascii="游ゴシック" w:eastAsia="游ゴシック" w:hAnsi="游ゴシック" w:hint="eastAsia"/>
+                <w:sz w:val="20"/>
+              </w:rPr>
+            </w:pPr>
+            <w:r>
+              <w:rPr>
+                <w:rFonts w:ascii="游ゴシック" w:eastAsia="游ゴシック" w:hAnsi="游ゴシック" w:hint="eastAsia"/>
+                <w:sz w:val="20"/>
+              </w:rPr>
+              <w:t>戻るボタンが表示されていること</w:t>
+            </w:r>
+          </w:p>
+        </w:tc>
+        <w:tc>
+          <w:tcPr>
+            <w:tcW w:w="1050" w:type="dxa"/>
+            <w:vAlign w:val="center"/>
+          </w:tcPr>
+          <w:p>
+            <w:pPr>
+              <w:snapToGrid w:val="0"/>
+              <w:jc w:val="center"/>
+              <w:rPr>
+                <w:rFonts w:ascii="游ゴシック" w:eastAsia="游ゴシック" w:hAnsi="游ゴシック"/>
+                <w:sz w:val="20"/>
+              </w:rPr>
+            </w:pPr>
+          </w:p>
+        </w:tc>
+        <w:tc>
+          <w:tcPr>
+            <w:tcW w:w="945" w:type="dxa"/>
+            <w:vAlign w:val="center"/>
+          </w:tcPr>
+          <w:p>
+            <w:pPr>
+              <w:snapToGrid w:val="0"/>
+              <w:jc w:val="center"/>
+              <w:rPr>
+                <w:rFonts w:ascii="游ゴシック" w:eastAsia="游ゴシック" w:hAnsi="游ゴシック"/>
+                <w:sz w:val="20"/>
+              </w:rPr>
+            </w:pPr>
+          </w:p>
+        </w:tc>
+        <w:tc>
+          <w:tcPr>
+            <w:tcW w:w="2310" w:type="dxa"/>
+            <w:vAlign w:val="center"/>
+          </w:tcPr>
+          <w:p>
+            <w:pPr>
+              <w:snapToGrid w:val="0"/>
+              <w:rPr>
+                <w:rFonts w:ascii="游ゴシック" w:eastAsia="游ゴシック" w:hAnsi="游ゴシック"/>
+                <w:sz w:val="20"/>
+              </w:rPr>
+            </w:pPr>
+          </w:p>
+        </w:tc>
+      </w:tr>
+      <w:tr>
+        <w:trPr>
+          <w:trHeight w:val="567"/>
+        </w:trPr>
+        <w:tc>
+          <w:tcPr>
+            <w:tcW w:w="1050" w:type="dxa"/>
+            <w:vAlign w:val="center"/>
+          </w:tcPr>
+          <w:p>
+            <w:pPr>
+              <w:snapToGrid w:val="0"/>
+              <w:jc w:val="center"/>
+              <w:rPr>
+                <w:rFonts w:ascii="游ゴシック" w:eastAsia="游ゴシック" w:hAnsi="游ゴシック" w:hint="eastAsia"/>
+                <w:sz w:val="20"/>
+              </w:rPr>
+            </w:pPr>
+            <w:r>
+              <w:rPr>
+                <w:rFonts w:ascii="游ゴシック" w:eastAsia="游ゴシック" w:hAnsi="游ゴシック" w:hint="eastAsia"/>
+                <w:sz w:val="20"/>
+              </w:rPr>
+              <w:t>2</w:t>
+            </w:r>
+            <w:r>
+              <w:rPr>
+                <w:rFonts w:ascii="游ゴシック" w:eastAsia="游ゴシック" w:hAnsi="游ゴシック"/>
+                <w:sz w:val="20"/>
+              </w:rPr>
+              <w:t>2</w:t>
+            </w:r>
+          </w:p>
+        </w:tc>
+        <w:tc>
+          <w:tcPr>
+            <w:tcW w:w="5355" w:type="dxa"/>
+            <w:vMerge/>
+            <w:vAlign w:val="center"/>
+          </w:tcPr>
+          <w:p>
+            <w:pPr>
+              <w:snapToGrid w:val="0"/>
+              <w:rPr>
+                <w:rFonts w:ascii="游ゴシック" w:eastAsia="游ゴシック" w:hAnsi="游ゴシック" w:hint="eastAsia"/>
+                <w:sz w:val="20"/>
+              </w:rPr>
+            </w:pPr>
+          </w:p>
+        </w:tc>
+        <w:tc>
+          <w:tcPr>
+            <w:tcW w:w="4935" w:type="dxa"/>
+            <w:vAlign w:val="center"/>
+          </w:tcPr>
+          <w:p>
+            <w:pPr>
+              <w:snapToGrid w:val="0"/>
+              <w:rPr>
+                <w:rFonts w:ascii="游ゴシック" w:eastAsia="游ゴシック" w:hAnsi="游ゴシック" w:hint="eastAsia"/>
+                <w:sz w:val="20"/>
+              </w:rPr>
+            </w:pPr>
+            <w:r>
+              <w:rPr>
+                <w:rFonts w:ascii="游ゴシック" w:eastAsia="游ゴシック" w:hAnsi="游ゴシック" w:hint="eastAsia"/>
+                <w:sz w:val="20"/>
+              </w:rPr>
+              <w:t>料金番号欄にある番号がリンクになっていること</w:t>
+            </w:r>
+          </w:p>
+        </w:tc>
+        <w:tc>
+          <w:tcPr>
+            <w:tcW w:w="1050" w:type="dxa"/>
+            <w:vAlign w:val="center"/>
+          </w:tcPr>
+          <w:p>
+            <w:pPr>
+              <w:snapToGrid w:val="0"/>
+              <w:jc w:val="center"/>
+              <w:rPr>
+                <w:rFonts w:ascii="游ゴシック" w:eastAsia="游ゴシック" w:hAnsi="游ゴシック"/>
+                <w:sz w:val="20"/>
+              </w:rPr>
+            </w:pPr>
+          </w:p>
+        </w:tc>
+        <w:tc>
+          <w:tcPr>
+            <w:tcW w:w="945" w:type="dxa"/>
+            <w:vAlign w:val="center"/>
+          </w:tcPr>
+          <w:p>
+            <w:pPr>
+              <w:snapToGrid w:val="0"/>
+              <w:jc w:val="center"/>
+              <w:rPr>
+                <w:rFonts w:ascii="游ゴシック" w:eastAsia="游ゴシック" w:hAnsi="游ゴシック"/>
+                <w:sz w:val="20"/>
+              </w:rPr>
+            </w:pPr>
+          </w:p>
+        </w:tc>
+        <w:tc>
+          <w:tcPr>
+            <w:tcW w:w="2310" w:type="dxa"/>
+            <w:vAlign w:val="center"/>
+          </w:tcPr>
+          <w:p>
+            <w:pPr>
+              <w:snapToGrid w:val="0"/>
+              <w:rPr>
+                <w:rFonts w:ascii="游ゴシック" w:eastAsia="游ゴシック" w:hAnsi="游ゴシック" w:hint="eastAsia"/>
+                <w:sz w:val="20"/>
+              </w:rPr>
+            </w:pPr>
+          </w:p>
+        </w:tc>
+      </w:tr>
+      <w:tr>
+        <w:trPr>
+          <w:trHeight w:val="567"/>
+        </w:trPr>
+        <w:tc>
+          <w:tcPr>
+            <w:tcW w:w="1050" w:type="dxa"/>
+            <w:vAlign w:val="center"/>
+          </w:tcPr>
+          <w:p>
+            <w:pPr>
+              <w:snapToGrid w:val="0"/>
+              <w:jc w:val="center"/>
+              <w:rPr>
+                <w:rFonts w:ascii="游ゴシック" w:eastAsia="游ゴシック" w:hAnsi="游ゴシック" w:hint="eastAsia"/>
+                <w:sz w:val="20"/>
+              </w:rPr>
+            </w:pPr>
+            <w:r>
+              <w:rPr>
+                <w:rFonts w:ascii="游ゴシック" w:eastAsia="游ゴシック" w:hAnsi="游ゴシック" w:hint="eastAsia"/>
+                <w:sz w:val="20"/>
+              </w:rPr>
+              <w:t>2</w:t>
+            </w:r>
+            <w:r>
+              <w:rPr>
+                <w:rFonts w:ascii="游ゴシック" w:eastAsia="游ゴシック" w:hAnsi="游ゴシック"/>
+                <w:sz w:val="20"/>
+              </w:rPr>
+              <w:t>3</w:t>
+            </w:r>
+          </w:p>
+        </w:tc>
+        <w:tc>
+          <w:tcPr>
+            <w:tcW w:w="5355" w:type="dxa"/>
+            <w:vAlign w:val="center"/>
+          </w:tcPr>
+          <w:p>
+            <w:pPr>
+              <w:snapToGrid w:val="0"/>
+              <w:rPr>
+                <w:rFonts w:ascii="游ゴシック" w:eastAsia="游ゴシック" w:hAnsi="游ゴシック" w:hint="eastAsia"/>
+                <w:sz w:val="20"/>
+              </w:rPr>
+            </w:pPr>
+            <w:r>
+              <w:rPr>
+                <w:rFonts w:ascii="游ゴシック" w:eastAsia="游ゴシック" w:hAnsi="游ゴシック" w:hint="eastAsia"/>
+                <w:sz w:val="20"/>
+              </w:rPr>
+              <w:t>料金検索結果画面の「戻る」ボタンを押下する</w:t>
+            </w:r>
+          </w:p>
+        </w:tc>
+        <w:tc>
+          <w:tcPr>
+            <w:tcW w:w="4935" w:type="dxa"/>
+            <w:vAlign w:val="center"/>
+          </w:tcPr>
+          <w:p>
+            <w:pPr>
+              <w:snapToGrid w:val="0"/>
+              <w:rPr>
+                <w:rFonts w:ascii="游ゴシック" w:eastAsia="游ゴシック" w:hAnsi="游ゴシック" w:hint="eastAsia"/>
+                <w:sz w:val="20"/>
+              </w:rPr>
+            </w:pPr>
+            <w:r>
+              <w:rPr>
+                <w:rFonts w:ascii="游ゴシック" w:eastAsia="游ゴシック" w:hAnsi="游ゴシック" w:hint="eastAsia"/>
+                <w:sz w:val="20"/>
+              </w:rPr>
+              <w:t>「戻る」ボタンをクリックしたときに料金検索画面</w:t>
+            </w:r>
+            <w:r>
+              <w:rPr>
+                <w:rFonts w:ascii="游ゴシック" w:eastAsia="游ゴシック" w:hAnsi="游ゴシック" w:hint="eastAsia"/>
+                <w:sz w:val="20"/>
+              </w:rPr>
+              <w:t>に</w:t>
+            </w:r>
+            <w:r>
+              <w:rPr>
                 <w:rFonts w:ascii="游ゴシック" w:eastAsia="游ゴシック" w:hAnsi="游ゴシック" w:hint="eastAsia"/>
                 <w:sz w:val="20"/>
               </w:rPr>
               <w:lastRenderedPageBreak/>
-              <w:t>1</w:t>
-            </w:r>
-            <w:r>
-              <w:rPr>
-                <w:rFonts w:ascii="游ゴシック" w:eastAsia="游ゴシック" w:hAnsi="游ゴシック"/>
-                <w:sz w:val="20"/>
-              </w:rPr>
-              <w:t>9</w:t>
-            </w:r>
-          </w:p>
-        </w:tc>
-        <w:tc>
-          <w:tcPr>
-            <w:tcW w:w="5355" w:type="dxa"/>
-            <w:vAlign w:val="center"/>
-          </w:tcPr>
-          <w:p>
-            <w:pPr>
-              <w:snapToGrid w:val="0"/>
-              <w:rPr>
-                <w:rFonts w:ascii="游ゴシック" w:eastAsia="游ゴシック" w:hAnsi="游ゴシック" w:hint="eastAsia"/>
-                <w:sz w:val="20"/>
-              </w:rPr>
-            </w:pPr>
-            <w:r>
-              <w:rPr>
-                <w:rFonts w:ascii="游ゴシック" w:eastAsia="游ゴシック" w:hAnsi="游ゴシック" w:hint="eastAsia"/>
-                <w:sz w:val="20"/>
-              </w:rPr>
-              <w:t>料金検索結果画面の「戻る」ボタンを押下する</w:t>
-            </w:r>
-          </w:p>
-        </w:tc>
-        <w:tc>
-          <w:tcPr>
-            <w:tcW w:w="4935" w:type="dxa"/>
-            <w:vAlign w:val="center"/>
-          </w:tcPr>
-          <w:p>
-            <w:pPr>
-              <w:snapToGrid w:val="0"/>
-              <w:rPr>
-                <w:rFonts w:ascii="游ゴシック" w:eastAsia="游ゴシック" w:hAnsi="游ゴシック" w:hint="eastAsia"/>
-                <w:sz w:val="20"/>
-              </w:rPr>
-            </w:pPr>
-            <w:r>
-              <w:rPr>
-                <w:rFonts w:ascii="游ゴシック" w:eastAsia="游ゴシック" w:hAnsi="游ゴシック" w:hint="eastAsia"/>
-                <w:sz w:val="20"/>
-              </w:rPr>
-              <w:t>「戻る」ボタンをクリックしたときに料金検索画面に遷移される</w:t>
+              <w:t>遷移される</w:t>
             </w:r>
           </w:p>
         </w:tc>
@@ -2884,12 +3485,22 @@
           <w:p>
             <w:pPr>
               <w:snapToGrid w:val="0"/>
-              <w:jc w:val="center"/>
-              <w:rPr>
-                <w:rFonts w:ascii="游ゴシック" w:eastAsia="游ゴシック" w:hAnsi="游ゴシック"/>
-                <w:sz w:val="20"/>
-              </w:rPr>
-            </w:pPr>
+              <w:rPr>
+                <w:rFonts w:ascii="游ゴシック" w:eastAsia="游ゴシック" w:hAnsi="游ゴシック" w:hint="eastAsia"/>
+                <w:sz w:val="20"/>
+              </w:rPr>
+            </w:pPr>
+          </w:p>
+          <w:p>
+            <w:pPr>
+              <w:snapToGrid w:val="0"/>
+              <w:rPr>
+                <w:rFonts w:ascii="游ゴシック" w:eastAsia="游ゴシック" w:hAnsi="游ゴシック" w:hint="eastAsia"/>
+                <w:sz w:val="20"/>
+              </w:rPr>
+            </w:pPr>
+            <w:bookmarkStart w:id="0" w:name="_GoBack"/>
+            <w:bookmarkEnd w:id="0"/>
           </w:p>
         </w:tc>
         <w:tc>
@@ -2917,7 +3528,7 @@
             <w:pPr>
               <w:snapToGrid w:val="0"/>
               <w:rPr>
-                <w:rFonts w:ascii="游ゴシック" w:eastAsia="游ゴシック" w:hAnsi="游ゴシック"/>
+                <w:rFonts w:ascii="游ゴシック" w:eastAsia="游ゴシック" w:hAnsi="游ゴシック" w:hint="eastAsia"/>
                 <w:sz w:val="20"/>
               </w:rPr>
             </w:pPr>
@@ -4829,7 +5440,7 @@
 </file>
 
 <file path=customXml/itemProps4.xml><?xml version="1.0" encoding="utf-8"?>
-<ds:datastoreItem xmlns:ds="http://schemas.openxmlformats.org/officeDocument/2006/customXml" ds:itemID="{3943D83D-C670-43F6-9011-C71E2C70F1A9}">
+<ds:datastoreItem xmlns:ds="http://schemas.openxmlformats.org/officeDocument/2006/customXml" ds:itemID="{A8FFCAF6-EE80-467D-BE7F-85E4116FEA84}">
   <ds:schemaRefs>
     <ds:schemaRef ds:uri="http://schemas.openxmlformats.org/officeDocument/2006/bibliography"/>
   </ds:schemaRefs>

--- a/extra/report/No.課題3_テストケース.docx
+++ b/extra/report/No.課題3_テストケース.docx
@@ -2346,7 +2346,7 @@
                 <w:rFonts w:ascii="游ゴシック" w:eastAsia="游ゴシック" w:hAnsi="游ゴシック" w:hint="eastAsia"/>
                 <w:sz w:val="20"/>
               </w:rPr>
-              <w:t>料金番号がテーブルのヘッドとして表示される</w:t>
+              <w:t>料金番号が表示される</w:t>
             </w:r>
           </w:p>
         </w:tc>
@@ -2467,7 +2467,14 @@
                 <w:rFonts w:ascii="游ゴシック" w:eastAsia="游ゴシック" w:hAnsi="游ゴシック" w:hint="eastAsia"/>
                 <w:sz w:val="20"/>
               </w:rPr>
-              <w:t>がテーブルのヘッドとして表示される</w:t>
+              <w:t>が</w:t>
+            </w:r>
+            <w:r>
+              <w:rPr>
+                <w:rFonts w:ascii="游ゴシック" w:eastAsia="游ゴシック" w:hAnsi="游ゴシック" w:hint="eastAsia"/>
+                <w:sz w:val="20"/>
+              </w:rPr>
+              <w:t>表示される</w:t>
             </w:r>
           </w:p>
         </w:tc>
@@ -2588,7 +2595,21 @@
                 <w:rFonts w:ascii="游ゴシック" w:eastAsia="游ゴシック" w:hAnsi="游ゴシック" w:hint="eastAsia"/>
                 <w:sz w:val="20"/>
               </w:rPr>
-              <w:t>月額料金がテーブルのヘッドとして表示される</w:t>
+              <w:t>月額料金</w:t>
+            </w:r>
+            <w:r>
+              <w:rPr>
+                <w:rFonts w:ascii="游ゴシック" w:eastAsia="游ゴシック" w:hAnsi="游ゴシック" w:hint="eastAsia"/>
+                <w:sz w:val="20"/>
+              </w:rPr>
+              <w:t>が</w:t>
+            </w:r>
+            <w:r>
+              <w:rPr>
+                <w:rFonts w:ascii="游ゴシック" w:eastAsia="游ゴシック" w:hAnsi="游ゴシック" w:hint="eastAsia"/>
+                <w:sz w:val="20"/>
+              </w:rPr>
+              <w:t>表示される</w:t>
             </w:r>
           </w:p>
         </w:tc>
@@ -2709,7 +2730,7 @@
                 <w:rFonts w:ascii="游ゴシック" w:eastAsia="游ゴシック" w:hAnsi="游ゴシック" w:hint="eastAsia"/>
                 <w:sz w:val="20"/>
               </w:rPr>
-              <w:t>適用開始日がテーブルのヘッドとして表示される</w:t>
+              <w:t>適用開始日が表示される</w:t>
             </w:r>
           </w:p>
         </w:tc>
@@ -2839,12 +2860,14 @@
               </w:rPr>
               <w:t>終了</w:t>
             </w:r>
-            <w:r>
-              <w:rPr>
-                <w:rFonts w:ascii="游ゴシック" w:eastAsia="游ゴシック" w:hAnsi="游ゴシック" w:hint="eastAsia"/>
-                <w:sz w:val="20"/>
-              </w:rPr>
-              <w:t>日がテーブルのヘッドとして表示される</w:t>
+            <w:bookmarkStart w:id="0" w:name="_GoBack"/>
+            <w:bookmarkEnd w:id="0"/>
+            <w:r>
+              <w:rPr>
+                <w:rFonts w:ascii="游ゴシック" w:eastAsia="游ゴシック" w:hAnsi="游ゴシック" w:hint="eastAsia"/>
+                <w:sz w:val="20"/>
+              </w:rPr>
+              <w:t>日が表示される</w:t>
             </w:r>
           </w:p>
         </w:tc>
@@ -3499,8 +3522,6 @@
                 <w:sz w:val="20"/>
               </w:rPr>
             </w:pPr>
-            <w:bookmarkStart w:id="0" w:name="_GoBack"/>
-            <w:bookmarkEnd w:id="0"/>
           </w:p>
         </w:tc>
         <w:tc>
@@ -5440,7 +5461,7 @@
 </file>
 
 <file path=customXml/itemProps4.xml><?xml version="1.0" encoding="utf-8"?>
-<ds:datastoreItem xmlns:ds="http://schemas.openxmlformats.org/officeDocument/2006/customXml" ds:itemID="{A8FFCAF6-EE80-467D-BE7F-85E4116FEA84}">
+<ds:datastoreItem xmlns:ds="http://schemas.openxmlformats.org/officeDocument/2006/customXml" ds:itemID="{6DD38362-7A14-43B5-8A75-C3766C5DEB8E}">
   <ds:schemaRefs>
     <ds:schemaRef ds:uri="http://schemas.openxmlformats.org/officeDocument/2006/bibliography"/>
   </ds:schemaRefs>

--- a/extra/report/No.課題3_テストケース.docx
+++ b/extra/report/No.課題3_テストケース.docx
@@ -220,7 +220,35 @@
                 <w:rFonts w:ascii="游ゴシック" w:eastAsia="游ゴシック" w:hAnsi="游ゴシック" w:hint="eastAsia"/>
                 <w:sz w:val="20"/>
               </w:rPr>
-              <w:t>・管理者アカウントでログイン済み</w:t>
+              <w:t>・</w:t>
+            </w:r>
+            <w:r>
+              <w:rPr>
+                <w:rFonts w:ascii="游ゴシック" w:eastAsia="游ゴシック" w:hAnsi="游ゴシック" w:hint="eastAsia"/>
+                <w:sz w:val="20"/>
+              </w:rPr>
+              <w:t>テストケース1</w:t>
+            </w:r>
+            <w:r>
+              <w:rPr>
+                <w:rFonts w:ascii="游ゴシック" w:eastAsia="游ゴシック" w:hAnsi="游ゴシック"/>
+                <w:sz w:val="20"/>
+              </w:rPr>
+              <w:t>,2</w:t>
+            </w:r>
+            <w:r>
+              <w:rPr>
+                <w:rFonts w:ascii="游ゴシック" w:eastAsia="游ゴシック" w:hAnsi="游ゴシック" w:hint="eastAsia"/>
+                <w:sz w:val="20"/>
+              </w:rPr>
+              <w:t>以外は</w:t>
+            </w:r>
+            <w:r>
+              <w:rPr>
+                <w:rFonts w:ascii="游ゴシック" w:eastAsia="游ゴシック" w:hAnsi="游ゴシック" w:hint="eastAsia"/>
+                <w:sz w:val="20"/>
+              </w:rPr>
+              <w:t>管理者アカウントでログイン済み</w:t>
             </w:r>
           </w:p>
           <w:p>
@@ -2195,6 +2223,13 @@
                 <w:rFonts w:ascii="游ゴシック" w:eastAsia="游ゴシック" w:hAnsi="游ゴシック" w:hint="eastAsia"/>
                 <w:sz w:val="20"/>
               </w:rPr>
+              <w:t>入力した文字と部分一致する</w:t>
+            </w:r>
+            <w:r>
+              <w:rPr>
+                <w:rFonts w:ascii="游ゴシック" w:eastAsia="游ゴシック" w:hAnsi="游ゴシック" w:hint="eastAsia"/>
+                <w:sz w:val="20"/>
+              </w:rPr>
               <w:t>料金情報が存在しない場合は</w:t>
             </w:r>
             <w:r>
@@ -2220,6 +2255,8 @@
               </w:rPr>
               <w:t>と表示される</w:t>
             </w:r>
+            <w:bookmarkStart w:id="0" w:name="_GoBack"/>
+            <w:bookmarkEnd w:id="0"/>
           </w:p>
         </w:tc>
         <w:tc>
@@ -2860,8 +2897,6 @@
               </w:rPr>
               <w:t>終了</w:t>
             </w:r>
-            <w:bookmarkStart w:id="0" w:name="_GoBack"/>
-            <w:bookmarkEnd w:id="0"/>
             <w:r>
               <w:rPr>
                 <w:rFonts w:ascii="游ゴシック" w:eastAsia="游ゴシック" w:hAnsi="游ゴシック" w:hint="eastAsia"/>
@@ -3430,6 +3465,7 @@
                 <w:rFonts w:ascii="游ゴシック" w:eastAsia="游ゴシック" w:hAnsi="游ゴシック" w:hint="eastAsia"/>
                 <w:sz w:val="20"/>
               </w:rPr>
+              <w:lastRenderedPageBreak/>
               <w:t>2</w:t>
             </w:r>
             <w:r>
@@ -3488,15 +3524,7 @@
                 <w:rFonts w:ascii="游ゴシック" w:eastAsia="游ゴシック" w:hAnsi="游ゴシック" w:hint="eastAsia"/>
                 <w:sz w:val="20"/>
               </w:rPr>
-              <w:t>に</w:t>
-            </w:r>
-            <w:r>
-              <w:rPr>
-                <w:rFonts w:ascii="游ゴシック" w:eastAsia="游ゴシック" w:hAnsi="游ゴシック" w:hint="eastAsia"/>
-                <w:sz w:val="20"/>
-              </w:rPr>
-              <w:lastRenderedPageBreak/>
-              <w:t>遷移される</w:t>
+              <w:t>に遷移される</w:t>
             </w:r>
           </w:p>
         </w:tc>
@@ -5461,7 +5489,7 @@
 </file>
 
 <file path=customXml/itemProps4.xml><?xml version="1.0" encoding="utf-8"?>
-<ds:datastoreItem xmlns:ds="http://schemas.openxmlformats.org/officeDocument/2006/customXml" ds:itemID="{6DD38362-7A14-43B5-8A75-C3766C5DEB8E}">
+<ds:datastoreItem xmlns:ds="http://schemas.openxmlformats.org/officeDocument/2006/customXml" ds:itemID="{AC74BC72-D1E8-4606-8555-BEBE37CC1A82}">
   <ds:schemaRefs>
     <ds:schemaRef ds:uri="http://schemas.openxmlformats.org/officeDocument/2006/bibliography"/>
   </ds:schemaRefs>

--- a/extra/report/No.課題3_テストケース.docx
+++ b/extra/report/No.課題3_テストケース.docx
@@ -342,6 +342,20 @@
                 <w:sz w:val="20"/>
               </w:rPr>
             </w:pPr>
+            <w:r>
+              <w:rPr>
+                <w:rFonts w:ascii="游ゴシック" w:eastAsia="游ゴシック" w:hAnsi="游ゴシック" w:hint="eastAsia"/>
+                <w:sz w:val="20"/>
+              </w:rPr>
+              <w:t>8</w:t>
+            </w:r>
+            <w:r>
+              <w:rPr>
+                <w:rFonts w:ascii="游ゴシック" w:eastAsia="游ゴシック" w:hAnsi="游ゴシック"/>
+                <w:sz w:val="20"/>
+              </w:rPr>
+              <w:t>/14</w:t>
+            </w:r>
           </w:p>
         </w:tc>
         <w:tc>
@@ -358,6 +372,20 @@
                 <w:sz w:val="20"/>
               </w:rPr>
             </w:pPr>
+            <w:r>
+              <w:rPr>
+                <w:rFonts w:ascii="游ゴシック" w:eastAsia="游ゴシック" w:hAnsi="游ゴシック" w:hint="eastAsia"/>
+                <w:sz w:val="20"/>
+              </w:rPr>
+              <w:t>O</w:t>
+            </w:r>
+            <w:r>
+              <w:rPr>
+                <w:rFonts w:ascii="游ゴシック" w:eastAsia="游ゴシック" w:hAnsi="游ゴシック"/>
+                <w:sz w:val="20"/>
+              </w:rPr>
+              <w:t>K</w:t>
+            </w:r>
           </w:p>
         </w:tc>
         <w:tc>
@@ -435,7 +463,7 @@
             <w:pPr>
               <w:snapToGrid w:val="0"/>
               <w:rPr>
-                <w:rFonts w:ascii="游ゴシック" w:eastAsia="游ゴシック" w:hAnsi="游ゴシック" w:hint="eastAsia"/>
+                <w:rFonts w:ascii="游ゴシック" w:eastAsia="游ゴシック" w:hAnsi="游ゴシック"/>
                 <w:sz w:val="20"/>
               </w:rPr>
             </w:pPr>
@@ -462,6 +490,20 @@
                 <w:sz w:val="20"/>
               </w:rPr>
             </w:pPr>
+            <w:r>
+              <w:rPr>
+                <w:rFonts w:ascii="游ゴシック" w:eastAsia="游ゴシック" w:hAnsi="游ゴシック" w:hint="eastAsia"/>
+                <w:sz w:val="20"/>
+              </w:rPr>
+              <w:t>8</w:t>
+            </w:r>
+            <w:r>
+              <w:rPr>
+                <w:rFonts w:ascii="游ゴシック" w:eastAsia="游ゴシック" w:hAnsi="游ゴシック"/>
+                <w:sz w:val="20"/>
+              </w:rPr>
+              <w:t>/14</w:t>
+            </w:r>
           </w:p>
         </w:tc>
         <w:tc>
@@ -478,6 +520,20 @@
                 <w:sz w:val="20"/>
               </w:rPr>
             </w:pPr>
+            <w:r>
+              <w:rPr>
+                <w:rFonts w:ascii="游ゴシック" w:eastAsia="游ゴシック" w:hAnsi="游ゴシック" w:hint="eastAsia"/>
+                <w:sz w:val="20"/>
+              </w:rPr>
+              <w:t>O</w:t>
+            </w:r>
+            <w:r>
+              <w:rPr>
+                <w:rFonts w:ascii="游ゴシック" w:eastAsia="游ゴシック" w:hAnsi="游ゴシック"/>
+                <w:sz w:val="20"/>
+              </w:rPr>
+              <w:t>K</w:t>
+            </w:r>
           </w:p>
         </w:tc>
         <w:tc>
@@ -575,6 +631,20 @@
                 <w:sz w:val="20"/>
               </w:rPr>
             </w:pPr>
+            <w:r>
+              <w:rPr>
+                <w:rFonts w:ascii="游ゴシック" w:eastAsia="游ゴシック" w:hAnsi="游ゴシック" w:hint="eastAsia"/>
+                <w:sz w:val="20"/>
+              </w:rPr>
+              <w:t>8</w:t>
+            </w:r>
+            <w:r>
+              <w:rPr>
+                <w:rFonts w:ascii="游ゴシック" w:eastAsia="游ゴシック" w:hAnsi="游ゴシック"/>
+                <w:sz w:val="20"/>
+              </w:rPr>
+              <w:t>/14</w:t>
+            </w:r>
           </w:p>
         </w:tc>
         <w:tc>
@@ -591,6 +661,20 @@
                 <w:sz w:val="20"/>
               </w:rPr>
             </w:pPr>
+            <w:r>
+              <w:rPr>
+                <w:rFonts w:ascii="游ゴシック" w:eastAsia="游ゴシック" w:hAnsi="游ゴシック" w:hint="eastAsia"/>
+                <w:sz w:val="20"/>
+              </w:rPr>
+              <w:t>O</w:t>
+            </w:r>
+            <w:r>
+              <w:rPr>
+                <w:rFonts w:ascii="游ゴシック" w:eastAsia="游ゴシック" w:hAnsi="游ゴシック"/>
+                <w:sz w:val="20"/>
+              </w:rPr>
+              <w:t>K</w:t>
+            </w:r>
           </w:p>
         </w:tc>
         <w:tc>
@@ -668,7 +752,7 @@
             <w:pPr>
               <w:snapToGrid w:val="0"/>
               <w:rPr>
-                <w:rFonts w:ascii="游ゴシック" w:eastAsia="游ゴシック" w:hAnsi="游ゴシック" w:hint="eastAsia"/>
+                <w:rFonts w:ascii="游ゴシック" w:eastAsia="游ゴシック" w:hAnsi="游ゴシック"/>
                 <w:sz w:val="20"/>
               </w:rPr>
             </w:pPr>
@@ -695,6 +779,20 @@
                 <w:sz w:val="20"/>
               </w:rPr>
             </w:pPr>
+            <w:r>
+              <w:rPr>
+                <w:rFonts w:ascii="游ゴシック" w:eastAsia="游ゴシック" w:hAnsi="游ゴシック" w:hint="eastAsia"/>
+                <w:sz w:val="20"/>
+              </w:rPr>
+              <w:t>8</w:t>
+            </w:r>
+            <w:r>
+              <w:rPr>
+                <w:rFonts w:ascii="游ゴシック" w:eastAsia="游ゴシック" w:hAnsi="游ゴシック"/>
+                <w:sz w:val="20"/>
+              </w:rPr>
+              <w:t>/14</w:t>
+            </w:r>
           </w:p>
         </w:tc>
         <w:tc>
@@ -711,6 +809,20 @@
                 <w:sz w:val="20"/>
               </w:rPr>
             </w:pPr>
+            <w:r>
+              <w:rPr>
+                <w:rFonts w:ascii="游ゴシック" w:eastAsia="游ゴシック" w:hAnsi="游ゴシック" w:hint="eastAsia"/>
+                <w:sz w:val="20"/>
+              </w:rPr>
+              <w:t>O</w:t>
+            </w:r>
+            <w:r>
+              <w:rPr>
+                <w:rFonts w:ascii="游ゴシック" w:eastAsia="游ゴシック" w:hAnsi="游ゴシック"/>
+                <w:sz w:val="20"/>
+              </w:rPr>
+              <w:t>K</w:t>
+            </w:r>
           </w:p>
         </w:tc>
         <w:tc>
@@ -808,6 +920,20 @@
                 <w:sz w:val="20"/>
               </w:rPr>
             </w:pPr>
+            <w:r>
+              <w:rPr>
+                <w:rFonts w:ascii="游ゴシック" w:eastAsia="游ゴシック" w:hAnsi="游ゴシック" w:hint="eastAsia"/>
+                <w:sz w:val="20"/>
+              </w:rPr>
+              <w:t>8</w:t>
+            </w:r>
+            <w:r>
+              <w:rPr>
+                <w:rFonts w:ascii="游ゴシック" w:eastAsia="游ゴシック" w:hAnsi="游ゴシック"/>
+                <w:sz w:val="20"/>
+              </w:rPr>
+              <w:t>/14</w:t>
+            </w:r>
           </w:p>
         </w:tc>
         <w:tc>
@@ -824,6 +950,20 @@
                 <w:sz w:val="20"/>
               </w:rPr>
             </w:pPr>
+            <w:r>
+              <w:rPr>
+                <w:rFonts w:ascii="游ゴシック" w:eastAsia="游ゴシック" w:hAnsi="游ゴシック" w:hint="eastAsia"/>
+                <w:sz w:val="20"/>
+              </w:rPr>
+              <w:t>O</w:t>
+            </w:r>
+            <w:r>
+              <w:rPr>
+                <w:rFonts w:ascii="游ゴシック" w:eastAsia="游ゴシック" w:hAnsi="游ゴシック"/>
+                <w:sz w:val="20"/>
+              </w:rPr>
+              <w:t>K</w:t>
+            </w:r>
           </w:p>
         </w:tc>
         <w:tc>
@@ -909,28 +1049,7 @@
                 <w:rFonts w:ascii="游ゴシック" w:eastAsia="游ゴシック" w:hAnsi="游ゴシック" w:hint="eastAsia"/>
                 <w:sz w:val="20"/>
               </w:rPr>
-              <w:t>サービスメニューの料金情報管理の文字が</w:t>
-            </w:r>
-            <w:r>
-              <w:rPr>
-                <w:rFonts w:ascii="游ゴシック" w:eastAsia="游ゴシック" w:hAnsi="游ゴシック" w:hint="eastAsia"/>
-                <w:sz w:val="20"/>
-              </w:rPr>
-              <w:t>白色</w:t>
-            </w:r>
-            <w:r>
-              <w:rPr>
-                <w:rFonts w:ascii="游ゴシック" w:eastAsia="游ゴシック" w:hAnsi="游ゴシック" w:hint="eastAsia"/>
-                <w:sz w:val="20"/>
-              </w:rPr>
-              <w:t>であるこ</w:t>
-            </w:r>
-            <w:r>
-              <w:rPr>
-                <w:rFonts w:ascii="游ゴシック" w:eastAsia="游ゴシック" w:hAnsi="游ゴシック" w:hint="eastAsia"/>
-                <w:sz w:val="20"/>
-              </w:rPr>
-              <w:t>と</w:t>
+              <w:t>サービスメニューの料金情報管理の文字が白色であること</w:t>
             </w:r>
           </w:p>
         </w:tc>
@@ -948,6 +1067,20 @@
                 <w:sz w:val="20"/>
               </w:rPr>
             </w:pPr>
+            <w:r>
+              <w:rPr>
+                <w:rFonts w:ascii="游ゴシック" w:eastAsia="游ゴシック" w:hAnsi="游ゴシック" w:hint="eastAsia"/>
+                <w:sz w:val="20"/>
+              </w:rPr>
+              <w:t>8</w:t>
+            </w:r>
+            <w:r>
+              <w:rPr>
+                <w:rFonts w:ascii="游ゴシック" w:eastAsia="游ゴシック" w:hAnsi="游ゴシック"/>
+                <w:sz w:val="20"/>
+              </w:rPr>
+              <w:t>/14</w:t>
+            </w:r>
           </w:p>
         </w:tc>
         <w:tc>
@@ -964,6 +1097,20 @@
                 <w:sz w:val="20"/>
               </w:rPr>
             </w:pPr>
+            <w:r>
+              <w:rPr>
+                <w:rFonts w:ascii="游ゴシック" w:eastAsia="游ゴシック" w:hAnsi="游ゴシック" w:hint="eastAsia"/>
+                <w:sz w:val="20"/>
+              </w:rPr>
+              <w:t>O</w:t>
+            </w:r>
+            <w:r>
+              <w:rPr>
+                <w:rFonts w:ascii="游ゴシック" w:eastAsia="游ゴシック" w:hAnsi="游ゴシック"/>
+                <w:sz w:val="20"/>
+              </w:rPr>
+              <w:t>K</w:t>
+            </w:r>
           </w:p>
         </w:tc>
         <w:tc>
@@ -1018,7 +1165,7 @@
             <w:pPr>
               <w:snapToGrid w:val="0"/>
               <w:rPr>
-                <w:rFonts w:ascii="游ゴシック" w:eastAsia="游ゴシック" w:hAnsi="游ゴシック" w:hint="eastAsia"/>
+                <w:rFonts w:ascii="游ゴシック" w:eastAsia="游ゴシック" w:hAnsi="游ゴシック"/>
                 <w:sz w:val="20"/>
               </w:rPr>
             </w:pPr>
@@ -1067,6 +1214,20 @@
                 <w:sz w:val="20"/>
               </w:rPr>
             </w:pPr>
+            <w:r>
+              <w:rPr>
+                <w:rFonts w:ascii="游ゴシック" w:eastAsia="游ゴシック" w:hAnsi="游ゴシック" w:hint="eastAsia"/>
+                <w:sz w:val="20"/>
+              </w:rPr>
+              <w:t>8</w:t>
+            </w:r>
+            <w:r>
+              <w:rPr>
+                <w:rFonts w:ascii="游ゴシック" w:eastAsia="游ゴシック" w:hAnsi="游ゴシック"/>
+                <w:sz w:val="20"/>
+              </w:rPr>
+              <w:t>/14</w:t>
+            </w:r>
           </w:p>
         </w:tc>
         <w:tc>
@@ -1083,6 +1244,20 @@
                 <w:sz w:val="20"/>
               </w:rPr>
             </w:pPr>
+            <w:r>
+              <w:rPr>
+                <w:rFonts w:ascii="游ゴシック" w:eastAsia="游ゴシック" w:hAnsi="游ゴシック" w:hint="eastAsia"/>
+                <w:sz w:val="20"/>
+              </w:rPr>
+              <w:t>O</w:t>
+            </w:r>
+            <w:r>
+              <w:rPr>
+                <w:rFonts w:ascii="游ゴシック" w:eastAsia="游ゴシック" w:hAnsi="游ゴシック"/>
+                <w:sz w:val="20"/>
+              </w:rPr>
+              <w:t>K</w:t>
+            </w:r>
           </w:p>
         </w:tc>
         <w:tc>
@@ -1160,7 +1335,7 @@
             <w:pPr>
               <w:snapToGrid w:val="0"/>
               <w:rPr>
-                <w:rFonts w:ascii="游ゴシック" w:eastAsia="游ゴシック" w:hAnsi="游ゴシック" w:hint="eastAsia"/>
+                <w:rFonts w:ascii="游ゴシック" w:eastAsia="游ゴシック" w:hAnsi="游ゴシック"/>
                 <w:sz w:val="20"/>
               </w:rPr>
             </w:pPr>
@@ -1187,6 +1362,20 @@
                 <w:sz w:val="20"/>
               </w:rPr>
             </w:pPr>
+            <w:r>
+              <w:rPr>
+                <w:rFonts w:ascii="游ゴシック" w:eastAsia="游ゴシック" w:hAnsi="游ゴシック" w:hint="eastAsia"/>
+                <w:sz w:val="20"/>
+              </w:rPr>
+              <w:t>8</w:t>
+            </w:r>
+            <w:r>
+              <w:rPr>
+                <w:rFonts w:ascii="游ゴシック" w:eastAsia="游ゴシック" w:hAnsi="游ゴシック"/>
+                <w:sz w:val="20"/>
+              </w:rPr>
+              <w:t>/14</w:t>
+            </w:r>
           </w:p>
         </w:tc>
         <w:tc>
@@ -1203,6 +1392,20 @@
                 <w:sz w:val="20"/>
               </w:rPr>
             </w:pPr>
+            <w:r>
+              <w:rPr>
+                <w:rFonts w:ascii="游ゴシック" w:eastAsia="游ゴシック" w:hAnsi="游ゴシック" w:hint="eastAsia"/>
+                <w:sz w:val="20"/>
+              </w:rPr>
+              <w:t>O</w:t>
+            </w:r>
+            <w:r>
+              <w:rPr>
+                <w:rFonts w:ascii="游ゴシック" w:eastAsia="游ゴシック" w:hAnsi="游ゴシック"/>
+                <w:sz w:val="20"/>
+              </w:rPr>
+              <w:t>K</w:t>
+            </w:r>
           </w:p>
         </w:tc>
         <w:tc>
@@ -1273,7 +1476,7 @@
             <w:pPr>
               <w:snapToGrid w:val="0"/>
               <w:rPr>
-                <w:rFonts w:ascii="游ゴシック" w:eastAsia="游ゴシック" w:hAnsi="游ゴシック" w:hint="eastAsia"/>
+                <w:rFonts w:ascii="游ゴシック" w:eastAsia="游ゴシック" w:hAnsi="游ゴシック"/>
                 <w:sz w:val="20"/>
               </w:rPr>
             </w:pPr>
@@ -1300,6 +1503,20 @@
                 <w:sz w:val="20"/>
               </w:rPr>
             </w:pPr>
+            <w:r>
+              <w:rPr>
+                <w:rFonts w:ascii="游ゴシック" w:eastAsia="游ゴシック" w:hAnsi="游ゴシック" w:hint="eastAsia"/>
+                <w:sz w:val="20"/>
+              </w:rPr>
+              <w:t>8</w:t>
+            </w:r>
+            <w:r>
+              <w:rPr>
+                <w:rFonts w:ascii="游ゴシック" w:eastAsia="游ゴシック" w:hAnsi="游ゴシック"/>
+                <w:sz w:val="20"/>
+              </w:rPr>
+              <w:t>/14</w:t>
+            </w:r>
           </w:p>
         </w:tc>
         <w:tc>
@@ -1316,6 +1533,20 @@
                 <w:sz w:val="20"/>
               </w:rPr>
             </w:pPr>
+            <w:r>
+              <w:rPr>
+                <w:rFonts w:ascii="游ゴシック" w:eastAsia="游ゴシック" w:hAnsi="游ゴシック" w:hint="eastAsia"/>
+                <w:sz w:val="20"/>
+              </w:rPr>
+              <w:t>O</w:t>
+            </w:r>
+            <w:r>
+              <w:rPr>
+                <w:rFonts w:ascii="游ゴシック" w:eastAsia="游ゴシック" w:hAnsi="游ゴシック"/>
+                <w:sz w:val="20"/>
+              </w:rPr>
+              <w:t>K</w:t>
+            </w:r>
           </w:p>
         </w:tc>
         <w:tc>
@@ -1413,6 +1644,20 @@
                 <w:sz w:val="20"/>
               </w:rPr>
             </w:pPr>
+            <w:r>
+              <w:rPr>
+                <w:rFonts w:ascii="游ゴシック" w:eastAsia="游ゴシック" w:hAnsi="游ゴシック" w:hint="eastAsia"/>
+                <w:sz w:val="20"/>
+              </w:rPr>
+              <w:t>8</w:t>
+            </w:r>
+            <w:r>
+              <w:rPr>
+                <w:rFonts w:ascii="游ゴシック" w:eastAsia="游ゴシック" w:hAnsi="游ゴシック"/>
+                <w:sz w:val="20"/>
+              </w:rPr>
+              <w:t>/14</w:t>
+            </w:r>
           </w:p>
         </w:tc>
         <w:tc>
@@ -1429,6 +1674,20 @@
                 <w:sz w:val="20"/>
               </w:rPr>
             </w:pPr>
+            <w:r>
+              <w:rPr>
+                <w:rFonts w:ascii="游ゴシック" w:eastAsia="游ゴシック" w:hAnsi="游ゴシック" w:hint="eastAsia"/>
+                <w:sz w:val="20"/>
+              </w:rPr>
+              <w:t>O</w:t>
+            </w:r>
+            <w:r>
+              <w:rPr>
+                <w:rFonts w:ascii="游ゴシック" w:eastAsia="游ゴシック" w:hAnsi="游ゴシック"/>
+                <w:sz w:val="20"/>
+              </w:rPr>
+              <w:t>K</w:t>
+            </w:r>
           </w:p>
         </w:tc>
         <w:tc>
@@ -1533,6 +1792,20 @@
                 <w:sz w:val="20"/>
               </w:rPr>
             </w:pPr>
+            <w:r>
+              <w:rPr>
+                <w:rFonts w:ascii="游ゴシック" w:eastAsia="游ゴシック" w:hAnsi="游ゴシック" w:hint="eastAsia"/>
+                <w:sz w:val="20"/>
+              </w:rPr>
+              <w:t>8</w:t>
+            </w:r>
+            <w:r>
+              <w:rPr>
+                <w:rFonts w:ascii="游ゴシック" w:eastAsia="游ゴシック" w:hAnsi="游ゴシック"/>
+                <w:sz w:val="20"/>
+              </w:rPr>
+              <w:t>/14</w:t>
+            </w:r>
           </w:p>
         </w:tc>
         <w:tc>
@@ -1549,6 +1822,20 @@
                 <w:sz w:val="20"/>
               </w:rPr>
             </w:pPr>
+            <w:r>
+              <w:rPr>
+                <w:rFonts w:ascii="游ゴシック" w:eastAsia="游ゴシック" w:hAnsi="游ゴシック" w:hint="eastAsia"/>
+                <w:sz w:val="20"/>
+              </w:rPr>
+              <w:t>O</w:t>
+            </w:r>
+            <w:r>
+              <w:rPr>
+                <w:rFonts w:ascii="游ゴシック" w:eastAsia="游ゴシック" w:hAnsi="游ゴシック"/>
+                <w:sz w:val="20"/>
+              </w:rPr>
+              <w:t>K</w:t>
+            </w:r>
           </w:p>
         </w:tc>
         <w:tc>
@@ -1581,15 +1868,16 @@
               <w:snapToGrid w:val="0"/>
               <w:jc w:val="center"/>
               <w:rPr>
-                <w:rFonts w:ascii="游ゴシック" w:eastAsia="游ゴシック" w:hAnsi="游ゴシック" w:hint="eastAsia"/>
-                <w:sz w:val="20"/>
-              </w:rPr>
-            </w:pPr>
-            <w:r>
-              <w:rPr>
-                <w:rFonts w:ascii="游ゴシック" w:eastAsia="游ゴシック" w:hAnsi="游ゴシック" w:hint="eastAsia"/>
-                <w:sz w:val="20"/>
-              </w:rPr>
+                <w:rFonts w:ascii="游ゴシック" w:eastAsia="游ゴシック" w:hAnsi="游ゴシック"/>
+                <w:sz w:val="20"/>
+              </w:rPr>
+            </w:pPr>
+            <w:r>
+              <w:rPr>
+                <w:rFonts w:ascii="游ゴシック" w:eastAsia="游ゴシック" w:hAnsi="游ゴシック" w:hint="eastAsia"/>
+                <w:sz w:val="20"/>
+              </w:rPr>
+              <w:lastRenderedPageBreak/>
               <w:t>1</w:t>
             </w:r>
             <w:r>
@@ -1653,6 +1941,20 @@
                 <w:sz w:val="20"/>
               </w:rPr>
             </w:pPr>
+            <w:r>
+              <w:rPr>
+                <w:rFonts w:ascii="游ゴシック" w:eastAsia="游ゴシック" w:hAnsi="游ゴシック" w:hint="eastAsia"/>
+                <w:sz w:val="20"/>
+              </w:rPr>
+              <w:t>8</w:t>
+            </w:r>
+            <w:r>
+              <w:rPr>
+                <w:rFonts w:ascii="游ゴシック" w:eastAsia="游ゴシック" w:hAnsi="游ゴシック"/>
+                <w:sz w:val="20"/>
+              </w:rPr>
+              <w:t>/14</w:t>
+            </w:r>
           </w:p>
         </w:tc>
         <w:tc>
@@ -1669,6 +1971,20 @@
                 <w:sz w:val="20"/>
               </w:rPr>
             </w:pPr>
+            <w:r>
+              <w:rPr>
+                <w:rFonts w:ascii="游ゴシック" w:eastAsia="游ゴシック" w:hAnsi="游ゴシック" w:hint="eastAsia"/>
+                <w:sz w:val="20"/>
+              </w:rPr>
+              <w:t>O</w:t>
+            </w:r>
+            <w:r>
+              <w:rPr>
+                <w:rFonts w:ascii="游ゴシック" w:eastAsia="游ゴシック" w:hAnsi="游ゴシック"/>
+                <w:sz w:val="20"/>
+              </w:rPr>
+              <w:t>K</w:t>
+            </w:r>
           </w:p>
         </w:tc>
         <w:tc>
@@ -1680,7 +1996,7 @@
             <w:pPr>
               <w:snapToGrid w:val="0"/>
               <w:rPr>
-                <w:rFonts w:ascii="游ゴシック" w:eastAsia="游ゴシック" w:hAnsi="游ゴシック" w:hint="eastAsia"/>
+                <w:rFonts w:ascii="游ゴシック" w:eastAsia="游ゴシック" w:hAnsi="游ゴシック"/>
                 <w:sz w:val="20"/>
               </w:rPr>
             </w:pPr>
@@ -1710,7 +2026,6 @@
                 <w:rFonts w:ascii="游ゴシック" w:eastAsia="游ゴシック" w:hAnsi="游ゴシック" w:hint="eastAsia"/>
                 <w:sz w:val="20"/>
               </w:rPr>
-              <w:lastRenderedPageBreak/>
               <w:t>1</w:t>
             </w:r>
             <w:r>
@@ -1754,30 +2069,16 @@
             <w:pPr>
               <w:snapToGrid w:val="0"/>
               <w:rPr>
-                <w:rFonts w:ascii="游ゴシック" w:eastAsia="游ゴシック" w:hAnsi="游ゴシック" w:hint="eastAsia"/>
-                <w:sz w:val="20"/>
-              </w:rPr>
-            </w:pPr>
-            <w:r>
-              <w:rPr>
-                <w:rFonts w:ascii="游ゴシック" w:eastAsia="游ゴシック" w:hAnsi="游ゴシック" w:hint="eastAsia"/>
-                <w:sz w:val="20"/>
-              </w:rPr>
-              <w:t>「料金名」を空欄で検索ボタンを押下したときに</w:t>
-            </w:r>
-            <w:r>
-              <w:rPr>
-                <w:rFonts w:ascii="游ゴシック" w:eastAsia="游ゴシック" w:hAnsi="游ゴシック" w:hint="eastAsia"/>
-                <w:sz w:val="20"/>
-              </w:rPr>
-              <w:t>、検索結果画面に遷移し</w:t>
-            </w:r>
-            <w:r>
-              <w:rPr>
-                <w:rFonts w:ascii="游ゴシック" w:eastAsia="游ゴシック" w:hAnsi="游ゴシック" w:hint="eastAsia"/>
-                <w:sz w:val="20"/>
-              </w:rPr>
-              <w:t>存在する料金情報が全件取得されて表示される</w:t>
+                <w:rFonts w:ascii="游ゴシック" w:eastAsia="游ゴシック" w:hAnsi="游ゴシック"/>
+                <w:sz w:val="20"/>
+              </w:rPr>
+            </w:pPr>
+            <w:r>
+              <w:rPr>
+                <w:rFonts w:ascii="游ゴシック" w:eastAsia="游ゴシック" w:hAnsi="游ゴシック" w:hint="eastAsia"/>
+                <w:sz w:val="20"/>
+              </w:rPr>
+              <w:t>「料金名」を空欄で検索ボタンを押下したときに、検索結果画面に遷移し存在する料金情報が全件取得されて表示される</w:t>
             </w:r>
           </w:p>
         </w:tc>
@@ -1795,6 +2096,20 @@
                 <w:sz w:val="20"/>
               </w:rPr>
             </w:pPr>
+            <w:r>
+              <w:rPr>
+                <w:rFonts w:ascii="游ゴシック" w:eastAsia="游ゴシック" w:hAnsi="游ゴシック" w:hint="eastAsia"/>
+                <w:sz w:val="20"/>
+              </w:rPr>
+              <w:t>8</w:t>
+            </w:r>
+            <w:r>
+              <w:rPr>
+                <w:rFonts w:ascii="游ゴシック" w:eastAsia="游ゴシック" w:hAnsi="游ゴシック"/>
+                <w:sz w:val="20"/>
+              </w:rPr>
+              <w:t>/14</w:t>
+            </w:r>
           </w:p>
         </w:tc>
         <w:tc>
@@ -1811,6 +2126,20 @@
                 <w:sz w:val="20"/>
               </w:rPr>
             </w:pPr>
+            <w:r>
+              <w:rPr>
+                <w:rFonts w:ascii="游ゴシック" w:eastAsia="游ゴシック" w:hAnsi="游ゴシック" w:hint="eastAsia"/>
+                <w:sz w:val="20"/>
+              </w:rPr>
+              <w:t>O</w:t>
+            </w:r>
+            <w:r>
+              <w:rPr>
+                <w:rFonts w:ascii="游ゴシック" w:eastAsia="游ゴシック" w:hAnsi="游ゴシック"/>
+                <w:sz w:val="20"/>
+              </w:rPr>
+              <w:t>K</w:t>
+            </w:r>
           </w:p>
         </w:tc>
         <w:tc>
@@ -1843,7 +2172,7 @@
               <w:snapToGrid w:val="0"/>
               <w:jc w:val="center"/>
               <w:rPr>
-                <w:rFonts w:ascii="游ゴシック" w:eastAsia="游ゴシック" w:hAnsi="游ゴシック" w:hint="eastAsia"/>
+                <w:rFonts w:ascii="游ゴシック" w:eastAsia="游ゴシック" w:hAnsi="游ゴシック"/>
                 <w:sz w:val="20"/>
               </w:rPr>
             </w:pPr>
@@ -1873,7 +2202,7 @@
             <w:pPr>
               <w:snapToGrid w:val="0"/>
               <w:rPr>
-                <w:rFonts w:ascii="游ゴシック" w:eastAsia="游ゴシック" w:hAnsi="游ゴシック" w:hint="eastAsia"/>
+                <w:rFonts w:ascii="游ゴシック" w:eastAsia="游ゴシック" w:hAnsi="游ゴシック"/>
                 <w:sz w:val="20"/>
               </w:rPr>
             </w:pPr>
@@ -1888,7 +2217,7 @@
             <w:pPr>
               <w:snapToGrid w:val="0"/>
               <w:rPr>
-                <w:rFonts w:ascii="游ゴシック" w:eastAsia="游ゴシック" w:hAnsi="游ゴシック" w:hint="eastAsia"/>
+                <w:rFonts w:ascii="游ゴシック" w:eastAsia="游ゴシック" w:hAnsi="游ゴシック"/>
                 <w:sz w:val="20"/>
               </w:rPr>
             </w:pPr>
@@ -1938,6 +2267,20 @@
                 <w:sz w:val="20"/>
               </w:rPr>
             </w:pPr>
+            <w:r>
+              <w:rPr>
+                <w:rFonts w:ascii="游ゴシック" w:eastAsia="游ゴシック" w:hAnsi="游ゴシック" w:hint="eastAsia"/>
+                <w:sz w:val="20"/>
+              </w:rPr>
+              <w:t>8</w:t>
+            </w:r>
+            <w:r>
+              <w:rPr>
+                <w:rFonts w:ascii="游ゴシック" w:eastAsia="游ゴシック" w:hAnsi="游ゴシック"/>
+                <w:sz w:val="20"/>
+              </w:rPr>
+              <w:t>/14</w:t>
+            </w:r>
           </w:p>
         </w:tc>
         <w:tc>
@@ -1954,6 +2297,20 @@
                 <w:sz w:val="20"/>
               </w:rPr>
             </w:pPr>
+            <w:r>
+              <w:rPr>
+                <w:rFonts w:ascii="游ゴシック" w:eastAsia="游ゴシック" w:hAnsi="游ゴシック" w:hint="eastAsia"/>
+                <w:sz w:val="20"/>
+              </w:rPr>
+              <w:t>O</w:t>
+            </w:r>
+            <w:r>
+              <w:rPr>
+                <w:rFonts w:ascii="游ゴシック" w:eastAsia="游ゴシック" w:hAnsi="游ゴシック"/>
+                <w:sz w:val="20"/>
+              </w:rPr>
+              <w:t>K</w:t>
+            </w:r>
           </w:p>
         </w:tc>
         <w:tc>
@@ -1969,6 +2326,27 @@
                 <w:sz w:val="20"/>
               </w:rPr>
             </w:pPr>
+            <w:r>
+              <w:rPr>
+                <w:rFonts w:ascii="游ゴシック" w:eastAsia="游ゴシック" w:hAnsi="游ゴシック" w:hint="eastAsia"/>
+                <w:sz w:val="20"/>
+              </w:rPr>
+              <w:t>データーベースにあるT</w:t>
+            </w:r>
+            <w:r>
+              <w:rPr>
+                <w:rFonts w:ascii="游ゴシック" w:eastAsia="游ゴシック" w:hAnsi="游ゴシック"/>
+                <w:sz w:val="20"/>
+              </w:rPr>
+              <w:t>_CHARGE</w:t>
+            </w:r>
+            <w:r>
+              <w:rPr>
+                <w:rFonts w:ascii="游ゴシック" w:eastAsia="游ゴシック" w:hAnsi="游ゴシック" w:hint="eastAsia"/>
+                <w:sz w:val="20"/>
+              </w:rPr>
+              <w:t>テーブルのレコードを全部削除してからテストした</w:t>
+            </w:r>
           </w:p>
         </w:tc>
       </w:tr>
@@ -1986,7 +2364,7 @@
               <w:snapToGrid w:val="0"/>
               <w:jc w:val="center"/>
               <w:rPr>
-                <w:rFonts w:ascii="游ゴシック" w:eastAsia="游ゴシック" w:hAnsi="游ゴシック" w:hint="eastAsia"/>
+                <w:rFonts w:ascii="游ゴシック" w:eastAsia="游ゴシック" w:hAnsi="游ゴシック"/>
                 <w:sz w:val="20"/>
               </w:rPr>
             </w:pPr>
@@ -2016,7 +2394,7 @@
             <w:pPr>
               <w:snapToGrid w:val="0"/>
               <w:rPr>
-                <w:rFonts w:ascii="游ゴシック" w:eastAsia="游ゴシック" w:hAnsi="游ゴシック" w:hint="eastAsia"/>
+                <w:rFonts w:ascii="游ゴシック" w:eastAsia="游ゴシック" w:hAnsi="游ゴシック"/>
                 <w:sz w:val="20"/>
               </w:rPr>
             </w:pPr>
@@ -2038,7 +2416,7 @@
             <w:pPr>
               <w:snapToGrid w:val="0"/>
               <w:rPr>
-                <w:rFonts w:ascii="游ゴシック" w:eastAsia="游ゴシック" w:hAnsi="游ゴシック" w:hint="eastAsia"/>
+                <w:rFonts w:ascii="游ゴシック" w:eastAsia="游ゴシック" w:hAnsi="游ゴシック"/>
                 <w:sz w:val="20"/>
               </w:rPr>
             </w:pPr>
@@ -2075,21 +2453,7 @@
                 <w:rFonts w:ascii="游ゴシック" w:eastAsia="游ゴシック" w:hAnsi="游ゴシック" w:hint="eastAsia"/>
                 <w:sz w:val="20"/>
               </w:rPr>
-              <w:t>と入力して検索ボタンを押下したときに、</w:t>
-            </w:r>
-            <w:r>
-              <w:rPr>
-                <w:rFonts w:ascii="游ゴシック" w:eastAsia="游ゴシック" w:hAnsi="游ゴシック" w:hint="eastAsia"/>
-                <w:sz w:val="20"/>
-              </w:rPr>
-              <w:t>検索結果画面に遷移し”</w:t>
-            </w:r>
-            <w:r>
-              <w:rPr>
-                <w:rFonts w:ascii="游ゴシック" w:eastAsia="游ゴシック" w:hAnsi="游ゴシック" w:hint="eastAsia"/>
-                <w:sz w:val="20"/>
-              </w:rPr>
-              <w:t>通常</w:t>
+              <w:t>と入力して検索ボタンを押下したときに、検索結果画面に遷移し”通常</w:t>
             </w:r>
             <w:r>
               <w:rPr>
@@ -2121,6 +2485,20 @@
                 <w:sz w:val="20"/>
               </w:rPr>
             </w:pPr>
+            <w:r>
+              <w:rPr>
+                <w:rFonts w:ascii="游ゴシック" w:eastAsia="游ゴシック" w:hAnsi="游ゴシック" w:hint="eastAsia"/>
+                <w:sz w:val="20"/>
+              </w:rPr>
+              <w:t>8</w:t>
+            </w:r>
+            <w:r>
+              <w:rPr>
+                <w:rFonts w:ascii="游ゴシック" w:eastAsia="游ゴシック" w:hAnsi="游ゴシック"/>
+                <w:sz w:val="20"/>
+              </w:rPr>
+              <w:t>/14</w:t>
+            </w:r>
           </w:p>
         </w:tc>
         <w:tc>
@@ -2137,6 +2515,20 @@
                 <w:sz w:val="20"/>
               </w:rPr>
             </w:pPr>
+            <w:r>
+              <w:rPr>
+                <w:rFonts w:ascii="游ゴシック" w:eastAsia="游ゴシック" w:hAnsi="游ゴシック" w:hint="eastAsia"/>
+                <w:sz w:val="20"/>
+              </w:rPr>
+              <w:t>O</w:t>
+            </w:r>
+            <w:r>
+              <w:rPr>
+                <w:rFonts w:ascii="游ゴシック" w:eastAsia="游ゴシック" w:hAnsi="游ゴシック"/>
+                <w:sz w:val="20"/>
+              </w:rPr>
+              <w:t>K</w:t>
+            </w:r>
           </w:p>
         </w:tc>
         <w:tc>
@@ -2169,7 +2561,7 @@
               <w:snapToGrid w:val="0"/>
               <w:jc w:val="center"/>
               <w:rPr>
-                <w:rFonts w:ascii="游ゴシック" w:eastAsia="游ゴシック" w:hAnsi="游ゴシック" w:hint="eastAsia"/>
+                <w:rFonts w:ascii="游ゴシック" w:eastAsia="游ゴシック" w:hAnsi="游ゴシック"/>
                 <w:sz w:val="20"/>
               </w:rPr>
             </w:pPr>
@@ -2199,7 +2591,7 @@
             <w:pPr>
               <w:snapToGrid w:val="0"/>
               <w:rPr>
-                <w:rFonts w:ascii="游ゴシック" w:eastAsia="游ゴシック" w:hAnsi="游ゴシック" w:hint="eastAsia"/>
+                <w:rFonts w:ascii="游ゴシック" w:eastAsia="游ゴシック" w:hAnsi="游ゴシック"/>
                 <w:sz w:val="20"/>
               </w:rPr>
             </w:pPr>
@@ -2214,7 +2606,7 @@
             <w:pPr>
               <w:snapToGrid w:val="0"/>
               <w:rPr>
-                <w:rFonts w:ascii="游ゴシック" w:eastAsia="游ゴシック" w:hAnsi="游ゴシック" w:hint="eastAsia"/>
+                <w:rFonts w:ascii="游ゴシック" w:eastAsia="游ゴシック" w:hAnsi="游ゴシック"/>
                 <w:sz w:val="20"/>
               </w:rPr>
             </w:pPr>
@@ -2255,8 +2647,6 @@
               </w:rPr>
               <w:t>と表示される</w:t>
             </w:r>
-            <w:bookmarkStart w:id="0" w:name="_GoBack"/>
-            <w:bookmarkEnd w:id="0"/>
           </w:p>
         </w:tc>
         <w:tc>
@@ -2273,6 +2663,20 @@
                 <w:sz w:val="20"/>
               </w:rPr>
             </w:pPr>
+            <w:r>
+              <w:rPr>
+                <w:rFonts w:ascii="游ゴシック" w:eastAsia="游ゴシック" w:hAnsi="游ゴシック" w:hint="eastAsia"/>
+                <w:sz w:val="20"/>
+              </w:rPr>
+              <w:t>8</w:t>
+            </w:r>
+            <w:r>
+              <w:rPr>
+                <w:rFonts w:ascii="游ゴシック" w:eastAsia="游ゴシック" w:hAnsi="游ゴシック"/>
+                <w:sz w:val="20"/>
+              </w:rPr>
+              <w:t>/14</w:t>
+            </w:r>
           </w:p>
         </w:tc>
         <w:tc>
@@ -2289,6 +2693,20 @@
                 <w:sz w:val="20"/>
               </w:rPr>
             </w:pPr>
+            <w:r>
+              <w:rPr>
+                <w:rFonts w:ascii="游ゴシック" w:eastAsia="游ゴシック" w:hAnsi="游ゴシック" w:hint="eastAsia"/>
+                <w:sz w:val="20"/>
+              </w:rPr>
+              <w:t>O</w:t>
+            </w:r>
+            <w:r>
+              <w:rPr>
+                <w:rFonts w:ascii="游ゴシック" w:eastAsia="游ゴシック" w:hAnsi="游ゴシック"/>
+                <w:sz w:val="20"/>
+              </w:rPr>
+              <w:t>K</w:t>
+            </w:r>
           </w:p>
         </w:tc>
         <w:tc>
@@ -2321,7 +2739,7 @@
               <w:snapToGrid w:val="0"/>
               <w:jc w:val="center"/>
               <w:rPr>
-                <w:rFonts w:ascii="游ゴシック" w:eastAsia="游ゴシック" w:hAnsi="游ゴシック" w:hint="eastAsia"/>
+                <w:rFonts w:ascii="游ゴシック" w:eastAsia="游ゴシック" w:hAnsi="游ゴシック"/>
                 <w:sz w:val="20"/>
               </w:rPr>
             </w:pPr>
@@ -2337,7 +2755,7 @@
                 <w:rFonts w:ascii="游ゴシック" w:eastAsia="游ゴシック" w:hAnsi="游ゴシック" w:hint="eastAsia"/>
                 <w:sz w:val="20"/>
               </w:rPr>
-              <w:t>4</w:t>
+              <w:t>6</w:t>
             </w:r>
           </w:p>
         </w:tc>
@@ -2352,7 +2770,7 @@
               <w:snapToGrid w:val="0"/>
               <w:jc w:val="left"/>
               <w:rPr>
-                <w:rFonts w:ascii="游ゴシック" w:eastAsia="游ゴシック" w:hAnsi="游ゴシック" w:hint="eastAsia"/>
+                <w:rFonts w:ascii="游ゴシック" w:eastAsia="游ゴシック" w:hAnsi="游ゴシック"/>
                 <w:sz w:val="20"/>
               </w:rPr>
             </w:pPr>
@@ -2374,7 +2792,7 @@
             <w:pPr>
               <w:snapToGrid w:val="0"/>
               <w:rPr>
-                <w:rFonts w:ascii="游ゴシック" w:eastAsia="游ゴシック" w:hAnsi="游ゴシック" w:hint="eastAsia"/>
+                <w:rFonts w:ascii="游ゴシック" w:eastAsia="游ゴシック" w:hAnsi="游ゴシック"/>
                 <w:sz w:val="20"/>
               </w:rPr>
             </w:pPr>
@@ -2401,6 +2819,20 @@
                 <w:sz w:val="20"/>
               </w:rPr>
             </w:pPr>
+            <w:r>
+              <w:rPr>
+                <w:rFonts w:ascii="游ゴシック" w:eastAsia="游ゴシック" w:hAnsi="游ゴシック" w:hint="eastAsia"/>
+                <w:sz w:val="20"/>
+              </w:rPr>
+              <w:t>8</w:t>
+            </w:r>
+            <w:r>
+              <w:rPr>
+                <w:rFonts w:ascii="游ゴシック" w:eastAsia="游ゴシック" w:hAnsi="游ゴシック"/>
+                <w:sz w:val="20"/>
+              </w:rPr>
+              <w:t>/14</w:t>
+            </w:r>
           </w:p>
         </w:tc>
         <w:tc>
@@ -2417,6 +2849,20 @@
                 <w:sz w:val="20"/>
               </w:rPr>
             </w:pPr>
+            <w:r>
+              <w:rPr>
+                <w:rFonts w:ascii="游ゴシック" w:eastAsia="游ゴシック" w:hAnsi="游ゴシック" w:hint="eastAsia"/>
+                <w:sz w:val="20"/>
+              </w:rPr>
+              <w:t>O</w:t>
+            </w:r>
+            <w:r>
+              <w:rPr>
+                <w:rFonts w:ascii="游ゴシック" w:eastAsia="游ゴシック" w:hAnsi="游ゴシック"/>
+                <w:sz w:val="20"/>
+              </w:rPr>
+              <w:t>K</w:t>
+            </w:r>
           </w:p>
         </w:tc>
         <w:tc>
@@ -2428,7 +2874,7 @@
             <w:pPr>
               <w:snapToGrid w:val="0"/>
               <w:rPr>
-                <w:rFonts w:ascii="游ゴシック" w:eastAsia="游ゴシック" w:hAnsi="游ゴシック" w:hint="eastAsia"/>
+                <w:rFonts w:ascii="游ゴシック" w:eastAsia="游ゴシック" w:hAnsi="游ゴシック"/>
                 <w:sz w:val="20"/>
               </w:rPr>
             </w:pPr>
@@ -2458,7 +2904,14 @@
                 <w:rFonts w:ascii="游ゴシック" w:eastAsia="游ゴシック" w:hAnsi="游ゴシック"/>
                 <w:sz w:val="20"/>
               </w:rPr>
-              <w:t>15</w:t>
+              <w:t>1</w:t>
+            </w:r>
+            <w:r>
+              <w:rPr>
+                <w:rFonts w:ascii="游ゴシック" w:eastAsia="游ゴシック" w:hAnsi="游ゴシック" w:hint="eastAsia"/>
+                <w:sz w:val="20"/>
+              </w:rPr>
+              <w:t>7</w:t>
             </w:r>
           </w:p>
         </w:tc>
@@ -2473,7 +2926,7 @@
               <w:snapToGrid w:val="0"/>
               <w:jc w:val="left"/>
               <w:rPr>
-                <w:rFonts w:ascii="游ゴシック" w:eastAsia="游ゴシック" w:hAnsi="游ゴシック" w:hint="eastAsia"/>
+                <w:rFonts w:ascii="游ゴシック" w:eastAsia="游ゴシック" w:hAnsi="游ゴシック"/>
                 <w:sz w:val="20"/>
               </w:rPr>
             </w:pPr>
@@ -2488,7 +2941,7 @@
             <w:pPr>
               <w:snapToGrid w:val="0"/>
               <w:rPr>
-                <w:rFonts w:ascii="游ゴシック" w:eastAsia="游ゴシック" w:hAnsi="游ゴシック" w:hint="eastAsia"/>
+                <w:rFonts w:ascii="游ゴシック" w:eastAsia="游ゴシック" w:hAnsi="游ゴシック"/>
                 <w:sz w:val="20"/>
               </w:rPr>
             </w:pPr>
@@ -2529,6 +2982,20 @@
                 <w:sz w:val="20"/>
               </w:rPr>
             </w:pPr>
+            <w:r>
+              <w:rPr>
+                <w:rFonts w:ascii="游ゴシック" w:eastAsia="游ゴシック" w:hAnsi="游ゴシック" w:hint="eastAsia"/>
+                <w:sz w:val="20"/>
+              </w:rPr>
+              <w:t>8</w:t>
+            </w:r>
+            <w:r>
+              <w:rPr>
+                <w:rFonts w:ascii="游ゴシック" w:eastAsia="游ゴシック" w:hAnsi="游ゴシック"/>
+                <w:sz w:val="20"/>
+              </w:rPr>
+              <w:t>/14</w:t>
+            </w:r>
           </w:p>
         </w:tc>
         <w:tc>
@@ -2545,6 +3012,20 @@
                 <w:sz w:val="20"/>
               </w:rPr>
             </w:pPr>
+            <w:r>
+              <w:rPr>
+                <w:rFonts w:ascii="游ゴシック" w:eastAsia="游ゴシック" w:hAnsi="游ゴシック" w:hint="eastAsia"/>
+                <w:sz w:val="20"/>
+              </w:rPr>
+              <w:t>O</w:t>
+            </w:r>
+            <w:r>
+              <w:rPr>
+                <w:rFonts w:ascii="游ゴシック" w:eastAsia="游ゴシック" w:hAnsi="游ゴシック"/>
+                <w:sz w:val="20"/>
+              </w:rPr>
+              <w:t>K</w:t>
+            </w:r>
           </w:p>
         </w:tc>
         <w:tc>
@@ -2556,7 +3037,7 @@
             <w:pPr>
               <w:snapToGrid w:val="0"/>
               <w:rPr>
-                <w:rFonts w:ascii="游ゴシック" w:eastAsia="游ゴシック" w:hAnsi="游ゴシック" w:hint="eastAsia"/>
+                <w:rFonts w:ascii="游ゴシック" w:eastAsia="游ゴシック" w:hAnsi="游ゴシック"/>
                 <w:sz w:val="20"/>
               </w:rPr>
             </w:pPr>
@@ -2590,10 +3071,10 @@
             </w:r>
             <w:r>
               <w:rPr>
-                <w:rFonts w:ascii="游ゴシック" w:eastAsia="游ゴシック" w:hAnsi="游ゴシック"/>
-                <w:sz w:val="20"/>
-              </w:rPr>
-              <w:t>6</w:t>
+                <w:rFonts w:ascii="游ゴシック" w:eastAsia="游ゴシック" w:hAnsi="游ゴシック" w:hint="eastAsia"/>
+                <w:sz w:val="20"/>
+              </w:rPr>
+              <w:t>8</w:t>
             </w:r>
           </w:p>
         </w:tc>
@@ -2608,7 +3089,7 @@
               <w:snapToGrid w:val="0"/>
               <w:jc w:val="left"/>
               <w:rPr>
-                <w:rFonts w:ascii="游ゴシック" w:eastAsia="游ゴシック" w:hAnsi="游ゴシック" w:hint="eastAsia"/>
+                <w:rFonts w:ascii="游ゴシック" w:eastAsia="游ゴシック" w:hAnsi="游ゴシック"/>
                 <w:sz w:val="20"/>
               </w:rPr>
             </w:pPr>
@@ -2623,7 +3104,7 @@
             <w:pPr>
               <w:snapToGrid w:val="0"/>
               <w:rPr>
-                <w:rFonts w:ascii="游ゴシック" w:eastAsia="游ゴシック" w:hAnsi="游ゴシック" w:hint="eastAsia"/>
+                <w:rFonts w:ascii="游ゴシック" w:eastAsia="游ゴシック" w:hAnsi="游ゴシック"/>
                 <w:sz w:val="20"/>
               </w:rPr>
             </w:pPr>
@@ -2664,6 +3145,20 @@
                 <w:sz w:val="20"/>
               </w:rPr>
             </w:pPr>
+            <w:r>
+              <w:rPr>
+                <w:rFonts w:ascii="游ゴシック" w:eastAsia="游ゴシック" w:hAnsi="游ゴシック" w:hint="eastAsia"/>
+                <w:sz w:val="20"/>
+              </w:rPr>
+              <w:t>8</w:t>
+            </w:r>
+            <w:r>
+              <w:rPr>
+                <w:rFonts w:ascii="游ゴシック" w:eastAsia="游ゴシック" w:hAnsi="游ゴシック"/>
+                <w:sz w:val="20"/>
+              </w:rPr>
+              <w:t>/14</w:t>
+            </w:r>
           </w:p>
         </w:tc>
         <w:tc>
@@ -2680,6 +3175,20 @@
                 <w:sz w:val="20"/>
               </w:rPr>
             </w:pPr>
+            <w:r>
+              <w:rPr>
+                <w:rFonts w:ascii="游ゴシック" w:eastAsia="游ゴシック" w:hAnsi="游ゴシック" w:hint="eastAsia"/>
+                <w:sz w:val="20"/>
+              </w:rPr>
+              <w:t>O</w:t>
+            </w:r>
+            <w:r>
+              <w:rPr>
+                <w:rFonts w:ascii="游ゴシック" w:eastAsia="游ゴシック" w:hAnsi="游ゴシック"/>
+                <w:sz w:val="20"/>
+              </w:rPr>
+              <w:t>K</w:t>
+            </w:r>
           </w:p>
         </w:tc>
         <w:tc>
@@ -2691,7 +3200,7 @@
             <w:pPr>
               <w:snapToGrid w:val="0"/>
               <w:rPr>
-                <w:rFonts w:ascii="游ゴシック" w:eastAsia="游ゴシック" w:hAnsi="游ゴシック" w:hint="eastAsia"/>
+                <w:rFonts w:ascii="游ゴシック" w:eastAsia="游ゴシック" w:hAnsi="游ゴシック"/>
                 <w:sz w:val="20"/>
               </w:rPr>
             </w:pPr>
@@ -2725,10 +3234,10 @@
             </w:r>
             <w:r>
               <w:rPr>
-                <w:rFonts w:ascii="游ゴシック" w:eastAsia="游ゴシック" w:hAnsi="游ゴシック"/>
-                <w:sz w:val="20"/>
-              </w:rPr>
-              <w:t>7</w:t>
+                <w:rFonts w:ascii="游ゴシック" w:eastAsia="游ゴシック" w:hAnsi="游ゴシック" w:hint="eastAsia"/>
+                <w:sz w:val="20"/>
+              </w:rPr>
+              <w:t>9</w:t>
             </w:r>
           </w:p>
         </w:tc>
@@ -2743,7 +3252,7 @@
               <w:snapToGrid w:val="0"/>
               <w:jc w:val="left"/>
               <w:rPr>
-                <w:rFonts w:ascii="游ゴシック" w:eastAsia="游ゴシック" w:hAnsi="游ゴシック" w:hint="eastAsia"/>
+                <w:rFonts w:ascii="游ゴシック" w:eastAsia="游ゴシック" w:hAnsi="游ゴシック"/>
                 <w:sz w:val="20"/>
               </w:rPr>
             </w:pPr>
@@ -2758,7 +3267,7 @@
             <w:pPr>
               <w:snapToGrid w:val="0"/>
               <w:rPr>
-                <w:rFonts w:ascii="游ゴシック" w:eastAsia="游ゴシック" w:hAnsi="游ゴシック" w:hint="eastAsia"/>
+                <w:rFonts w:ascii="游ゴシック" w:eastAsia="游ゴシック" w:hAnsi="游ゴシック"/>
                 <w:sz w:val="20"/>
               </w:rPr>
             </w:pPr>
@@ -2785,6 +3294,20 @@
                 <w:sz w:val="20"/>
               </w:rPr>
             </w:pPr>
+            <w:r>
+              <w:rPr>
+                <w:rFonts w:ascii="游ゴシック" w:eastAsia="游ゴシック" w:hAnsi="游ゴシック" w:hint="eastAsia"/>
+                <w:sz w:val="20"/>
+              </w:rPr>
+              <w:t>8</w:t>
+            </w:r>
+            <w:r>
+              <w:rPr>
+                <w:rFonts w:ascii="游ゴシック" w:eastAsia="游ゴシック" w:hAnsi="游ゴシック"/>
+                <w:sz w:val="20"/>
+              </w:rPr>
+              <w:t>/14</w:t>
+            </w:r>
           </w:p>
         </w:tc>
         <w:tc>
@@ -2801,6 +3324,20 @@
                 <w:sz w:val="20"/>
               </w:rPr>
             </w:pPr>
+            <w:r>
+              <w:rPr>
+                <w:rFonts w:ascii="游ゴシック" w:eastAsia="游ゴシック" w:hAnsi="游ゴシック" w:hint="eastAsia"/>
+                <w:sz w:val="20"/>
+              </w:rPr>
+              <w:t>O</w:t>
+            </w:r>
+            <w:r>
+              <w:rPr>
+                <w:rFonts w:ascii="游ゴシック" w:eastAsia="游ゴシック" w:hAnsi="游ゴシック"/>
+                <w:sz w:val="20"/>
+              </w:rPr>
+              <w:t>K</w:t>
+            </w:r>
           </w:p>
         </w:tc>
         <w:tc>
@@ -2812,7 +3349,7 @@
             <w:pPr>
               <w:snapToGrid w:val="0"/>
               <w:rPr>
-                <w:rFonts w:ascii="游ゴシック" w:eastAsia="游ゴシック" w:hAnsi="游ゴシック" w:hint="eastAsia"/>
+                <w:rFonts w:ascii="游ゴシック" w:eastAsia="游ゴシック" w:hAnsi="游ゴシック"/>
                 <w:sz w:val="20"/>
               </w:rPr>
             </w:pPr>
@@ -2842,14 +3379,7 @@
                 <w:rFonts w:ascii="游ゴシック" w:eastAsia="游ゴシック" w:hAnsi="游ゴシック" w:hint="eastAsia"/>
                 <w:sz w:val="20"/>
               </w:rPr>
-              <w:t>1</w:t>
-            </w:r>
-            <w:r>
-              <w:rPr>
-                <w:rFonts w:ascii="游ゴシック" w:eastAsia="游ゴシック" w:hAnsi="游ゴシック"/>
-                <w:sz w:val="20"/>
-              </w:rPr>
-              <w:t>8</w:t>
+              <w:t>20</w:t>
             </w:r>
           </w:p>
         </w:tc>
@@ -2864,7 +3394,7 @@
               <w:snapToGrid w:val="0"/>
               <w:jc w:val="left"/>
               <w:rPr>
-                <w:rFonts w:ascii="游ゴシック" w:eastAsia="游ゴシック" w:hAnsi="游ゴシック" w:hint="eastAsia"/>
+                <w:rFonts w:ascii="游ゴシック" w:eastAsia="游ゴシック" w:hAnsi="游ゴシック"/>
                 <w:sz w:val="20"/>
               </w:rPr>
             </w:pPr>
@@ -2879,7 +3409,7 @@
             <w:pPr>
               <w:snapToGrid w:val="0"/>
               <w:rPr>
-                <w:rFonts w:ascii="游ゴシック" w:eastAsia="游ゴシック" w:hAnsi="游ゴシック" w:hint="eastAsia"/>
+                <w:rFonts w:ascii="游ゴシック" w:eastAsia="游ゴシック" w:hAnsi="游ゴシック"/>
                 <w:sz w:val="20"/>
               </w:rPr>
             </w:pPr>
@@ -2920,6 +3450,20 @@
                 <w:sz w:val="20"/>
               </w:rPr>
             </w:pPr>
+            <w:r>
+              <w:rPr>
+                <w:rFonts w:ascii="游ゴシック" w:eastAsia="游ゴシック" w:hAnsi="游ゴシック" w:hint="eastAsia"/>
+                <w:sz w:val="20"/>
+              </w:rPr>
+              <w:t>8</w:t>
+            </w:r>
+            <w:r>
+              <w:rPr>
+                <w:rFonts w:ascii="游ゴシック" w:eastAsia="游ゴシック" w:hAnsi="游ゴシック"/>
+                <w:sz w:val="20"/>
+              </w:rPr>
+              <w:t>/14</w:t>
+            </w:r>
           </w:p>
         </w:tc>
         <w:tc>
@@ -2936,6 +3480,20 @@
                 <w:sz w:val="20"/>
               </w:rPr>
             </w:pPr>
+            <w:r>
+              <w:rPr>
+                <w:rFonts w:ascii="游ゴシック" w:eastAsia="游ゴシック" w:hAnsi="游ゴシック" w:hint="eastAsia"/>
+                <w:sz w:val="20"/>
+              </w:rPr>
+              <w:t>O</w:t>
+            </w:r>
+            <w:r>
+              <w:rPr>
+                <w:rFonts w:ascii="游ゴシック" w:eastAsia="游ゴシック" w:hAnsi="游ゴシック"/>
+                <w:sz w:val="20"/>
+              </w:rPr>
+              <w:t>K</w:t>
+            </w:r>
           </w:p>
         </w:tc>
         <w:tc>
@@ -2947,7 +3505,7 @@
             <w:pPr>
               <w:snapToGrid w:val="0"/>
               <w:rPr>
-                <w:rFonts w:ascii="游ゴシック" w:eastAsia="游ゴシック" w:hAnsi="游ゴシック" w:hint="eastAsia"/>
+                <w:rFonts w:ascii="游ゴシック" w:eastAsia="游ゴシック" w:hAnsi="游ゴシック"/>
                 <w:sz w:val="20"/>
               </w:rPr>
             </w:pPr>
@@ -2968,16 +3526,16 @@
               <w:snapToGrid w:val="0"/>
               <w:jc w:val="center"/>
               <w:rPr>
-                <w:rFonts w:ascii="游ゴシック" w:eastAsia="游ゴシック" w:hAnsi="游ゴシック" w:hint="eastAsia"/>
-                <w:sz w:val="20"/>
-              </w:rPr>
-            </w:pPr>
-            <w:r>
-              <w:rPr>
-                <w:rFonts w:ascii="游ゴシック" w:eastAsia="游ゴシック" w:hAnsi="游ゴシック"/>
-                <w:sz w:val="20"/>
-              </w:rPr>
-              <w:t>19</w:t>
+                <w:rFonts w:ascii="游ゴシック" w:eastAsia="游ゴシック" w:hAnsi="游ゴシック"/>
+                <w:sz w:val="20"/>
+              </w:rPr>
+            </w:pPr>
+            <w:r>
+              <w:rPr>
+                <w:rFonts w:ascii="游ゴシック" w:eastAsia="游ゴシック" w:hAnsi="游ゴシック" w:hint="eastAsia"/>
+                <w:sz w:val="20"/>
+              </w:rPr>
+              <w:t>21</w:t>
             </w:r>
           </w:p>
         </w:tc>
@@ -2992,7 +3550,7 @@
               <w:snapToGrid w:val="0"/>
               <w:jc w:val="center"/>
               <w:rPr>
-                <w:rFonts w:ascii="游ゴシック" w:eastAsia="游ゴシック" w:hAnsi="游ゴシック" w:hint="eastAsia"/>
+                <w:rFonts w:ascii="游ゴシック" w:eastAsia="游ゴシック" w:hAnsi="游ゴシック"/>
                 <w:sz w:val="20"/>
               </w:rPr>
             </w:pPr>
@@ -3007,7 +3565,7 @@
             <w:pPr>
               <w:snapToGrid w:val="0"/>
               <w:rPr>
-                <w:rFonts w:ascii="游ゴシック" w:eastAsia="游ゴシック" w:hAnsi="游ゴシック" w:hint="eastAsia"/>
+                <w:rFonts w:ascii="游ゴシック" w:eastAsia="游ゴシック" w:hAnsi="游ゴシック"/>
                 <w:sz w:val="20"/>
               </w:rPr>
             </w:pPr>
@@ -3034,6 +3592,20 @@
                 <w:sz w:val="20"/>
               </w:rPr>
             </w:pPr>
+            <w:r>
+              <w:rPr>
+                <w:rFonts w:ascii="游ゴシック" w:eastAsia="游ゴシック" w:hAnsi="游ゴシック" w:hint="eastAsia"/>
+                <w:sz w:val="20"/>
+              </w:rPr>
+              <w:t>8</w:t>
+            </w:r>
+            <w:r>
+              <w:rPr>
+                <w:rFonts w:ascii="游ゴシック" w:eastAsia="游ゴシック" w:hAnsi="游ゴシック"/>
+                <w:sz w:val="20"/>
+              </w:rPr>
+              <w:t>/14</w:t>
+            </w:r>
           </w:p>
         </w:tc>
         <w:tc>
@@ -3050,6 +3622,20 @@
                 <w:sz w:val="20"/>
               </w:rPr>
             </w:pPr>
+            <w:r>
+              <w:rPr>
+                <w:rFonts w:ascii="游ゴシック" w:eastAsia="游ゴシック" w:hAnsi="游ゴシック" w:hint="eastAsia"/>
+                <w:sz w:val="20"/>
+              </w:rPr>
+              <w:t>O</w:t>
+            </w:r>
+            <w:r>
+              <w:rPr>
+                <w:rFonts w:ascii="游ゴシック" w:eastAsia="游ゴシック" w:hAnsi="游ゴシック"/>
+                <w:sz w:val="20"/>
+              </w:rPr>
+              <w:t>K</w:t>
+            </w:r>
           </w:p>
         </w:tc>
         <w:tc>
@@ -3082,7 +3668,7 @@
               <w:snapToGrid w:val="0"/>
               <w:jc w:val="center"/>
               <w:rPr>
-                <w:rFonts w:ascii="游ゴシック" w:eastAsia="游ゴシック" w:hAnsi="游ゴシック" w:hint="eastAsia"/>
+                <w:rFonts w:ascii="游ゴシック" w:eastAsia="游ゴシック" w:hAnsi="游ゴシック"/>
                 <w:sz w:val="20"/>
               </w:rPr>
             </w:pPr>
@@ -3095,10 +3681,10 @@
             </w:r>
             <w:r>
               <w:rPr>
-                <w:rFonts w:ascii="游ゴシック" w:eastAsia="游ゴシック" w:hAnsi="游ゴシック"/>
-                <w:sz w:val="20"/>
-              </w:rPr>
-              <w:t>0</w:t>
+                <w:rFonts w:ascii="游ゴシック" w:eastAsia="游ゴシック" w:hAnsi="游ゴシック" w:hint="eastAsia"/>
+                <w:sz w:val="20"/>
+              </w:rPr>
+              <w:t>2</w:t>
             </w:r>
           </w:p>
         </w:tc>
@@ -3112,7 +3698,7 @@
             <w:pPr>
               <w:snapToGrid w:val="0"/>
               <w:rPr>
-                <w:rFonts w:ascii="游ゴシック" w:eastAsia="游ゴシック" w:hAnsi="游ゴシック" w:hint="eastAsia"/>
+                <w:rFonts w:ascii="游ゴシック" w:eastAsia="游ゴシック" w:hAnsi="游ゴシック"/>
                 <w:sz w:val="20"/>
               </w:rPr>
             </w:pPr>
@@ -3127,30 +3713,16 @@
             <w:pPr>
               <w:snapToGrid w:val="0"/>
               <w:rPr>
-                <w:rFonts w:ascii="游ゴシック" w:eastAsia="游ゴシック" w:hAnsi="游ゴシック" w:hint="eastAsia"/>
-                <w:sz w:val="20"/>
-              </w:rPr>
-            </w:pPr>
-            <w:r>
-              <w:rPr>
-                <w:rFonts w:ascii="游ゴシック" w:eastAsia="游ゴシック" w:hAnsi="游ゴシック" w:hint="eastAsia"/>
-                <w:sz w:val="20"/>
-              </w:rPr>
-              <w:t>サービスメニューの料金情報管理の文字が</w:t>
-            </w:r>
-            <w:r>
-              <w:rPr>
-                <w:rFonts w:ascii="游ゴシック" w:eastAsia="游ゴシック" w:hAnsi="游ゴシック" w:hint="eastAsia"/>
-                <w:sz w:val="20"/>
-              </w:rPr>
-              <w:t>白色で</w:t>
-            </w:r>
-            <w:r>
-              <w:rPr>
-                <w:rFonts w:ascii="游ゴシック" w:eastAsia="游ゴシック" w:hAnsi="游ゴシック" w:hint="eastAsia"/>
-                <w:sz w:val="20"/>
-              </w:rPr>
-              <w:t>ること</w:t>
+                <w:rFonts w:ascii="游ゴシック" w:eastAsia="游ゴシック" w:hAnsi="游ゴシック"/>
+                <w:sz w:val="20"/>
+              </w:rPr>
+            </w:pPr>
+            <w:r>
+              <w:rPr>
+                <w:rFonts w:ascii="游ゴシック" w:eastAsia="游ゴシック" w:hAnsi="游ゴシック" w:hint="eastAsia"/>
+                <w:sz w:val="20"/>
+              </w:rPr>
+              <w:t>サービスメニューの料金情報管理の文字が白色でること</w:t>
             </w:r>
           </w:p>
         </w:tc>
@@ -3168,6 +3740,20 @@
                 <w:sz w:val="20"/>
               </w:rPr>
             </w:pPr>
+            <w:r>
+              <w:rPr>
+                <w:rFonts w:ascii="游ゴシック" w:eastAsia="游ゴシック" w:hAnsi="游ゴシック" w:hint="eastAsia"/>
+                <w:sz w:val="20"/>
+              </w:rPr>
+              <w:t>8</w:t>
+            </w:r>
+            <w:r>
+              <w:rPr>
+                <w:rFonts w:ascii="游ゴシック" w:eastAsia="游ゴシック" w:hAnsi="游ゴシック"/>
+                <w:sz w:val="20"/>
+              </w:rPr>
+              <w:t>/14</w:t>
+            </w:r>
           </w:p>
         </w:tc>
         <w:tc>
@@ -3184,6 +3770,20 @@
                 <w:sz w:val="20"/>
               </w:rPr>
             </w:pPr>
+            <w:r>
+              <w:rPr>
+                <w:rFonts w:ascii="游ゴシック" w:eastAsia="游ゴシック" w:hAnsi="游ゴシック" w:hint="eastAsia"/>
+                <w:sz w:val="20"/>
+              </w:rPr>
+              <w:t>O</w:t>
+            </w:r>
+            <w:r>
+              <w:rPr>
+                <w:rFonts w:ascii="游ゴシック" w:eastAsia="游ゴシック" w:hAnsi="游ゴシック"/>
+                <w:sz w:val="20"/>
+              </w:rPr>
+              <w:t>K</w:t>
+            </w:r>
           </w:p>
         </w:tc>
         <w:tc>
@@ -3216,23 +3816,24 @@
               <w:snapToGrid w:val="0"/>
               <w:jc w:val="center"/>
               <w:rPr>
-                <w:rFonts w:ascii="游ゴシック" w:eastAsia="游ゴシック" w:hAnsi="游ゴシック" w:hint="eastAsia"/>
-                <w:sz w:val="20"/>
-              </w:rPr>
-            </w:pPr>
-            <w:r>
-              <w:rPr>
-                <w:rFonts w:ascii="游ゴシック" w:eastAsia="游ゴシック" w:hAnsi="游ゴシック" w:hint="eastAsia"/>
-                <w:sz w:val="20"/>
-              </w:rPr>
+                <w:rFonts w:ascii="游ゴシック" w:eastAsia="游ゴシック" w:hAnsi="游ゴシック"/>
+                <w:sz w:val="20"/>
+              </w:rPr>
+            </w:pPr>
+            <w:r>
+              <w:rPr>
+                <w:rFonts w:ascii="游ゴシック" w:eastAsia="游ゴシック" w:hAnsi="游ゴシック" w:hint="eastAsia"/>
+                <w:sz w:val="20"/>
+              </w:rPr>
+              <w:lastRenderedPageBreak/>
               <w:t>2</w:t>
             </w:r>
             <w:r>
               <w:rPr>
-                <w:rFonts w:ascii="游ゴシック" w:eastAsia="游ゴシック" w:hAnsi="游ゴシック"/>
-                <w:sz w:val="20"/>
-              </w:rPr>
-              <w:t>1</w:t>
+                <w:rFonts w:ascii="游ゴシック" w:eastAsia="游ゴシック" w:hAnsi="游ゴシック" w:hint="eastAsia"/>
+                <w:sz w:val="20"/>
+              </w:rPr>
+              <w:t>3</w:t>
             </w:r>
           </w:p>
         </w:tc>
@@ -3246,7 +3847,7 @@
             <w:pPr>
               <w:snapToGrid w:val="0"/>
               <w:rPr>
-                <w:rFonts w:ascii="游ゴシック" w:eastAsia="游ゴシック" w:hAnsi="游ゴシック" w:hint="eastAsia"/>
+                <w:rFonts w:ascii="游ゴシック" w:eastAsia="游ゴシック" w:hAnsi="游ゴシック"/>
                 <w:sz w:val="20"/>
               </w:rPr>
             </w:pPr>
@@ -3261,7 +3862,7 @@
             <w:pPr>
               <w:snapToGrid w:val="0"/>
               <w:rPr>
-                <w:rFonts w:ascii="游ゴシック" w:eastAsia="游ゴシック" w:hAnsi="游ゴシック" w:hint="eastAsia"/>
+                <w:rFonts w:ascii="游ゴシック" w:eastAsia="游ゴシック" w:hAnsi="游ゴシック"/>
                 <w:sz w:val="20"/>
               </w:rPr>
             </w:pPr>
@@ -3288,6 +3889,20 @@
                 <w:sz w:val="20"/>
               </w:rPr>
             </w:pPr>
+            <w:r>
+              <w:rPr>
+                <w:rFonts w:ascii="游ゴシック" w:eastAsia="游ゴシック" w:hAnsi="游ゴシック" w:hint="eastAsia"/>
+                <w:sz w:val="20"/>
+              </w:rPr>
+              <w:t>8</w:t>
+            </w:r>
+            <w:r>
+              <w:rPr>
+                <w:rFonts w:ascii="游ゴシック" w:eastAsia="游ゴシック" w:hAnsi="游ゴシック"/>
+                <w:sz w:val="20"/>
+              </w:rPr>
+              <w:t>/14</w:t>
+            </w:r>
           </w:p>
         </w:tc>
         <w:tc>
@@ -3304,6 +3919,20 @@
                 <w:sz w:val="20"/>
               </w:rPr>
             </w:pPr>
+            <w:r>
+              <w:rPr>
+                <w:rFonts w:ascii="游ゴシック" w:eastAsia="游ゴシック" w:hAnsi="游ゴシック" w:hint="eastAsia"/>
+                <w:sz w:val="20"/>
+              </w:rPr>
+              <w:t>O</w:t>
+            </w:r>
+            <w:r>
+              <w:rPr>
+                <w:rFonts w:ascii="游ゴシック" w:eastAsia="游ゴシック" w:hAnsi="游ゴシック"/>
+                <w:sz w:val="20"/>
+              </w:rPr>
+              <w:t>K</w:t>
+            </w:r>
           </w:p>
         </w:tc>
         <w:tc>
@@ -3336,7 +3965,7 @@
               <w:snapToGrid w:val="0"/>
               <w:jc w:val="center"/>
               <w:rPr>
-                <w:rFonts w:ascii="游ゴシック" w:eastAsia="游ゴシック" w:hAnsi="游ゴシック" w:hint="eastAsia"/>
+                <w:rFonts w:ascii="游ゴシック" w:eastAsia="游ゴシック" w:hAnsi="游ゴシック"/>
                 <w:sz w:val="20"/>
               </w:rPr>
             </w:pPr>
@@ -3349,10 +3978,10 @@
             </w:r>
             <w:r>
               <w:rPr>
-                <w:rFonts w:ascii="游ゴシック" w:eastAsia="游ゴシック" w:hAnsi="游ゴシック"/>
-                <w:sz w:val="20"/>
-              </w:rPr>
-              <w:t>2</w:t>
+                <w:rFonts w:ascii="游ゴシック" w:eastAsia="游ゴシック" w:hAnsi="游ゴシック" w:hint="eastAsia"/>
+                <w:sz w:val="20"/>
+              </w:rPr>
+              <w:t>4</w:t>
             </w:r>
           </w:p>
         </w:tc>
@@ -3366,7 +3995,7 @@
             <w:pPr>
               <w:snapToGrid w:val="0"/>
               <w:rPr>
-                <w:rFonts w:ascii="游ゴシック" w:eastAsia="游ゴシック" w:hAnsi="游ゴシック" w:hint="eastAsia"/>
+                <w:rFonts w:ascii="游ゴシック" w:eastAsia="游ゴシック" w:hAnsi="游ゴシック"/>
                 <w:sz w:val="20"/>
               </w:rPr>
             </w:pPr>
@@ -3381,7 +4010,7 @@
             <w:pPr>
               <w:snapToGrid w:val="0"/>
               <w:rPr>
-                <w:rFonts w:ascii="游ゴシック" w:eastAsia="游ゴシック" w:hAnsi="游ゴシック" w:hint="eastAsia"/>
+                <w:rFonts w:ascii="游ゴシック" w:eastAsia="游ゴシック" w:hAnsi="游ゴシック"/>
                 <w:sz w:val="20"/>
               </w:rPr>
             </w:pPr>
@@ -3408,6 +4037,20 @@
                 <w:sz w:val="20"/>
               </w:rPr>
             </w:pPr>
+            <w:r>
+              <w:rPr>
+                <w:rFonts w:ascii="游ゴシック" w:eastAsia="游ゴシック" w:hAnsi="游ゴシック" w:hint="eastAsia"/>
+                <w:sz w:val="20"/>
+              </w:rPr>
+              <w:t>8</w:t>
+            </w:r>
+            <w:r>
+              <w:rPr>
+                <w:rFonts w:ascii="游ゴシック" w:eastAsia="游ゴシック" w:hAnsi="游ゴシック"/>
+                <w:sz w:val="20"/>
+              </w:rPr>
+              <w:t>/14</w:t>
+            </w:r>
           </w:p>
         </w:tc>
         <w:tc>
@@ -3424,6 +4067,20 @@
                 <w:sz w:val="20"/>
               </w:rPr>
             </w:pPr>
+            <w:r>
+              <w:rPr>
+                <w:rFonts w:ascii="游ゴシック" w:eastAsia="游ゴシック" w:hAnsi="游ゴシック" w:hint="eastAsia"/>
+                <w:sz w:val="20"/>
+              </w:rPr>
+              <w:t>O</w:t>
+            </w:r>
+            <w:r>
+              <w:rPr>
+                <w:rFonts w:ascii="游ゴシック" w:eastAsia="游ゴシック" w:hAnsi="游ゴシック"/>
+                <w:sz w:val="20"/>
+              </w:rPr>
+              <w:t>K</w:t>
+            </w:r>
           </w:p>
         </w:tc>
         <w:tc>
@@ -3435,7 +4092,7 @@
             <w:pPr>
               <w:snapToGrid w:val="0"/>
               <w:rPr>
-                <w:rFonts w:ascii="游ゴシック" w:eastAsia="游ゴシック" w:hAnsi="游ゴシック" w:hint="eastAsia"/>
+                <w:rFonts w:ascii="游ゴシック" w:eastAsia="游ゴシック" w:hAnsi="游ゴシック"/>
                 <w:sz w:val="20"/>
               </w:rPr>
             </w:pPr>
@@ -3456,24 +4113,23 @@
               <w:snapToGrid w:val="0"/>
               <w:jc w:val="center"/>
               <w:rPr>
-                <w:rFonts w:ascii="游ゴシック" w:eastAsia="游ゴシック" w:hAnsi="游ゴシック" w:hint="eastAsia"/>
-                <w:sz w:val="20"/>
-              </w:rPr>
-            </w:pPr>
-            <w:r>
-              <w:rPr>
-                <w:rFonts w:ascii="游ゴシック" w:eastAsia="游ゴシック" w:hAnsi="游ゴシック" w:hint="eastAsia"/>
-                <w:sz w:val="20"/>
-              </w:rPr>
-              <w:lastRenderedPageBreak/>
+                <w:rFonts w:ascii="游ゴシック" w:eastAsia="游ゴシック" w:hAnsi="游ゴシック"/>
+                <w:sz w:val="20"/>
+              </w:rPr>
+            </w:pPr>
+            <w:r>
+              <w:rPr>
+                <w:rFonts w:ascii="游ゴシック" w:eastAsia="游ゴシック" w:hAnsi="游ゴシック" w:hint="eastAsia"/>
+                <w:sz w:val="20"/>
+              </w:rPr>
               <w:t>2</w:t>
             </w:r>
             <w:r>
               <w:rPr>
-                <w:rFonts w:ascii="游ゴシック" w:eastAsia="游ゴシック" w:hAnsi="游ゴシック"/>
-                <w:sz w:val="20"/>
-              </w:rPr>
-              <w:t>3</w:t>
+                <w:rFonts w:ascii="游ゴシック" w:eastAsia="游ゴシック" w:hAnsi="游ゴシック" w:hint="eastAsia"/>
+                <w:sz w:val="20"/>
+              </w:rPr>
+              <w:t>5</w:t>
             </w:r>
           </w:p>
         </w:tc>
@@ -3486,7 +4142,7 @@
             <w:pPr>
               <w:snapToGrid w:val="0"/>
               <w:rPr>
-                <w:rFonts w:ascii="游ゴシック" w:eastAsia="游ゴシック" w:hAnsi="游ゴシック" w:hint="eastAsia"/>
+                <w:rFonts w:ascii="游ゴシック" w:eastAsia="游ゴシック" w:hAnsi="游ゴシック"/>
                 <w:sz w:val="20"/>
               </w:rPr>
             </w:pPr>
@@ -3508,7 +4164,7 @@
             <w:pPr>
               <w:snapToGrid w:val="0"/>
               <w:rPr>
-                <w:rFonts w:ascii="游ゴシック" w:eastAsia="游ゴシック" w:hAnsi="游ゴシック" w:hint="eastAsia"/>
+                <w:rFonts w:ascii="游ゴシック" w:eastAsia="游ゴシック" w:hAnsi="游ゴシック"/>
                 <w:sz w:val="20"/>
               </w:rPr>
             </w:pPr>
@@ -3536,20 +4192,26 @@
           <w:p>
             <w:pPr>
               <w:snapToGrid w:val="0"/>
-              <w:rPr>
-                <w:rFonts w:ascii="游ゴシック" w:eastAsia="游ゴシック" w:hAnsi="游ゴシック" w:hint="eastAsia"/>
-                <w:sz w:val="20"/>
-              </w:rPr>
-            </w:pPr>
-          </w:p>
-          <w:p>
-            <w:pPr>
-              <w:snapToGrid w:val="0"/>
-              <w:rPr>
-                <w:rFonts w:ascii="游ゴシック" w:eastAsia="游ゴシック" w:hAnsi="游ゴシック" w:hint="eastAsia"/>
-                <w:sz w:val="20"/>
-              </w:rPr>
-            </w:pPr>
+              <w:jc w:val="center"/>
+              <w:rPr>
+                <w:rFonts w:ascii="游ゴシック" w:eastAsia="游ゴシック" w:hAnsi="游ゴシック"/>
+                <w:sz w:val="20"/>
+              </w:rPr>
+            </w:pPr>
+            <w:r>
+              <w:rPr>
+                <w:rFonts w:ascii="游ゴシック" w:eastAsia="游ゴシック" w:hAnsi="游ゴシック" w:hint="eastAsia"/>
+                <w:sz w:val="20"/>
+              </w:rPr>
+              <w:t>8</w:t>
+            </w:r>
+            <w:r>
+              <w:rPr>
+                <w:rFonts w:ascii="游ゴシック" w:eastAsia="游ゴシック" w:hAnsi="游ゴシック"/>
+                <w:sz w:val="20"/>
+              </w:rPr>
+              <w:t>/14</w:t>
+            </w:r>
           </w:p>
         </w:tc>
         <w:tc>
@@ -3566,6 +4228,20 @@
                 <w:sz w:val="20"/>
               </w:rPr>
             </w:pPr>
+            <w:r>
+              <w:rPr>
+                <w:rFonts w:ascii="游ゴシック" w:eastAsia="游ゴシック" w:hAnsi="游ゴシック" w:hint="eastAsia"/>
+                <w:sz w:val="20"/>
+              </w:rPr>
+              <w:t>O</w:t>
+            </w:r>
+            <w:r>
+              <w:rPr>
+                <w:rFonts w:ascii="游ゴシック" w:eastAsia="游ゴシック" w:hAnsi="游ゴシック"/>
+                <w:sz w:val="20"/>
+              </w:rPr>
+              <w:t>K</w:t>
+            </w:r>
           </w:p>
         </w:tc>
         <w:tc>
@@ -3577,7 +4253,7 @@
             <w:pPr>
               <w:snapToGrid w:val="0"/>
               <w:rPr>
-                <w:rFonts w:ascii="游ゴシック" w:eastAsia="游ゴシック" w:hAnsi="游ゴシック" w:hint="eastAsia"/>
+                <w:rFonts w:ascii="游ゴシック" w:eastAsia="游ゴシック" w:hAnsi="游ゴシック"/>
                 <w:sz w:val="20"/>
               </w:rPr>
             </w:pPr>
@@ -3591,14 +4267,15 @@
         <w:snapToGrid w:val="0"/>
         <w:spacing w:line="20" w:lineRule="atLeast"/>
         <w:jc w:val="left"/>
-        <w:rPr>
-          <w:rFonts w:hint="eastAsia"/>
-        </w:rPr>
       </w:pPr>
     </w:p>
     <w:sectPr>
-      <w:headerReference w:type="default" r:id="rId11"/>
-      <w:footerReference w:type="even" r:id="rId12"/>
+      <w:headerReference w:type="even" r:id="rId11"/>
+      <w:headerReference w:type="default" r:id="rId12"/>
+      <w:footerReference w:type="even" r:id="rId13"/>
+      <w:footerReference w:type="default" r:id="rId14"/>
+      <w:headerReference w:type="first" r:id="rId15"/>
+      <w:footerReference w:type="first" r:id="rId16"/>
       <w:type w:val="continuous"/>
       <w:pgSz w:w="16838" w:h="11906" w:orient="landscape" w:code="9"/>
       <w:pgMar w:top="1134" w:right="567" w:bottom="397" w:left="567" w:header="510" w:footer="397" w:gutter="794"/>
@@ -3665,6 +4342,26 @@
 </w:ftr>
 </file>
 
+<file path=word/footer2.xml><?xml version="1.0" encoding="utf-8"?>
+<w:ftr xmlns:wpc="http://schemas.microsoft.com/office/word/2010/wordprocessingCanvas" xmlns:cx="http://schemas.microsoft.com/office/drawing/2014/chartex" xmlns:cx1="http://schemas.microsoft.com/office/drawing/2015/9/8/chartex" xmlns:cx2="http://schemas.microsoft.com/office/drawing/2015/10/21/chartex" xmlns:cx3="http://schemas.microsoft.com/office/drawing/2016/5/9/chartex" xmlns:cx4="http://schemas.microsoft.com/office/drawing/2016/5/10/chartex" xmlns:cx5="http://schemas.microsoft.com/office/drawing/2016/5/11/chartex" xmlns:cx6="http://schemas.microsoft.com/office/drawing/2016/5/12/chartex" xmlns:cx7="http://schemas.microsoft.com/office/drawing/2016/5/13/chartex" xmlns:cx8="http://schemas.microsoft.com/office/drawing/2016/5/14/chartex" xmlns:mc="http://schemas.openxmlformats.org/markup-compatibility/2006" xmlns:aink="http://schemas.microsoft.com/office/drawing/2016/ink" xmlns:am3d="http://schemas.microsoft.com/office/drawing/2017/model3d" xmlns:o="urn:schemas-microsoft-com:office:office" xmlns:r="http://schemas.openxmlformats.org/officeDocument/2006/relationships" xmlns:m="http://schemas.openxmlformats.org/officeDocument/2006/math" xmlns:v="urn:schemas-microsoft-com:vml" xmlns:wp14="http://schemas.microsoft.com/office/word/2010/wordprocessingDrawing" xmlns:wp="http://schemas.openxmlformats.org/drawingml/2006/wordprocessingDrawing" xmlns:w10="urn:schemas-microsoft-com:office:word" xmlns:w="http://schemas.openxmlformats.org/wordprocessingml/2006/main" xmlns:w14="http://schemas.microsoft.com/office/word/2010/wordml" xmlns:w15="http://schemas.microsoft.com/office/word/2012/wordml" xmlns:w16cid="http://schemas.microsoft.com/office/word/2016/wordml/cid" xmlns:w16se="http://schemas.microsoft.com/office/word/2015/wordml/symex" xmlns:wpg="http://schemas.microsoft.com/office/word/2010/wordprocessingGroup" xmlns:wpi="http://schemas.microsoft.com/office/word/2010/wordprocessingInk" xmlns:wne="http://schemas.microsoft.com/office/word/2006/wordml" xmlns:wps="http://schemas.microsoft.com/office/word/2010/wordprocessingShape" mc:Ignorable="w14 w15 w16se w16cid wp14">
+  <w:p>
+    <w:pPr>
+      <w:pStyle w:val="a3"/>
+    </w:pPr>
+  </w:p>
+</w:ftr>
+</file>
+
+<file path=word/footer3.xml><?xml version="1.0" encoding="utf-8"?>
+<w:ftr xmlns:wpc="http://schemas.microsoft.com/office/word/2010/wordprocessingCanvas" xmlns:cx="http://schemas.microsoft.com/office/drawing/2014/chartex" xmlns:cx1="http://schemas.microsoft.com/office/drawing/2015/9/8/chartex" xmlns:cx2="http://schemas.microsoft.com/office/drawing/2015/10/21/chartex" xmlns:cx3="http://schemas.microsoft.com/office/drawing/2016/5/9/chartex" xmlns:cx4="http://schemas.microsoft.com/office/drawing/2016/5/10/chartex" xmlns:cx5="http://schemas.microsoft.com/office/drawing/2016/5/11/chartex" xmlns:cx6="http://schemas.microsoft.com/office/drawing/2016/5/12/chartex" xmlns:cx7="http://schemas.microsoft.com/office/drawing/2016/5/13/chartex" xmlns:cx8="http://schemas.microsoft.com/office/drawing/2016/5/14/chartex" xmlns:mc="http://schemas.openxmlformats.org/markup-compatibility/2006" xmlns:aink="http://schemas.microsoft.com/office/drawing/2016/ink" xmlns:am3d="http://schemas.microsoft.com/office/drawing/2017/model3d" xmlns:o="urn:schemas-microsoft-com:office:office" xmlns:r="http://schemas.openxmlformats.org/officeDocument/2006/relationships" xmlns:m="http://schemas.openxmlformats.org/officeDocument/2006/math" xmlns:v="urn:schemas-microsoft-com:vml" xmlns:wp14="http://schemas.microsoft.com/office/word/2010/wordprocessingDrawing" xmlns:wp="http://schemas.openxmlformats.org/drawingml/2006/wordprocessingDrawing" xmlns:w10="urn:schemas-microsoft-com:office:word" xmlns:w="http://schemas.openxmlformats.org/wordprocessingml/2006/main" xmlns:w14="http://schemas.microsoft.com/office/word/2010/wordml" xmlns:w15="http://schemas.microsoft.com/office/word/2012/wordml" xmlns:w16cid="http://schemas.microsoft.com/office/word/2016/wordml/cid" xmlns:w16se="http://schemas.microsoft.com/office/word/2015/wordml/symex" xmlns:wpg="http://schemas.microsoft.com/office/word/2010/wordprocessingGroup" xmlns:wpi="http://schemas.microsoft.com/office/word/2010/wordprocessingInk" xmlns:wne="http://schemas.microsoft.com/office/word/2006/wordml" xmlns:wps="http://schemas.microsoft.com/office/word/2010/wordprocessingShape" mc:Ignorable="w14 w15 w16se w16cid wp14">
+  <w:p>
+    <w:pPr>
+      <w:pStyle w:val="a3"/>
+    </w:pPr>
+  </w:p>
+</w:ftr>
+</file>
+
 <file path=word/footnotes.xml><?xml version="1.0" encoding="utf-8"?>
 <w:footnotes xmlns:wpc="http://schemas.microsoft.com/office/word/2010/wordprocessingCanvas" xmlns:cx="http://schemas.microsoft.com/office/drawing/2014/chartex" xmlns:cx1="http://schemas.microsoft.com/office/drawing/2015/9/8/chartex" xmlns:cx2="http://schemas.microsoft.com/office/drawing/2015/10/21/chartex" xmlns:cx3="http://schemas.microsoft.com/office/drawing/2016/5/9/chartex" xmlns:cx4="http://schemas.microsoft.com/office/drawing/2016/5/10/chartex" xmlns:cx5="http://schemas.microsoft.com/office/drawing/2016/5/11/chartex" xmlns:cx6="http://schemas.microsoft.com/office/drawing/2016/5/12/chartex" xmlns:cx7="http://schemas.microsoft.com/office/drawing/2016/5/13/chartex" xmlns:cx8="http://schemas.microsoft.com/office/drawing/2016/5/14/chartex" xmlns:mc="http://schemas.openxmlformats.org/markup-compatibility/2006" xmlns:aink="http://schemas.microsoft.com/office/drawing/2016/ink" xmlns:am3d="http://schemas.microsoft.com/office/drawing/2017/model3d" xmlns:o="urn:schemas-microsoft-com:office:office" xmlns:r="http://schemas.openxmlformats.org/officeDocument/2006/relationships" xmlns:m="http://schemas.openxmlformats.org/officeDocument/2006/math" xmlns:v="urn:schemas-microsoft-com:vml" xmlns:wp14="http://schemas.microsoft.com/office/word/2010/wordprocessingDrawing" xmlns:wp="http://schemas.openxmlformats.org/drawingml/2006/wordprocessingDrawing" xmlns:w10="urn:schemas-microsoft-com:office:word" xmlns:w="http://schemas.openxmlformats.org/wordprocessingml/2006/main" xmlns:w14="http://schemas.microsoft.com/office/word/2010/wordml" xmlns:w15="http://schemas.microsoft.com/office/word/2012/wordml" xmlns:w16cid="http://schemas.microsoft.com/office/word/2016/wordml/cid" xmlns:w16se="http://schemas.microsoft.com/office/word/2015/wordml/symex" xmlns:wpg="http://schemas.microsoft.com/office/word/2010/wordprocessingGroup" xmlns:wpi="http://schemas.microsoft.com/office/word/2010/wordprocessingInk" xmlns:wne="http://schemas.microsoft.com/office/word/2006/wordml" xmlns:wps="http://schemas.microsoft.com/office/word/2010/wordprocessingShape" mc:Ignorable="w14 w15 w16se w16cid wp14">
   <w:footnote w:type="separator" w:id="-1">
@@ -3685,6 +4382,16 @@
 </file>
 
 <file path=word/header1.xml><?xml version="1.0" encoding="utf-8"?>
+<w:hdr xmlns:wpc="http://schemas.microsoft.com/office/word/2010/wordprocessingCanvas" xmlns:cx="http://schemas.microsoft.com/office/drawing/2014/chartex" xmlns:cx1="http://schemas.microsoft.com/office/drawing/2015/9/8/chartex" xmlns:cx2="http://schemas.microsoft.com/office/drawing/2015/10/21/chartex" xmlns:cx3="http://schemas.microsoft.com/office/drawing/2016/5/9/chartex" xmlns:cx4="http://schemas.microsoft.com/office/drawing/2016/5/10/chartex" xmlns:cx5="http://schemas.microsoft.com/office/drawing/2016/5/11/chartex" xmlns:cx6="http://schemas.microsoft.com/office/drawing/2016/5/12/chartex" xmlns:cx7="http://schemas.microsoft.com/office/drawing/2016/5/13/chartex" xmlns:cx8="http://schemas.microsoft.com/office/drawing/2016/5/14/chartex" xmlns:mc="http://schemas.openxmlformats.org/markup-compatibility/2006" xmlns:aink="http://schemas.microsoft.com/office/drawing/2016/ink" xmlns:am3d="http://schemas.microsoft.com/office/drawing/2017/model3d" xmlns:o="urn:schemas-microsoft-com:office:office" xmlns:r="http://schemas.openxmlformats.org/officeDocument/2006/relationships" xmlns:m="http://schemas.openxmlformats.org/officeDocument/2006/math" xmlns:v="urn:schemas-microsoft-com:vml" xmlns:wp14="http://schemas.microsoft.com/office/word/2010/wordprocessingDrawing" xmlns:wp="http://schemas.openxmlformats.org/drawingml/2006/wordprocessingDrawing" xmlns:w10="urn:schemas-microsoft-com:office:word" xmlns:w="http://schemas.openxmlformats.org/wordprocessingml/2006/main" xmlns:w14="http://schemas.microsoft.com/office/word/2010/wordml" xmlns:w15="http://schemas.microsoft.com/office/word/2012/wordml" xmlns:w16cid="http://schemas.microsoft.com/office/word/2016/wordml/cid" xmlns:w16se="http://schemas.microsoft.com/office/word/2015/wordml/symex" xmlns:wpg="http://schemas.microsoft.com/office/word/2010/wordprocessingGroup" xmlns:wpi="http://schemas.microsoft.com/office/word/2010/wordprocessingInk" xmlns:wne="http://schemas.microsoft.com/office/word/2006/wordml" xmlns:wps="http://schemas.microsoft.com/office/word/2010/wordprocessingShape" mc:Ignorable="w14 w15 w16se w16cid wp14">
+  <w:p>
+    <w:pPr>
+      <w:pStyle w:val="a5"/>
+    </w:pPr>
+  </w:p>
+</w:hdr>
+</file>
+
+<file path=word/header2.xml><?xml version="1.0" encoding="utf-8"?>
 <w:hdr xmlns:wpc="http://schemas.microsoft.com/office/word/2010/wordprocessingCanvas" xmlns:cx="http://schemas.microsoft.com/office/drawing/2014/chartex" xmlns:cx1="http://schemas.microsoft.com/office/drawing/2015/9/8/chartex" xmlns:cx2="http://schemas.microsoft.com/office/drawing/2015/10/21/chartex" xmlns:cx3="http://schemas.microsoft.com/office/drawing/2016/5/9/chartex" xmlns:cx4="http://schemas.microsoft.com/office/drawing/2016/5/10/chartex" xmlns:cx5="http://schemas.microsoft.com/office/drawing/2016/5/11/chartex" xmlns:cx6="http://schemas.microsoft.com/office/drawing/2016/5/12/chartex" xmlns:cx7="http://schemas.microsoft.com/office/drawing/2016/5/13/chartex" xmlns:cx8="http://schemas.microsoft.com/office/drawing/2016/5/14/chartex" xmlns:mc="http://schemas.openxmlformats.org/markup-compatibility/2006" xmlns:aink="http://schemas.microsoft.com/office/drawing/2016/ink" xmlns:am3d="http://schemas.microsoft.com/office/drawing/2017/model3d" xmlns:o="urn:schemas-microsoft-com:office:office" xmlns:r="http://schemas.openxmlformats.org/officeDocument/2006/relationships" xmlns:m="http://schemas.openxmlformats.org/officeDocument/2006/math" xmlns:v="urn:schemas-microsoft-com:vml" xmlns:wp14="http://schemas.microsoft.com/office/word/2010/wordprocessingDrawing" xmlns:wp="http://schemas.openxmlformats.org/drawingml/2006/wordprocessingDrawing" xmlns:w10="urn:schemas-microsoft-com:office:word" xmlns:w="http://schemas.openxmlformats.org/wordprocessingml/2006/main" xmlns:w14="http://schemas.microsoft.com/office/word/2010/wordml" xmlns:w15="http://schemas.microsoft.com/office/word/2012/wordml" xmlns:w16cid="http://schemas.microsoft.com/office/word/2016/wordml/cid" xmlns:w16se="http://schemas.microsoft.com/office/word/2015/wordml/symex" xmlns:wpg="http://schemas.microsoft.com/office/word/2010/wordprocessingGroup" xmlns:wpi="http://schemas.microsoft.com/office/word/2010/wordprocessingInk" xmlns:wne="http://schemas.microsoft.com/office/word/2006/wordml" xmlns:wps="http://schemas.microsoft.com/office/word/2010/wordprocessingShape" mc:Ignorable="w14 w15 w16se w16cid wp14">
   <w:tbl>
     <w:tblPr>
@@ -3993,6 +4700,8 @@
               <w:sz w:val="20"/>
             </w:rPr>
           </w:pPr>
+          <w:bookmarkStart w:id="0" w:name="_GoBack"/>
+          <w:bookmarkEnd w:id="0"/>
         </w:p>
       </w:tc>
       <w:tc>
@@ -4143,20 +4852,6 @@
             <w:t>JavaTraning</w:t>
           </w:r>
           <w:proofErr w:type="spellEnd"/>
-          <w:r>
-            <w:rPr>
-              <w:rFonts w:ascii="游ゴシック" w:eastAsia="游ゴシック" w:hAnsi="游ゴシック" w:cs="Arial Unicode MS" w:hint="eastAsia"/>
-              <w:sz w:val="20"/>
-            </w:rPr>
-            <w:t xml:space="preserve">　</w:t>
-          </w:r>
-          <w:r>
-            <w:rPr>
-              <w:rFonts w:ascii="游ゴシック" w:eastAsia="游ゴシック" w:hAnsi="游ゴシック" w:cs="Arial Unicode MS"/>
-              <w:sz w:val="20"/>
-            </w:rPr>
-            <w:t>a4ead469bd5550f3c355521970b0b23b6ab3306c</w:t>
-          </w:r>
         </w:p>
       </w:tc>
       <w:tc>
@@ -4303,6 +4998,16 @@
     </w:tr>
   </w:tbl>
   <w:p/>
+</w:hdr>
+</file>
+
+<file path=word/header3.xml><?xml version="1.0" encoding="utf-8"?>
+<w:hdr xmlns:wpc="http://schemas.microsoft.com/office/word/2010/wordprocessingCanvas" xmlns:cx="http://schemas.microsoft.com/office/drawing/2014/chartex" xmlns:cx1="http://schemas.microsoft.com/office/drawing/2015/9/8/chartex" xmlns:cx2="http://schemas.microsoft.com/office/drawing/2015/10/21/chartex" xmlns:cx3="http://schemas.microsoft.com/office/drawing/2016/5/9/chartex" xmlns:cx4="http://schemas.microsoft.com/office/drawing/2016/5/10/chartex" xmlns:cx5="http://schemas.microsoft.com/office/drawing/2016/5/11/chartex" xmlns:cx6="http://schemas.microsoft.com/office/drawing/2016/5/12/chartex" xmlns:cx7="http://schemas.microsoft.com/office/drawing/2016/5/13/chartex" xmlns:cx8="http://schemas.microsoft.com/office/drawing/2016/5/14/chartex" xmlns:mc="http://schemas.openxmlformats.org/markup-compatibility/2006" xmlns:aink="http://schemas.microsoft.com/office/drawing/2016/ink" xmlns:am3d="http://schemas.microsoft.com/office/drawing/2017/model3d" xmlns:o="urn:schemas-microsoft-com:office:office" xmlns:r="http://schemas.openxmlformats.org/officeDocument/2006/relationships" xmlns:m="http://schemas.openxmlformats.org/officeDocument/2006/math" xmlns:v="urn:schemas-microsoft-com:vml" xmlns:wp14="http://schemas.microsoft.com/office/word/2010/wordprocessingDrawing" xmlns:wp="http://schemas.openxmlformats.org/drawingml/2006/wordprocessingDrawing" xmlns:w10="urn:schemas-microsoft-com:office:word" xmlns:w="http://schemas.openxmlformats.org/wordprocessingml/2006/main" xmlns:w14="http://schemas.microsoft.com/office/word/2010/wordml" xmlns:w15="http://schemas.microsoft.com/office/word/2012/wordml" xmlns:w16cid="http://schemas.microsoft.com/office/word/2016/wordml/cid" xmlns:w16se="http://schemas.microsoft.com/office/word/2015/wordml/symex" xmlns:wpg="http://schemas.microsoft.com/office/word/2010/wordprocessingGroup" xmlns:wpi="http://schemas.microsoft.com/office/word/2010/wordprocessingInk" xmlns:wne="http://schemas.microsoft.com/office/word/2006/wordml" xmlns:wps="http://schemas.microsoft.com/office/word/2010/wordprocessingShape" mc:Ignorable="w14 w15 w16se w16cid wp14">
+  <w:p>
+    <w:pPr>
+      <w:pStyle w:val="a5"/>
+    </w:pPr>
+  </w:p>
 </w:hdr>
 </file>
 
@@ -5489,7 +6194,7 @@
 </file>
 
 <file path=customXml/itemProps4.xml><?xml version="1.0" encoding="utf-8"?>
-<ds:datastoreItem xmlns:ds="http://schemas.openxmlformats.org/officeDocument/2006/customXml" ds:itemID="{AC74BC72-D1E8-4606-8555-BEBE37CC1A82}">
+<ds:datastoreItem xmlns:ds="http://schemas.openxmlformats.org/officeDocument/2006/customXml" ds:itemID="{9DA5CFA3-CEB1-499F-88B5-F8975F7ADC77}">
   <ds:schemaRefs>
     <ds:schemaRef ds:uri="http://schemas.openxmlformats.org/officeDocument/2006/bibliography"/>
   </ds:schemaRefs>
